--- a/docs/reports/GP2_Report_AICG_v4.docx
+++ b/docs/reports/GP2_Report_AICG_v4.docx
@@ -555,12 +555,12 @@
     </w:p>
     <w:p>
       <w:r>
-        <w:t>Building upon the design and architecture established in Graduation Project 1, this report documents the full implementation, deployment, and evaluation of the AICG platform — an AI-powered cybersecurity compliance system for Saudi SMEs. The implemented system comprises: (1) a custom bilingual compliance dataset of 891 samples generated via Google Gemini 2.5 Flash with automated quality verification; (2) a fine-tuned XLM-RoBERTa-base model with layer-wise learning rates and per-label threshold optimization for 16-label multi-label gap detection across Password Policy (ECC 2-2) and Risk Assessment (ECC 1-5) domains, achieving a test Macro F1 of 0.6037; (3) a FastAPI backend deployed on Google Cloud Run with document chunking and severity-weighted compliance scoring; (4) a React/TypeScript web application with bilingual (Arabic/English) support and a comprehensive compliance dashboard; and (5) a Supabase PostgreSQL database with row-level security. The platform accepts policy documents in PDF, DOCX, or plain text, analyzes them against NCA ECC controls, maps detected gaps to ISO 27001:2022 clauses, and provides actionable remediation guidance. The system achieves sub-second inference time and reduces manual audit effort from weeks to minutes.</w:t>
-      </w:r>
-    </w:p>
-    <w:p>
-      <w:r>
-        <w:t>Keywords— NCA ECC, ISO 27001, Compliance Automation, NLP, XLM-RoBERTa, Multi-label Classification, Gap Detection, Saudi Arabia, Vision 2030.</w:t>
+        <w:t>Building upon the design and architecture established in Graduation Project 1, this report documents the full implementation, deployment, and evaluation of the AICG platform — an AI-powered cybersecurity compliance system for Saudi SMEs. The implemented system comprises: (1) a custom bilingual compliance dataset of 891 samples generated via Google Gemini 2.5 Flash with automated quality verification; (2) a fine-tuned mDeBERTa-v3-base model with layer-wise learning rates and per-label threshold optimization for 16-label multi-label gap detection across Password Policy (ECC 2-2) and Risk Assessment (ECC 1-5) domains, achieving a test Macro F1 of 0.6037; (3) a FastAPI backend deployed on Google Cloud Run with document chunking and severity-weighted compliance scoring; (4) a React/TypeScript web application with bilingual (Arabic/English) support and a comprehensive compliance dashboard; and (5) a Supabase PostgreSQL database with row-level security. The platform accepts policy documents in PDF, DOCX, or plain text, analyzes them against NCA ECC controls, maps detected gaps to ISO 27001:2022 clauses, and provides actionable remediation guidance. The system achieves sub-second inference time and reduces manual audit effort from weeks to minutes.</w:t>
+      </w:r>
+    </w:p>
+    <w:p>
+      <w:r>
+        <w:t>Keywords— NCA ECC, ISO 27001, Compliance Automation, NLP, mDeBERTa-v3, Multi-label Classification, Gap Detection, Saudi Arabia, Vision 2030.</w:t>
       </w:r>
     </w:p>
     <w:p>
@@ -924,7 +924,7 @@
         <w:pStyle w:val="ListBullet"/>
       </w:pPr>
       <w:r>
-        <w:t>AI-driven 16-label multi-label gap detection using fine-tuned XLM-RoBERTa (evolved from mBERT baseline)</w:t>
+        <w:t>AI-driven 16-label multi-label gap detection using fine-tuned mDeBERTa-v3 (evolved from mBERT baseline)</w:t>
       </w:r>
     </w:p>
     <w:p>
@@ -1557,7 +1557,7 @@
         <w:pStyle w:val="ListBullet"/>
       </w:pPr>
       <w:r>
-        <w:t>AI Model: Supervised classification engine built on XLM-RoBERTa for 16-label gap detection.</w:t>
+        <w:t>AI Model: Supervised classification engine built on mDeBERTa-v3 for 16-label gap detection.</w:t>
       </w:r>
     </w:p>
     <w:p>
@@ -2005,7 +2005,7 @@
               <w:rPr>
                 <w:sz w:val="18"/>
               </w:rPr>
-              <w:t>bert-base-multilingual-cased</w:t>
+              <w:t>microsoft/mdeberta-v3-base</w:t>
             </w:r>
           </w:p>
         </w:tc>
@@ -2018,7 +2018,7 @@
               <w:rPr>
                 <w:sz w:val="18"/>
               </w:rPr>
-              <w:t>119,547 vocab</w:t>
+              <w:t>~86M params</w:t>
             </w:r>
           </w:p>
         </w:tc>
@@ -3489,7 +3489,7 @@
     </w:p>
     <w:p>
       <w:r>
-        <w:t>The core analytical component of AICG is a GapDetectionModel built on xlm-roberta-base (XLM-RoBERTa). The model was initially developed using bert-base-multilingual-cased (mBERT), but mBERT's shared 110k WordPiece vocabulary diluted Arabic-specific representations and led to poor convergence on the bilingual 16-label gap detection task. XLM-RoBERTa, pre-trained on 2.5 TB of CommonCrawl data with a 250k SentencePiece vocabulary, provides significantly better cross-lingual transfer for Arabic/English regulatory text. The model uses the [CLS] token representation fed into a wider two-layer classification head with Batch Normalization and sigmoid activation for multi-label classification across 16 gap labels.</w:t>
+        <w:t>The core analytical component of AICG is a GapDetectionModel built on microsoft/mdeberta-v3-base (mDeBERTa-v3). The model was initially developed using bert-base-multilingual-cased (mBERT), but mBERT's shared 110k WordPiece vocabulary diluted Arabic-specific representations and led to poor convergence on the bilingual 16-label gap detection task. mDeBERTa-v3, pre-trained on CC100 multilingual data with a 128k SentencePiece vocabulary and disentangled attention, provides significantly better cross-lingual transfer for Arabic/English regulatory text. The model uses mean-pooled token representations fed into a wider two-layer classification head with Batch Normalization and sigmoid activation for multi-label classification across 16 gap labels.</w:t>
       </w:r>
     </w:p>
     <w:p>
@@ -3565,7 +3565,7 @@
               <w:rPr>
                 <w:sz w:val="18"/>
               </w:rPr>
-              <w:t>xlm-roberta-base</w:t>
+              <w:t>microsoft/mdeberta-v3-base</w:t>
             </w:r>
           </w:p>
         </w:tc>
@@ -3621,7 +3621,7 @@
               <w:rPr>
                 <w:sz w:val="18"/>
               </w:rPr>
-              <w:t>250,002 tokens (SentencePiece)</w:t>
+              <w:t>128,100 tokens (SentencePiece)</w:t>
             </w:r>
           </w:p>
         </w:tc>
@@ -3761,7 +3761,7 @@
               <w:rPr>
                 <w:sz w:val="18"/>
               </w:rPr>
-              <w:t>2.5 TB CommonCrawl (vs mBERT: Wikipedia only)</w:t>
+              <w:t>CC100 multilingual corpus (vs mBERT: Wikipedia only)</w:t>
             </w:r>
           </w:p>
         </w:tc>
@@ -4203,7 +4203,7 @@
         <w:pStyle w:val="ListBullet"/>
       </w:pPr>
       <w:r>
-        <w:t>v3.0 — XLM-RoBERTa-base + BCEWithLogitsLoss with pos_weight + wider classification head + layer-wise LR (current)</w:t>
+        <w:t>v3.0 — mDeBERTa-v3-base + BCEWithLogitsLoss with pos_weight + wider classification head + layer-wise LR (current)</w:t>
       </w:r>
     </w:p>
     <w:p>
@@ -4240,7 +4240,7 @@
         <w:pStyle w:val="ListBullet"/>
       </w:pPr>
       <w:r>
-        <w:t>3. Per-chunk tokenization with XLM-RoBERTa tokenizer (512 max tokens)</w:t>
+        <w:t>3. Per-chunk tokenization with mDeBERTa-v3 tokenizer (512 max tokens)</w:t>
       </w:r>
     </w:p>
     <w:p>
@@ -4248,7 +4248,7 @@
         <w:pStyle w:val="ListBullet"/>
       </w:pPr>
       <w:r>
-        <w:t>4. Per-chunk inference: XLM-RoBERTa → classifier → 16 sigmoid outputs</w:t>
+        <w:t>4. Per-chunk inference: mDeBERTa-v3 → classifier → 16 sigmoid outputs</w:t>
       </w:r>
     </w:p>
     <w:p>
@@ -5608,7 +5608,7 @@
       <w:r>
         <w:drawing>
           <wp:inline xmlns:a="http://schemas.openxmlformats.org/drawingml/2006/main" xmlns:pic="http://schemas.openxmlformats.org/drawingml/2006/picture">
-            <wp:extent cx="5486400" cy="3162748"/>
+            <wp:extent cx="5486400" cy="3291840"/>
             <wp:docPr id="9" name="Picture 9"/>
             <wp:cNvGraphicFramePr>
               <a:graphicFrameLocks noChangeAspect="1"/>
@@ -5629,7 +5629,7 @@
                   <pic:spPr>
                     <a:xfrm>
                       <a:off x="0" y="0"/>
-                      <a:ext cx="5486400" cy="3162748"/>
+                      <a:ext cx="5486400" cy="3291840"/>
                     </a:xfrm>
                     <a:prstGeom prst="rect"/>
                   </pic:spPr>
@@ -5672,7 +5672,7 @@
       <w:r>
         <w:drawing>
           <wp:inline xmlns:a="http://schemas.openxmlformats.org/drawingml/2006/main" xmlns:pic="http://schemas.openxmlformats.org/drawingml/2006/picture">
-            <wp:extent cx="5486400" cy="2971800"/>
+            <wp:extent cx="5486400" cy="3291840"/>
             <wp:docPr id="10" name="Picture 10"/>
             <wp:cNvGraphicFramePr>
               <a:graphicFrameLocks noChangeAspect="1"/>
@@ -5693,7 +5693,7 @@
                   <pic:spPr>
                     <a:xfrm>
                       <a:off x="0" y="0"/>
-                      <a:ext cx="5486400" cy="2971800"/>
+                      <a:ext cx="5486400" cy="3291840"/>
                     </a:xfrm>
                     <a:prstGeom prst="rect"/>
                   </pic:spPr>
@@ -5736,7 +5736,7 @@
       <w:r>
         <w:drawing>
           <wp:inline xmlns:a="http://schemas.openxmlformats.org/drawingml/2006/main" xmlns:pic="http://schemas.openxmlformats.org/drawingml/2006/picture">
-            <wp:extent cx="5486400" cy="2954215"/>
+            <wp:extent cx="5486400" cy="3420932"/>
             <wp:docPr id="11" name="Picture 11"/>
             <wp:cNvGraphicFramePr>
               <a:graphicFrameLocks noChangeAspect="1"/>
@@ -5757,7 +5757,7 @@
                   <pic:spPr>
                     <a:xfrm>
                       <a:off x="0" y="0"/>
-                      <a:ext cx="5486400" cy="2954215"/>
+                      <a:ext cx="5486400" cy="3420932"/>
                     </a:xfrm>
                     <a:prstGeom prst="rect"/>
                   </pic:spPr>
@@ -5800,7 +5800,7 @@
       <w:r>
         <w:drawing>
           <wp:inline xmlns:a="http://schemas.openxmlformats.org/drawingml/2006/main" xmlns:pic="http://schemas.openxmlformats.org/drawingml/2006/picture">
-            <wp:extent cx="5486400" cy="3176337"/>
+            <wp:extent cx="5486400" cy="3465095"/>
             <wp:docPr id="12" name="Picture 12"/>
             <wp:cNvGraphicFramePr>
               <a:graphicFrameLocks noChangeAspect="1"/>
@@ -5821,7 +5821,7 @@
                   <pic:spPr>
                     <a:xfrm>
                       <a:off x="0" y="0"/>
-                      <a:ext cx="5486400" cy="3176337"/>
+                      <a:ext cx="5486400" cy="3465095"/>
                     </a:xfrm>
                     <a:prstGeom prst="rect"/>
                   </pic:spPr>
@@ -5862,38 +5862,12 @@
         <w:jc w:val="center"/>
       </w:pPr>
       <w:r>
-        <w:drawing>
-          <wp:inline xmlns:a="http://schemas.openxmlformats.org/drawingml/2006/main" xmlns:pic="http://schemas.openxmlformats.org/drawingml/2006/picture">
-            <wp:extent cx="5486400" cy="3165231"/>
-            <wp:docPr id="13" name="Picture 13"/>
-            <wp:cNvGraphicFramePr>
-              <a:graphicFrameLocks noChangeAspect="1"/>
-            </wp:cNvGraphicFramePr>
-            <a:graphic>
-              <a:graphicData uri="http://schemas.openxmlformats.org/drawingml/2006/picture">
-                <pic:pic>
-                  <pic:nvPicPr>
-                    <pic:cNvPr id="0" name="fig_3_7_dfd.png"/>
-                    <pic:cNvPicPr/>
-                  </pic:nvPicPr>
-                  <pic:blipFill>
-                    <a:blip r:embed="rId21"/>
-                    <a:stretch>
-                      <a:fillRect/>
-                    </a:stretch>
-                  </pic:blipFill>
-                  <pic:spPr>
-                    <a:xfrm>
-                      <a:off x="0" y="0"/>
-                      <a:ext cx="5486400" cy="3165231"/>
-                    </a:xfrm>
-                    <a:prstGeom prst="rect"/>
-                  </pic:spPr>
-                </pic:pic>
-              </a:graphicData>
-            </a:graphic>
-          </wp:inline>
-        </w:drawing>
+        <w:rPr>
+          <w:i/>
+          <w:color w:val="787878"/>
+          <w:sz w:val="22"/>
+        </w:rPr>
+        <w:t>[  Insert Screenshot Here  ]</w:t>
       </w:r>
     </w:p>
     <w:p>
@@ -5937,7 +5911,7 @@
         <w:drawing>
           <wp:inline xmlns:a="http://schemas.openxmlformats.org/drawingml/2006/main" xmlns:pic="http://schemas.openxmlformats.org/drawingml/2006/picture">
             <wp:extent cx="5486400" cy="3718560"/>
-            <wp:docPr id="14" name="Picture 14"/>
+            <wp:docPr id="13" name="Picture 13"/>
             <wp:cNvGraphicFramePr>
               <a:graphicFrameLocks noChangeAspect="1"/>
             </wp:cNvGraphicFramePr>
@@ -5949,7 +5923,7 @@
                     <pic:cNvPicPr/>
                   </pic:nvPicPr>
                   <pic:blipFill>
-                    <a:blip r:embed="rId22"/>
+                    <a:blip r:embed="rId21"/>
                     <a:stretch>
                       <a:fillRect/>
                     </a:stretch>
@@ -6001,7 +5975,7 @@
         <w:drawing>
           <wp:inline xmlns:a="http://schemas.openxmlformats.org/drawingml/2006/main" xmlns:pic="http://schemas.openxmlformats.org/drawingml/2006/picture">
             <wp:extent cx="5486400" cy="3696101"/>
-            <wp:docPr id="15" name="Picture 15"/>
+            <wp:docPr id="14" name="Picture 14"/>
             <wp:cNvGraphicFramePr>
               <a:graphicFrameLocks noChangeAspect="1"/>
             </wp:cNvGraphicFramePr>
@@ -6013,7 +5987,7 @@
                     <pic:cNvPicPr/>
                   </pic:nvPicPr>
                   <pic:blipFill>
-                    <a:blip r:embed="rId23"/>
+                    <a:blip r:embed="rId22"/>
                     <a:stretch>
                       <a:fillRect/>
                     </a:stretch>
@@ -6078,7 +6052,7 @@
         <w:drawing>
           <wp:inline xmlns:a="http://schemas.openxmlformats.org/drawingml/2006/main" xmlns:pic="http://schemas.openxmlformats.org/drawingml/2006/picture">
             <wp:extent cx="5486400" cy="2971800"/>
-            <wp:docPr id="16" name="Picture 16"/>
+            <wp:docPr id="15" name="Picture 15"/>
             <wp:cNvGraphicFramePr>
               <a:graphicFrameLocks noChangeAspect="1"/>
             </wp:cNvGraphicFramePr>
@@ -6090,7 +6064,7 @@
                     <pic:cNvPicPr/>
                   </pic:nvPicPr>
                   <pic:blipFill>
-                    <a:blip r:embed="rId24"/>
+                    <a:blip r:embed="rId23"/>
                     <a:stretch>
                       <a:fillRect/>
                     </a:stretch>
@@ -6143,6 +6117,71 @@
         <w:drawing>
           <wp:inline xmlns:a="http://schemas.openxmlformats.org/drawingml/2006/main" xmlns:pic="http://schemas.openxmlformats.org/drawingml/2006/picture">
             <wp:extent cx="5486400" cy="3124200"/>
+            <wp:docPr id="16" name="Picture 16"/>
+            <wp:cNvGraphicFramePr>
+              <a:graphicFrameLocks noChangeAspect="1"/>
+            </wp:cNvGraphicFramePr>
+            <a:graphic>
+              <a:graphicData uri="http://schemas.openxmlformats.org/drawingml/2006/picture">
+                <pic:pic>
+                  <pic:nvPicPr>
+                    <pic:cNvPr id="0" name="fig_3_14_sign_in.png"/>
+                    <pic:cNvPicPr/>
+                  </pic:nvPicPr>
+                  <pic:blipFill>
+                    <a:blip r:embed="rId24"/>
+                    <a:stretch>
+                      <a:fillRect/>
+                    </a:stretch>
+                  </pic:blipFill>
+                  <pic:spPr>
+                    <a:xfrm>
+                      <a:off x="0" y="0"/>
+                      <a:ext cx="5486400" cy="3124200"/>
+                    </a:xfrm>
+                    <a:prstGeom prst="rect"/>
+                  </pic:spPr>
+                </pic:pic>
+              </a:graphicData>
+            </a:graphic>
+          </wp:inline>
+        </w:drawing>
+      </w:r>
+    </w:p>
+    <w:p>
+      <w:pPr>
+        <w:jc w:val="center"/>
+      </w:pPr>
+      <w:r>
+        <w:rPr>
+          <w:b/>
+          <w:sz w:val="18"/>
+        </w:rPr>
+        <w:t>Figure 3.15: Sign In / Sign Up</w:t>
+      </w:r>
+    </w:p>
+    <w:p>
+      <w:r>
+        <w:t>Users authenticate via email and password. The page includes form validation and success confirmation messages.</w:t>
+      </w:r>
+    </w:p>
+    <w:p/>
+    <w:p>
+      <w:pPr>
+        <w:pStyle w:val="Heading3"/>
+      </w:pPr>
+      <w:r>
+        <w:t>Figure 3.16: Dashboard Overview</w:t>
+      </w:r>
+    </w:p>
+    <w:p>
+      <w:pPr>
+        <w:jc w:val="center"/>
+      </w:pPr>
+      <w:r>
+        <w:drawing>
+          <wp:inline xmlns:a="http://schemas.openxmlformats.org/drawingml/2006/main" xmlns:pic="http://schemas.openxmlformats.org/drawingml/2006/picture">
+            <wp:extent cx="5486400" cy="3124200"/>
             <wp:docPr id="17" name="Picture 17"/>
             <wp:cNvGraphicFramePr>
               <a:graphicFrameLocks noChangeAspect="1"/>
@@ -6151,7 +6190,7 @@
               <a:graphicData uri="http://schemas.openxmlformats.org/drawingml/2006/picture">
                 <pic:pic>
                   <pic:nvPicPr>
-                    <pic:cNvPr id="0" name="fig_3_14_sign_in.png"/>
+                    <pic:cNvPr id="0" name="fig_3_15_dashboard_overview.png"/>
                     <pic:cNvPicPr/>
                   </pic:nvPicPr>
                   <pic:blipFill>
@@ -6183,12 +6222,12 @@
           <w:b/>
           <w:sz w:val="18"/>
         </w:rPr>
-        <w:t>Figure 3.15: Sign In / Sign Up</w:t>
-      </w:r>
-    </w:p>
-    <w:p>
-      <w:r>
-        <w:t>Users authenticate via email and password. The page includes form validation and success confirmation messages.</w:t>
+        <w:t>Figure 3.16: Dashboard Overview</w:t>
+      </w:r>
+    </w:p>
+    <w:p>
+      <w:r>
+        <w:t>The main dashboard shows KPI cards (compliance score, policies analyzed, open tasks, assessments), a compliance gauge, recent activity, and quick start actions.</w:t>
       </w:r>
     </w:p>
     <w:p/>
@@ -6197,7 +6236,7 @@
         <w:pStyle w:val="Heading3"/>
       </w:pPr>
       <w:r>
-        <w:t>Figure 3.16: Dashboard Overview</w:t>
+        <w:t>Figure 3.17: Policy Upload &amp; Analysis</w:t>
       </w:r>
     </w:p>
     <w:p>
@@ -6216,7 +6255,7 @@
               <a:graphicData uri="http://schemas.openxmlformats.org/drawingml/2006/picture">
                 <pic:pic>
                   <pic:nvPicPr>
-                    <pic:cNvPr id="0" name="fig_3_15_dashboard_overview.png"/>
+                    <pic:cNvPr id="0" name="fig_3_16_policy_upload_analysis.png"/>
                     <pic:cNvPicPr/>
                   </pic:nvPicPr>
                   <pic:blipFill>
@@ -6248,12 +6287,12 @@
           <w:b/>
           <w:sz w:val="18"/>
         </w:rPr>
-        <w:t>Figure 3.16: Dashboard Overview</w:t>
-      </w:r>
-    </w:p>
-    <w:p>
-      <w:r>
-        <w:t>The main dashboard shows KPI cards (compliance score, policies analyzed, open tasks, assessments), a compliance gauge, recent activity, and quick start actions.</w:t>
+        <w:t>Figure 3.17: Policy Upload &amp; Analysis</w:t>
+      </w:r>
+    </w:p>
+    <w:p>
+      <w:r>
+        <w:t>Users upload policy documents (PDF, DOCX, TXT) via drag-and-drop. The system triggers AI analysis and displays results.</w:t>
       </w:r>
     </w:p>
     <w:p/>
@@ -6262,7 +6301,7 @@
         <w:pStyle w:val="Heading3"/>
       </w:pPr>
       <w:r>
-        <w:t>Figure 3.17: Policy Upload &amp; Analysis</w:t>
+        <w:t>Figure 3.18: Analysis Result — Compliant Document</w:t>
       </w:r>
     </w:p>
     <w:p>
@@ -6281,7 +6320,7 @@
               <a:graphicData uri="http://schemas.openxmlformats.org/drawingml/2006/picture">
                 <pic:pic>
                   <pic:nvPicPr>
-                    <pic:cNvPr id="0" name="fig_3_16_policy_upload_analysis.png"/>
+                    <pic:cNvPr id="0" name="fig_3_17_analysis_compliant.png"/>
                     <pic:cNvPicPr/>
                   </pic:nvPicPr>
                   <pic:blipFill>
@@ -6313,12 +6352,12 @@
           <w:b/>
           <w:sz w:val="18"/>
         </w:rPr>
-        <w:t>Figure 3.17: Policy Upload &amp; Analysis</w:t>
-      </w:r>
-    </w:p>
-    <w:p>
-      <w:r>
-        <w:t>Users upload policy documents (PDF, DOCX, TXT) via drag-and-drop. The system triggers AI analysis and displays results.</w:t>
+        <w:t>Figure 3.18: Analysis Result — Compliant Document</w:t>
+      </w:r>
+    </w:p>
+    <w:p>
+      <w:r>
+        <w:t>When a well-structured policy is analyzed, the system shows a high compliance score with few or no gaps detected, along with confidence levels per domain.</w:t>
       </w:r>
     </w:p>
     <w:p/>
@@ -6327,7 +6366,7 @@
         <w:pStyle w:val="Heading3"/>
       </w:pPr>
       <w:r>
-        <w:t>Figure 3.18: Analysis Result — Compliant Document</w:t>
+        <w:t>Figure 3.19: Analysis Result — Non-Compliant Document</w:t>
       </w:r>
     </w:p>
     <w:p>
@@ -6346,7 +6385,7 @@
               <a:graphicData uri="http://schemas.openxmlformats.org/drawingml/2006/picture">
                 <pic:pic>
                   <pic:nvPicPr>
-                    <pic:cNvPr id="0" name="fig_3_17_analysis_compliant.png"/>
+                    <pic:cNvPr id="0" name="fig_3_18_analysis_non_compliant.png"/>
                     <pic:cNvPicPr/>
                   </pic:nvPicPr>
                   <pic:blipFill>
@@ -6378,12 +6417,12 @@
           <w:b/>
           <w:sz w:val="18"/>
         </w:rPr>
-        <w:t>Figure 3.18: Analysis Result — Compliant Document</w:t>
-      </w:r>
-    </w:p>
-    <w:p>
-      <w:r>
-        <w:t>When a well-structured policy is analyzed, the system shows a high compliance score with few or no gaps detected, along with confidence levels per domain.</w:t>
+        <w:t>Figure 3.19: Analysis Result — Non-Compliant Document</w:t>
+      </w:r>
+    </w:p>
+    <w:p>
+      <w:r>
+        <w:t>When a weak policy is analyzed, the system displays a low compliance score with multiple gaps identified, each showing gap ID, description, and confidence.</w:t>
       </w:r>
     </w:p>
     <w:p/>
@@ -6392,7 +6431,7 @@
         <w:pStyle w:val="Heading3"/>
       </w:pPr>
       <w:r>
-        <w:t>Figure 3.19: Analysis Result — Non-Compliant Document</w:t>
+        <w:t>Figure 3.20: Assessments Page</w:t>
       </w:r>
     </w:p>
     <w:p>
@@ -6411,7 +6450,7 @@
               <a:graphicData uri="http://schemas.openxmlformats.org/drawingml/2006/picture">
                 <pic:pic>
                   <pic:nvPicPr>
-                    <pic:cNvPr id="0" name="fig_3_18_analysis_non_compliant.png"/>
+                    <pic:cNvPr id="0" name="fig_3_19_assessments.png"/>
                     <pic:cNvPicPr/>
                   </pic:nvPicPr>
                   <pic:blipFill>
@@ -6443,12 +6482,12 @@
           <w:b/>
           <w:sz w:val="18"/>
         </w:rPr>
-        <w:t>Figure 3.19: Analysis Result — Non-Compliant Document</w:t>
-      </w:r>
-    </w:p>
-    <w:p>
-      <w:r>
-        <w:t>When a weak policy is analyzed, the system displays a low compliance score with multiple gaps identified, each showing gap ID, description, and confidence.</w:t>
+        <w:t>Figure 3.20: Assessments Page</w:t>
+      </w:r>
+    </w:p>
+    <w:p>
+      <w:r>
+        <w:t>Users create and manage NCA ECC and ISO 27001 assessments with control-by-control evaluation, evidence upload, and comment threads.</w:t>
       </w:r>
     </w:p>
     <w:p/>
@@ -6457,7 +6496,7 @@
         <w:pStyle w:val="Heading3"/>
       </w:pPr>
       <w:r>
-        <w:t>Figure 3.20: Assessments Page</w:t>
+        <w:t>Figure 3.21: Remediation Tasks</w:t>
       </w:r>
     </w:p>
     <w:p>
@@ -6476,7 +6515,7 @@
               <a:graphicData uri="http://schemas.openxmlformats.org/drawingml/2006/picture">
                 <pic:pic>
                   <pic:nvPicPr>
-                    <pic:cNvPr id="0" name="fig_3_19_assessments.png"/>
+                    <pic:cNvPr id="0" name="fig_3_20_remediation.png"/>
                     <pic:cNvPicPr/>
                   </pic:nvPicPr>
                   <pic:blipFill>
@@ -6508,12 +6547,12 @@
           <w:b/>
           <w:sz w:val="18"/>
         </w:rPr>
-        <w:t>Figure 3.20: Assessments Page</w:t>
-      </w:r>
-    </w:p>
-    <w:p>
-      <w:r>
-        <w:t>Users create and manage NCA ECC and ISO 27001 assessments with control-by-control evaluation, evidence upload, and comment threads.</w:t>
+        <w:t>Figure 3.21: Remediation Tasks</w:t>
+      </w:r>
+    </w:p>
+    <w:p>
+      <w:r>
+        <w:t>Tracks remediation tasks generated from detected gaps with priority levels, status tracking, AI guidance, and comment threads.</w:t>
       </w:r>
     </w:p>
     <w:p/>
@@ -6522,7 +6561,7 @@
         <w:pStyle w:val="Heading3"/>
       </w:pPr>
       <w:r>
-        <w:t>Figure 3.21: Remediation Tasks</w:t>
+        <w:t>Figure 3.22: Framework Comparison</w:t>
       </w:r>
     </w:p>
     <w:p>
@@ -6541,7 +6580,7 @@
               <a:graphicData uri="http://schemas.openxmlformats.org/drawingml/2006/picture">
                 <pic:pic>
                   <pic:nvPicPr>
-                    <pic:cNvPr id="0" name="fig_3_20_remediation.png"/>
+                    <pic:cNvPr id="0" name="fig_3_21_framework.png"/>
                     <pic:cNvPicPr/>
                   </pic:nvPicPr>
                   <pic:blipFill>
@@ -6573,12 +6612,12 @@
           <w:b/>
           <w:sz w:val="18"/>
         </w:rPr>
-        <w:t>Figure 3.21: Remediation Tasks</w:t>
-      </w:r>
-    </w:p>
-    <w:p>
-      <w:r>
-        <w:t>Tracks remediation tasks generated from detected gaps with priority levels, status tracking, AI guidance, and comment threads.</w:t>
+        <w:t>Figure 3.22: Framework Comparison</w:t>
+      </w:r>
+    </w:p>
+    <w:p>
+      <w:r>
+        <w:t>Displays the ECC ↔ ISO 27001 control mapping, showing how NCA ECC domains map to ISO 27001 clauses and Annex A controls.</w:t>
       </w:r>
     </w:p>
     <w:p/>
@@ -6587,7 +6626,7 @@
         <w:pStyle w:val="Heading3"/>
       </w:pPr>
       <w:r>
-        <w:t>Figure 3.22: Framework Comparison</w:t>
+        <w:t>Figure 3.23: Risk Dashboard</w:t>
       </w:r>
     </w:p>
     <w:p>
@@ -6606,7 +6645,7 @@
               <a:graphicData uri="http://schemas.openxmlformats.org/drawingml/2006/picture">
                 <pic:pic>
                   <pic:nvPicPr>
-                    <pic:cNvPr id="0" name="fig_3_21_framework.png"/>
+                    <pic:cNvPr id="0" name="fig_3_22_risk.png"/>
                     <pic:cNvPicPr/>
                   </pic:nvPicPr>
                   <pic:blipFill>
@@ -6638,12 +6677,12 @@
           <w:b/>
           <w:sz w:val="18"/>
         </w:rPr>
-        <w:t>Figure 3.22: Framework Comparison</w:t>
-      </w:r>
-    </w:p>
-    <w:p>
-      <w:r>
-        <w:t>Displays the ECC ↔ ISO 27001 control mapping, showing how NCA ECC domains map to ISO 27001 clauses and Annex A controls.</w:t>
+        <w:t>Figure 3.23: Risk Dashboard</w:t>
+      </w:r>
+    </w:p>
+    <w:p>
+      <w:r>
+        <w:t>Visualizes risk metrics including risk scores, assessment status, and compliance posture across different domains.</w:t>
       </w:r>
     </w:p>
     <w:p/>
@@ -6652,7 +6691,7 @@
         <w:pStyle w:val="Heading3"/>
       </w:pPr>
       <w:r>
-        <w:t>Figure 3.23: Risk Dashboard</w:t>
+        <w:t>Figure 3.24: Arabic RTL Interface</w:t>
       </w:r>
     </w:p>
     <w:p>
@@ -6671,7 +6710,7 @@
               <a:graphicData uri="http://schemas.openxmlformats.org/drawingml/2006/picture">
                 <pic:pic>
                   <pic:nvPicPr>
-                    <pic:cNvPr id="0" name="fig_3_22_risk.png"/>
+                    <pic:cNvPr id="0" name="fig_3_23_arabic_rtl.png"/>
                     <pic:cNvPicPr/>
                   </pic:nvPicPr>
                   <pic:blipFill>
@@ -6703,21 +6742,883 @@
           <w:b/>
           <w:sz w:val="18"/>
         </w:rPr>
-        <w:t>Figure 3.23: Risk Dashboard</w:t>
-      </w:r>
-    </w:p>
-    <w:p>
-      <w:r>
-        <w:t>Visualizes risk metrics including risk scores, assessment status, and compliance posture across different domains.</w:t>
+        <w:t>Figure 3.24: Arabic RTL Interface</w:t>
+      </w:r>
+    </w:p>
+    <w:p>
+      <w:r>
+        <w:t>The same interface in Arabic with proper right-to-left layout, translated navigation, labels, and compliance terminology.</w:t>
       </w:r>
     </w:p>
     <w:p/>
     <w:p>
+      <w:r>
+        <w:br w:type="page"/>
+      </w:r>
+    </w:p>
+    <w:p>
+      <w:pPr>
+        <w:pStyle w:val="Heading2"/>
+      </w:pPr>
+      <w:r>
+        <w:t>3.6  Security &amp; Privacy Threat Modeling</w:t>
+      </w:r>
+    </w:p>
+    <w:p>
       <w:pPr>
         <w:pStyle w:val="Heading3"/>
       </w:pPr>
       <w:r>
-        <w:t>Figure 3.24: Arabic RTL Interface</w:t>
+        <w:t>3.6.1  Security Controls Implemented</w:t>
+      </w:r>
+    </w:p>
+    <w:p>
+      <w:pPr>
+        <w:pStyle w:val="ListBullet"/>
+      </w:pPr>
+      <w:r>
+        <w:t>Supabase Auth with JWT session tokens and automatic refresh</w:t>
+      </w:r>
+    </w:p>
+    <w:p>
+      <w:pPr>
+        <w:pStyle w:val="ListBullet"/>
+      </w:pPr>
+      <w:r>
+        <w:t>Row-Level Security (RLS) on the application tables: policies, assessments, and tasks</w:t>
+      </w:r>
+    </w:p>
+    <w:p>
+      <w:pPr>
+        <w:pStyle w:val="ListBullet"/>
+      </w:pPr>
+      <w:r>
+        <w:t>Per-user data isolation (users access only their own records)</w:t>
+      </w:r>
+    </w:p>
+    <w:p>
+      <w:pPr>
+        <w:pStyle w:val="ListBullet"/>
+      </w:pPr>
+      <w:r>
+        <w:t>Optional API Key authentication for backend endpoints</w:t>
+      </w:r>
+    </w:p>
+    <w:p>
+      <w:pPr>
+        <w:pStyle w:val="ListBullet"/>
+      </w:pPr>
+      <w:r>
+        <w:t>HTTPS/TLS encryption in transit; Supabase encryption at rest</w:t>
+      </w:r>
+    </w:p>
+    <w:p>
+      <w:pPr>
+        <w:pStyle w:val="ListBullet"/>
+      </w:pPr>
+      <w:r>
+        <w:t>Storage bucket policies restrict file access to owner folder</w:t>
+      </w:r>
+    </w:p>
+    <w:p>
+      <w:pPr>
+        <w:pStyle w:val="ListBullet"/>
+      </w:pPr>
+      <w:r>
+        <w:t>Input validation: text limited to 50,000 characters, file types restricted</w:t>
+      </w:r>
+    </w:p>
+    <w:p>
+      <w:pPr>
+        <w:pStyle w:val="Heading3"/>
+      </w:pPr>
+      <w:r>
+        <w:t>3.6.2  STRIDE Model Analysis</w:t>
+      </w:r>
+    </w:p>
+    <w:p>
+      <w:r>
+        <w:t>Table 3.11: STRIDE Threat Model &amp; Mitigations</w:t>
+      </w:r>
+    </w:p>
+    <w:tbl>
+      <w:tblPr>
+        <w:tblStyle w:val="TableGrid"/>
+        <w:tblW w:type="auto" w:w="0"/>
+        <w:jc w:val="center"/>
+        <w:tblLook w:firstColumn="1" w:firstRow="1" w:lastColumn="0" w:lastRow="0" w:noHBand="0" w:noVBand="1" w:val="04A0"/>
+      </w:tblPr>
+      <w:tblGrid>
+        <w:gridCol w:w="3120"/>
+        <w:gridCol w:w="3120"/>
+        <w:gridCol w:w="3120"/>
+      </w:tblGrid>
+      <w:tr>
+        <w:tc>
+          <w:tcPr>
+            <w:tcW w:type="dxa" w:w="3120"/>
+            <w:shd w:fill="000000" w:val="clear"/>
+          </w:tcPr>
+          <w:p>
+            <w:r>
+              <w:rPr>
+                <w:b/>
+                <w:color w:val="FFFFFF"/>
+                <w:sz w:val="18"/>
+              </w:rPr>
+              <w:t>Threat Category</w:t>
+            </w:r>
+          </w:p>
+        </w:tc>
+        <w:tc>
+          <w:tcPr>
+            <w:tcW w:type="dxa" w:w="3120"/>
+            <w:shd w:fill="000000" w:val="clear"/>
+          </w:tcPr>
+          <w:p>
+            <w:r>
+              <w:rPr>
+                <w:b/>
+                <w:color w:val="FFFFFF"/>
+                <w:sz w:val="18"/>
+              </w:rPr>
+              <w:t>Example in System</w:t>
+            </w:r>
+          </w:p>
+        </w:tc>
+        <w:tc>
+          <w:tcPr>
+            <w:tcW w:type="dxa" w:w="3120"/>
+            <w:shd w:fill="000000" w:val="clear"/>
+          </w:tcPr>
+          <w:p>
+            <w:r>
+              <w:rPr>
+                <w:b/>
+                <w:color w:val="FFFFFF"/>
+                <w:sz w:val="18"/>
+              </w:rPr>
+              <w:t>Mitigation</w:t>
+            </w:r>
+          </w:p>
+        </w:tc>
+      </w:tr>
+      <w:tr>
+        <w:tc>
+          <w:tcPr>
+            <w:tcW w:type="dxa" w:w="3120"/>
+          </w:tcPr>
+          <w:p>
+            <w:r>
+              <w:rPr>
+                <w:sz w:val="18"/>
+              </w:rPr>
+              <w:t>Spoofing</w:t>
+            </w:r>
+          </w:p>
+        </w:tc>
+        <w:tc>
+          <w:tcPr>
+            <w:tcW w:type="dxa" w:w="3120"/>
+          </w:tcPr>
+          <w:p>
+            <w:r>
+              <w:rPr>
+                <w:sz w:val="18"/>
+              </w:rPr>
+              <w:t>Fake user login to alter assessment data</w:t>
+            </w:r>
+          </w:p>
+        </w:tc>
+        <w:tc>
+          <w:tcPr>
+            <w:tcW w:type="dxa" w:w="3120"/>
+          </w:tcPr>
+          <w:p>
+            <w:r>
+              <w:rPr>
+                <w:sz w:val="18"/>
+              </w:rPr>
+              <w:t>Supabase Auth with JWT, route guards</w:t>
+            </w:r>
+          </w:p>
+        </w:tc>
+      </w:tr>
+      <w:tr>
+        <w:tc>
+          <w:tcPr>
+            <w:tcW w:type="dxa" w:w="3120"/>
+          </w:tcPr>
+          <w:p>
+            <w:r>
+              <w:rPr>
+                <w:sz w:val="18"/>
+              </w:rPr>
+              <w:t>Tampering</w:t>
+            </w:r>
+          </w:p>
+        </w:tc>
+        <w:tc>
+          <w:tcPr>
+            <w:tcW w:type="dxa" w:w="3120"/>
+          </w:tcPr>
+          <w:p>
+            <w:r>
+              <w:rPr>
+                <w:sz w:val="18"/>
+              </w:rPr>
+              <w:t>Unauthorized alteration of compliance data</w:t>
+            </w:r>
+          </w:p>
+        </w:tc>
+        <w:tc>
+          <w:tcPr>
+            <w:tcW w:type="dxa" w:w="3120"/>
+          </w:tcPr>
+          <w:p>
+            <w:r>
+              <w:rPr>
+                <w:sz w:val="18"/>
+              </w:rPr>
+              <w:t>RLS policies, JSONB integrity, HTTPS</w:t>
+            </w:r>
+          </w:p>
+        </w:tc>
+      </w:tr>
+      <w:tr>
+        <w:tc>
+          <w:tcPr>
+            <w:tcW w:type="dxa" w:w="3120"/>
+          </w:tcPr>
+          <w:p>
+            <w:r>
+              <w:rPr>
+                <w:sz w:val="18"/>
+              </w:rPr>
+              <w:t>Repudiation</w:t>
+            </w:r>
+          </w:p>
+        </w:tc>
+        <w:tc>
+          <w:tcPr>
+            <w:tcW w:type="dxa" w:w="3120"/>
+          </w:tcPr>
+          <w:p>
+            <w:r>
+              <w:rPr>
+                <w:sz w:val="18"/>
+              </w:rPr>
+              <w:t>User denies submitting a document</w:t>
+            </w:r>
+          </w:p>
+        </w:tc>
+        <w:tc>
+          <w:tcPr>
+            <w:tcW w:type="dxa" w:w="3120"/>
+          </w:tcPr>
+          <w:p>
+            <w:r>
+              <w:rPr>
+                <w:sz w:val="18"/>
+              </w:rPr>
+              <w:t>Policy analysis_result JSONB audit trail with timestamps</w:t>
+            </w:r>
+          </w:p>
+        </w:tc>
+      </w:tr>
+      <w:tr>
+        <w:tc>
+          <w:tcPr>
+            <w:tcW w:type="dxa" w:w="3120"/>
+          </w:tcPr>
+          <w:p>
+            <w:r>
+              <w:rPr>
+                <w:sz w:val="18"/>
+              </w:rPr>
+              <w:t>Information Disclosure</w:t>
+            </w:r>
+          </w:p>
+        </w:tc>
+        <w:tc>
+          <w:tcPr>
+            <w:tcW w:type="dxa" w:w="3120"/>
+          </w:tcPr>
+          <w:p>
+            <w:r>
+              <w:rPr>
+                <w:sz w:val="18"/>
+              </w:rPr>
+              <w:t>Leak of SME assessment findings or remediation tasks</w:t>
+            </w:r>
+          </w:p>
+        </w:tc>
+        <w:tc>
+          <w:tcPr>
+            <w:tcW w:type="dxa" w:w="3120"/>
+          </w:tcPr>
+          <w:p>
+            <w:r>
+              <w:rPr>
+                <w:sz w:val="18"/>
+              </w:rPr>
+              <w:t>RLS isolation, CORS config, encrypted transport</w:t>
+            </w:r>
+          </w:p>
+        </w:tc>
+      </w:tr>
+      <w:tr>
+        <w:tc>
+          <w:tcPr>
+            <w:tcW w:type="dxa" w:w="3120"/>
+          </w:tcPr>
+          <w:p>
+            <w:r>
+              <w:rPr>
+                <w:sz w:val="18"/>
+              </w:rPr>
+              <w:t>Denial of Service</w:t>
+            </w:r>
+          </w:p>
+        </w:tc>
+        <w:tc>
+          <w:tcPr>
+            <w:tcW w:type="dxa" w:w="3120"/>
+          </w:tcPr>
+          <w:p>
+            <w:r>
+              <w:rPr>
+                <w:sz w:val="18"/>
+              </w:rPr>
+              <w:t>API overload by malicious actor</w:t>
+            </w:r>
+          </w:p>
+        </w:tc>
+        <w:tc>
+          <w:tcPr>
+            <w:tcW w:type="dxa" w:w="3120"/>
+          </w:tcPr>
+          <w:p>
+            <w:r>
+              <w:rPr>
+                <w:sz w:val="18"/>
+              </w:rPr>
+              <w:t>Cloud Run auto-scaling, input size limits</w:t>
+            </w:r>
+          </w:p>
+        </w:tc>
+      </w:tr>
+      <w:tr>
+        <w:tc>
+          <w:tcPr>
+            <w:tcW w:type="dxa" w:w="3120"/>
+          </w:tcPr>
+          <w:p>
+            <w:r>
+              <w:rPr>
+                <w:sz w:val="18"/>
+              </w:rPr>
+              <w:t>Elevation of Privilege</w:t>
+            </w:r>
+          </w:p>
+        </w:tc>
+        <w:tc>
+          <w:tcPr>
+            <w:tcW w:type="dxa" w:w="3120"/>
+          </w:tcPr>
+          <w:p>
+            <w:r>
+              <w:rPr>
+                <w:sz w:val="18"/>
+              </w:rPr>
+              <w:t>User gains admin rights</w:t>
+            </w:r>
+          </w:p>
+        </w:tc>
+        <w:tc>
+          <w:tcPr>
+            <w:tcW w:type="dxa" w:w="3120"/>
+          </w:tcPr>
+          <w:p>
+            <w:r>
+              <w:rPr>
+                <w:sz w:val="18"/>
+              </w:rPr>
+              <w:t>RLS per-user policies, no admin escalation path</w:t>
+            </w:r>
+          </w:p>
+        </w:tc>
+      </w:tr>
+    </w:tbl>
+    <w:p>
+      <w:pPr>
+        <w:pStyle w:val="Heading3"/>
+      </w:pPr>
+      <w:r>
+        <w:t>3.6.3  Threat Model and Risk Analysis</w:t>
+      </w:r>
+    </w:p>
+    <w:p>
+      <w:r>
+        <w:t>Table 3.10: Threat Model and Security Controls</w:t>
+      </w:r>
+    </w:p>
+    <w:tbl>
+      <w:tblPr>
+        <w:tblStyle w:val="TableGrid"/>
+        <w:tblW w:type="auto" w:w="0"/>
+        <w:jc w:val="center"/>
+        <w:tblLook w:firstColumn="1" w:firstRow="1" w:lastColumn="0" w:lastRow="0" w:noHBand="0" w:noVBand="1" w:val="04A0"/>
+      </w:tblPr>
+      <w:tblGrid>
+        <w:gridCol w:w="1872"/>
+        <w:gridCol w:w="1872"/>
+        <w:gridCol w:w="1872"/>
+        <w:gridCol w:w="1872"/>
+        <w:gridCol w:w="1872"/>
+      </w:tblGrid>
+      <w:tr>
+        <w:tc>
+          <w:tcPr>
+            <w:tcW w:type="dxa" w:w="1872"/>
+            <w:shd w:fill="000000" w:val="clear"/>
+          </w:tcPr>
+          <w:p>
+            <w:r>
+              <w:rPr>
+                <w:b/>
+                <w:color w:val="FFFFFF"/>
+                <w:sz w:val="18"/>
+              </w:rPr>
+              <w:t>Threat</w:t>
+            </w:r>
+          </w:p>
+        </w:tc>
+        <w:tc>
+          <w:tcPr>
+            <w:tcW w:type="dxa" w:w="1872"/>
+            <w:shd w:fill="000000" w:val="clear"/>
+          </w:tcPr>
+          <w:p>
+            <w:r>
+              <w:rPr>
+                <w:b/>
+                <w:color w:val="FFFFFF"/>
+                <w:sz w:val="18"/>
+              </w:rPr>
+              <w:t>Scenario</w:t>
+            </w:r>
+          </w:p>
+        </w:tc>
+        <w:tc>
+          <w:tcPr>
+            <w:tcW w:type="dxa" w:w="1872"/>
+            <w:shd w:fill="000000" w:val="clear"/>
+          </w:tcPr>
+          <w:p>
+            <w:r>
+              <w:rPr>
+                <w:b/>
+                <w:color w:val="FFFFFF"/>
+                <w:sz w:val="18"/>
+              </w:rPr>
+              <w:t>CIA Scores</w:t>
+            </w:r>
+          </w:p>
+        </w:tc>
+        <w:tc>
+          <w:tcPr>
+            <w:tcW w:type="dxa" w:w="1872"/>
+            <w:shd w:fill="000000" w:val="clear"/>
+          </w:tcPr>
+          <w:p>
+            <w:r>
+              <w:rPr>
+                <w:b/>
+                <w:color w:val="FFFFFF"/>
+                <w:sz w:val="18"/>
+              </w:rPr>
+              <w:t>Risk Level</w:t>
+            </w:r>
+          </w:p>
+        </w:tc>
+        <w:tc>
+          <w:tcPr>
+            <w:tcW w:type="dxa" w:w="1872"/>
+            <w:shd w:fill="000000" w:val="clear"/>
+          </w:tcPr>
+          <w:p>
+            <w:r>
+              <w:rPr>
+                <w:b/>
+                <w:color w:val="FFFFFF"/>
+                <w:sz w:val="18"/>
+              </w:rPr>
+              <w:t>Mitigation</w:t>
+            </w:r>
+          </w:p>
+        </w:tc>
+      </w:tr>
+      <w:tr>
+        <w:tc>
+          <w:tcPr>
+            <w:tcW w:type="dxa" w:w="1872"/>
+          </w:tcPr>
+          <w:p>
+            <w:r>
+              <w:rPr>
+                <w:sz w:val="18"/>
+              </w:rPr>
+              <w:t>Data Breaches</w:t>
+            </w:r>
+          </w:p>
+        </w:tc>
+        <w:tc>
+          <w:tcPr>
+            <w:tcW w:type="dxa" w:w="1872"/>
+          </w:tcPr>
+          <w:p>
+            <w:r>
+              <w:rPr>
+                <w:sz w:val="18"/>
+              </w:rPr>
+              <w:t>API/DB exploit to exfiltrate data</w:t>
+            </w:r>
+          </w:p>
+        </w:tc>
+        <w:tc>
+          <w:tcPr>
+            <w:tcW w:type="dxa" w:w="1872"/>
+          </w:tcPr>
+          <w:p>
+            <w:r>
+              <w:rPr>
+                <w:sz w:val="18"/>
+              </w:rPr>
+              <w:t>C:10 I:8 A:6 = 8</w:t>
+            </w:r>
+          </w:p>
+        </w:tc>
+        <w:tc>
+          <w:tcPr>
+            <w:tcW w:type="dxa" w:w="1872"/>
+          </w:tcPr>
+          <w:p>
+            <w:r>
+              <w:rPr>
+                <w:sz w:val="18"/>
+              </w:rPr>
+              <w:t>High</w:t>
+            </w:r>
+          </w:p>
+        </w:tc>
+        <w:tc>
+          <w:tcPr>
+            <w:tcW w:type="dxa" w:w="1872"/>
+          </w:tcPr>
+          <w:p>
+            <w:r>
+              <w:rPr>
+                <w:sz w:val="18"/>
+              </w:rPr>
+              <w:t>Data encryption, RBAC, audit logs</w:t>
+            </w:r>
+          </w:p>
+        </w:tc>
+      </w:tr>
+      <w:tr>
+        <w:tc>
+          <w:tcPr>
+            <w:tcW w:type="dxa" w:w="1872"/>
+          </w:tcPr>
+          <w:p>
+            <w:r>
+              <w:rPr>
+                <w:sz w:val="18"/>
+              </w:rPr>
+              <w:t>Unauthorized Access</w:t>
+            </w:r>
+          </w:p>
+        </w:tc>
+        <w:tc>
+          <w:tcPr>
+            <w:tcW w:type="dxa" w:w="1872"/>
+          </w:tcPr>
+          <w:p>
+            <w:r>
+              <w:rPr>
+                <w:sz w:val="18"/>
+              </w:rPr>
+              <w:t>Stolen/weak credentials</w:t>
+            </w:r>
+          </w:p>
+        </w:tc>
+        <w:tc>
+          <w:tcPr>
+            <w:tcW w:type="dxa" w:w="1872"/>
+          </w:tcPr>
+          <w:p>
+            <w:r>
+              <w:rPr>
+                <w:sz w:val="18"/>
+              </w:rPr>
+              <w:t>C:9 I:9 A:7 = 8.3</w:t>
+            </w:r>
+          </w:p>
+        </w:tc>
+        <w:tc>
+          <w:tcPr>
+            <w:tcW w:type="dxa" w:w="1872"/>
+          </w:tcPr>
+          <w:p>
+            <w:r>
+              <w:rPr>
+                <w:sz w:val="18"/>
+              </w:rPr>
+              <w:t>High</w:t>
+            </w:r>
+          </w:p>
+        </w:tc>
+        <w:tc>
+          <w:tcPr>
+            <w:tcW w:type="dxa" w:w="1872"/>
+          </w:tcPr>
+          <w:p>
+            <w:r>
+              <w:rPr>
+                <w:sz w:val="18"/>
+              </w:rPr>
+              <w:t>Supabase Auth, secure sessions</w:t>
+            </w:r>
+          </w:p>
+        </w:tc>
+      </w:tr>
+      <w:tr>
+        <w:tc>
+          <w:tcPr>
+            <w:tcW w:type="dxa" w:w="1872"/>
+          </w:tcPr>
+          <w:p>
+            <w:r>
+              <w:rPr>
+                <w:sz w:val="18"/>
+              </w:rPr>
+              <w:t>Data Corruption</w:t>
+            </w:r>
+          </w:p>
+        </w:tc>
+        <w:tc>
+          <w:tcPr>
+            <w:tcW w:type="dxa" w:w="1872"/>
+          </w:tcPr>
+          <w:p>
+            <w:r>
+              <w:rPr>
+                <w:sz w:val="18"/>
+              </w:rPr>
+              <w:t>Ransomware alters stored data</w:t>
+            </w:r>
+          </w:p>
+        </w:tc>
+        <w:tc>
+          <w:tcPr>
+            <w:tcW w:type="dxa" w:w="1872"/>
+          </w:tcPr>
+          <w:p>
+            <w:r>
+              <w:rPr>
+                <w:sz w:val="18"/>
+              </w:rPr>
+              <w:t>C:9 I:10 A:8 = 9</w:t>
+            </w:r>
+          </w:p>
+        </w:tc>
+        <w:tc>
+          <w:tcPr>
+            <w:tcW w:type="dxa" w:w="1872"/>
+          </w:tcPr>
+          <w:p>
+            <w:r>
+              <w:rPr>
+                <w:sz w:val="18"/>
+              </w:rPr>
+              <w:t>High</w:t>
+            </w:r>
+          </w:p>
+        </w:tc>
+        <w:tc>
+          <w:tcPr>
+            <w:tcW w:type="dxa" w:w="1872"/>
+          </w:tcPr>
+          <w:p>
+            <w:r>
+              <w:rPr>
+                <w:sz w:val="18"/>
+              </w:rPr>
+              <w:t>Automated backups, SHA-256 checksums</w:t>
+            </w:r>
+          </w:p>
+        </w:tc>
+      </w:tr>
+      <w:tr>
+        <w:tc>
+          <w:tcPr>
+            <w:tcW w:type="dxa" w:w="1872"/>
+          </w:tcPr>
+          <w:p>
+            <w:r>
+              <w:rPr>
+                <w:sz w:val="18"/>
+              </w:rPr>
+              <w:t>Denial of Service</w:t>
+            </w:r>
+          </w:p>
+        </w:tc>
+        <w:tc>
+          <w:tcPr>
+            <w:tcW w:type="dxa" w:w="1872"/>
+          </w:tcPr>
+          <w:p>
+            <w:r>
+              <w:rPr>
+                <w:sz w:val="18"/>
+              </w:rPr>
+              <w:t>API overload</w:t>
+            </w:r>
+          </w:p>
+        </w:tc>
+        <w:tc>
+          <w:tcPr>
+            <w:tcW w:type="dxa" w:w="1872"/>
+          </w:tcPr>
+          <w:p>
+            <w:r>
+              <w:rPr>
+                <w:sz w:val="18"/>
+              </w:rPr>
+              <w:t>C:2 I:3 A:10 = 5</w:t>
+            </w:r>
+          </w:p>
+        </w:tc>
+        <w:tc>
+          <w:tcPr>
+            <w:tcW w:type="dxa" w:w="1872"/>
+          </w:tcPr>
+          <w:p>
+            <w:r>
+              <w:rPr>
+                <w:sz w:val="18"/>
+              </w:rPr>
+              <w:t>Medium</w:t>
+            </w:r>
+          </w:p>
+        </w:tc>
+        <w:tc>
+          <w:tcPr>
+            <w:tcW w:type="dxa" w:w="1872"/>
+          </w:tcPr>
+          <w:p>
+            <w:r>
+              <w:rPr>
+                <w:sz w:val="18"/>
+              </w:rPr>
+              <w:t>Rate limiting, Cloud Run scaling</w:t>
+            </w:r>
+          </w:p>
+        </w:tc>
+      </w:tr>
+      <w:tr>
+        <w:tc>
+          <w:tcPr>
+            <w:tcW w:type="dxa" w:w="1872"/>
+          </w:tcPr>
+          <w:p>
+            <w:r>
+              <w:rPr>
+                <w:sz w:val="18"/>
+              </w:rPr>
+              <w:t>Privacy Leakage</w:t>
+            </w:r>
+          </w:p>
+        </w:tc>
+        <w:tc>
+          <w:tcPr>
+            <w:tcW w:type="dxa" w:w="1872"/>
+          </w:tcPr>
+          <w:p>
+            <w:r>
+              <w:rPr>
+                <w:sz w:val="18"/>
+              </w:rPr>
+              <w:t>Assessment comments expose PII</w:t>
+            </w:r>
+          </w:p>
+        </w:tc>
+        <w:tc>
+          <w:tcPr>
+            <w:tcW w:type="dxa" w:w="1872"/>
+          </w:tcPr>
+          <w:p>
+            <w:r>
+              <w:rPr>
+                <w:sz w:val="18"/>
+              </w:rPr>
+              <w:t>C:4 I:3 A:2 = 3</w:t>
+            </w:r>
+          </w:p>
+        </w:tc>
+        <w:tc>
+          <w:tcPr>
+            <w:tcW w:type="dxa" w:w="1872"/>
+          </w:tcPr>
+          <w:p>
+            <w:r>
+              <w:rPr>
+                <w:sz w:val="18"/>
+              </w:rPr>
+              <w:t>Low</w:t>
+            </w:r>
+          </w:p>
+        </w:tc>
+        <w:tc>
+          <w:tcPr>
+            <w:tcW w:type="dxa" w:w="1872"/>
+          </w:tcPr>
+          <w:p>
+            <w:r>
+              <w:rPr>
+                <w:sz w:val="18"/>
+              </w:rPr>
+              <w:t>Data minimization, masking</w:t>
+            </w:r>
+          </w:p>
+        </w:tc>
+      </w:tr>
+    </w:tbl>
+    <w:p>
+      <w:r>
+        <w:br w:type="page"/>
+      </w:r>
+    </w:p>
+    <w:p>
+      <w:pPr>
+        <w:pStyle w:val="Heading1"/>
+      </w:pPr>
+      <w:r>
+        <w:t>4  Testing and Evaluation</w:t>
+      </w:r>
+    </w:p>
+    <w:p>
+      <w:pPr>
+        <w:pStyle w:val="Heading2"/>
+      </w:pPr>
+      <w:r>
+        <w:t>4.1  Dataset Analysis</w:t>
+      </w:r>
+    </w:p>
+    <w:p>
+      <w:r>
+        <w:t>The final training dataset consists of 891 bilingual samples (472 English, 419 Arabic) generated via Google Gemini 2.5 Flash with automated quality verification. After data cleaning, 13 mislabeled samples were removed where intended gaps did not match actual gap labels. Figure 4.1 shows the dataset distribution across gap labels, compliance levels, domains, and languages.</w:t>
       </w:r>
     </w:p>
     <w:p>
@@ -6727,7 +7628,7 @@
       <w:r>
         <w:drawing>
           <wp:inline xmlns:a="http://schemas.openxmlformats.org/drawingml/2006/main" xmlns:pic="http://schemas.openxmlformats.org/drawingml/2006/picture">
-            <wp:extent cx="5486400" cy="3124200"/>
+            <wp:extent cx="5486400" cy="4572000"/>
             <wp:docPr id="26" name="Picture 26"/>
             <wp:cNvGraphicFramePr>
               <a:graphicFrameLocks noChangeAspect="1"/>
@@ -6736,11 +7637,3023 @@
               <a:graphicData uri="http://schemas.openxmlformats.org/drawingml/2006/picture">
                 <pic:pic>
                   <pic:nvPicPr>
-                    <pic:cNvPr id="0" name="fig_3_23_arabic_rtl.png"/>
+                    <pic:cNvPr id="0" name="dataset_distribution_overview.png"/>
                     <pic:cNvPicPr/>
                   </pic:nvPicPr>
                   <pic:blipFill>
                     <a:blip r:embed="rId34"/>
+                    <a:stretch>
+                      <a:fillRect/>
+                    </a:stretch>
+                  </pic:blipFill>
+                  <pic:spPr>
+                    <a:xfrm>
+                      <a:off x="0" y="0"/>
+                      <a:ext cx="5486400" cy="4572000"/>
+                    </a:xfrm>
+                    <a:prstGeom prst="rect"/>
+                  </pic:spPr>
+                </pic:pic>
+              </a:graphicData>
+            </a:graphic>
+          </wp:inline>
+        </w:drawing>
+      </w:r>
+    </w:p>
+    <w:p>
+      <w:pPr>
+        <w:jc w:val="center"/>
+      </w:pPr>
+      <w:r>
+        <w:rPr>
+          <w:b/>
+          <w:sz w:val="18"/>
+        </w:rPr>
+        <w:t>Figure 4.1: Dataset Distribution Overview</w:t>
+      </w:r>
+    </w:p>
+    <w:p>
+      <w:pPr>
+        <w:jc w:val="center"/>
+      </w:pPr>
+      <w:r>
+        <w:drawing>
+          <wp:inline xmlns:a="http://schemas.openxmlformats.org/drawingml/2006/main" xmlns:pic="http://schemas.openxmlformats.org/drawingml/2006/picture">
+            <wp:extent cx="5486400" cy="2743200"/>
+            <wp:docPr id="27" name="Picture 27"/>
+            <wp:cNvGraphicFramePr>
+              <a:graphicFrameLocks noChangeAspect="1"/>
+            </wp:cNvGraphicFramePr>
+            <a:graphic>
+              <a:graphicData uri="http://schemas.openxmlformats.org/drawingml/2006/picture">
+                <pic:pic>
+                  <pic:nvPicPr>
+                    <pic:cNvPr id="0" name="gap_count_distribution.png"/>
+                    <pic:cNvPicPr/>
+                  </pic:nvPicPr>
+                  <pic:blipFill>
+                    <a:blip r:embed="rId35"/>
+                    <a:stretch>
+                      <a:fillRect/>
+                    </a:stretch>
+                  </pic:blipFill>
+                  <pic:spPr>
+                    <a:xfrm>
+                      <a:off x="0" y="0"/>
+                      <a:ext cx="5486400" cy="2743200"/>
+                    </a:xfrm>
+                    <a:prstGeom prst="rect"/>
+                  </pic:spPr>
+                </pic:pic>
+              </a:graphicData>
+            </a:graphic>
+          </wp:inline>
+        </w:drawing>
+      </w:r>
+    </w:p>
+    <w:p>
+      <w:pPr>
+        <w:jc w:val="center"/>
+      </w:pPr>
+      <w:r>
+        <w:rPr>
+          <w:b/>
+          <w:sz w:val="18"/>
+        </w:rPr>
+        <w:t>Figure 4.7: Gap Count Distribution per Sample</w:t>
+      </w:r>
+    </w:p>
+    <w:p>
+      <w:r>
+        <w:t>The gap count distribution shows a mean of 1.8 gaps per sample, with a heavy concentration at 0 gaps (compliant samples comprising 48% of the dataset).</w:t>
+      </w:r>
+    </w:p>
+    <w:p>
+      <w:pPr>
+        <w:pStyle w:val="Heading2"/>
+      </w:pPr>
+      <w:r>
+        <w:t>4.2  Model Training Results</w:t>
+      </w:r>
+    </w:p>
+    <w:p>
+      <w:r>
+        <w:t>The mDeBERTa-v3-base model was trained for 52 epochs with early stopping (patience=10). The best checkpoint was saved at epoch 42 based on validation Macro F1. Training used BCEWithLogitsLoss with pos_weight for class imbalance, layer-wise learning rates (backbone: 8e-6 to 1.5e-5, classification head: 5e-4), and word dropout augmentation (10%). This model replaced the initial mBERT baseline which struggled to converge on the bilingual 16-label task.</w:t>
+      </w:r>
+    </w:p>
+    <w:p>
+      <w:pPr>
+        <w:jc w:val="center"/>
+      </w:pPr>
+      <w:r>
+        <w:drawing>
+          <wp:inline xmlns:a="http://schemas.openxmlformats.org/drawingml/2006/main" xmlns:pic="http://schemas.openxmlformats.org/drawingml/2006/picture">
+            <wp:extent cx="5486400" cy="1959429"/>
+            <wp:docPr id="28" name="Picture 28"/>
+            <wp:cNvGraphicFramePr>
+              <a:graphicFrameLocks noChangeAspect="1"/>
+            </wp:cNvGraphicFramePr>
+            <a:graphic>
+              <a:graphicData uri="http://schemas.openxmlformats.org/drawingml/2006/picture">
+                <pic:pic>
+                  <pic:nvPicPr>
+                    <pic:cNvPr id="0" name="training_curves.png"/>
+                    <pic:cNvPicPr/>
+                  </pic:nvPicPr>
+                  <pic:blipFill>
+                    <a:blip r:embed="rId36"/>
+                    <a:stretch>
+                      <a:fillRect/>
+                    </a:stretch>
+                  </pic:blipFill>
+                  <pic:spPr>
+                    <a:xfrm>
+                      <a:off x="0" y="0"/>
+                      <a:ext cx="5486400" cy="1959429"/>
+                    </a:xfrm>
+                    <a:prstGeom prst="rect"/>
+                  </pic:spPr>
+                </pic:pic>
+              </a:graphicData>
+            </a:graphic>
+          </wp:inline>
+        </w:drawing>
+      </w:r>
+    </w:p>
+    <w:p>
+      <w:pPr>
+        <w:jc w:val="center"/>
+      </w:pPr>
+      <w:r>
+        <w:rPr>
+          <w:b/>
+          <w:sz w:val="18"/>
+        </w:rPr>
+        <w:t>Figure 4.2: Training Progress (Enhanced)</w:t>
+      </w:r>
+    </w:p>
+    <w:p>
+      <w:r>
+        <w:t>The training curves show steady convergence: training loss decreased from 1.45 to 0.98, while validation loss decreased from 1.23 to 0.72. Validation Macro F1 plateaued around 0.60 after epoch 30, with the best checkpoint at epoch 42.</w:t>
+      </w:r>
+    </w:p>
+    <w:p>
+      <w:pPr>
+        <w:pStyle w:val="Heading2"/>
+      </w:pPr>
+      <w:r>
+        <w:t>4.3  Test Set Evaluation</w:t>
+      </w:r>
+    </w:p>
+    <w:p>
+      <w:r>
+        <w:t>Three threshold strategies were compared on the held-out test set (134 samples):</w:t>
+      </w:r>
+    </w:p>
+    <w:p>
+      <w:r>
+        <w:t>Table 4.1: Test Set Evaluation — Threshold Strategies</w:t>
+      </w:r>
+    </w:p>
+    <w:tbl>
+      <w:tblPr>
+        <w:tblStyle w:val="TableGrid"/>
+        <w:tblW w:type="auto" w:w="0"/>
+        <w:jc w:val="center"/>
+        <w:tblLook w:firstColumn="1" w:firstRow="1" w:lastColumn="0" w:lastRow="0" w:noHBand="0" w:noVBand="1" w:val="04A0"/>
+      </w:tblPr>
+      <w:tblGrid>
+        <w:gridCol w:w="1872"/>
+        <w:gridCol w:w="1872"/>
+        <w:gridCol w:w="1872"/>
+        <w:gridCol w:w="1872"/>
+        <w:gridCol w:w="1872"/>
+      </w:tblGrid>
+      <w:tr>
+        <w:tc>
+          <w:tcPr>
+            <w:tcW w:type="dxa" w:w="1872"/>
+            <w:shd w:fill="000000" w:val="clear"/>
+          </w:tcPr>
+          <w:p>
+            <w:r>
+              <w:rPr>
+                <w:b/>
+                <w:color w:val="FFFFFF"/>
+                <w:sz w:val="18"/>
+              </w:rPr>
+              <w:t>Strategy</w:t>
+            </w:r>
+          </w:p>
+        </w:tc>
+        <w:tc>
+          <w:tcPr>
+            <w:tcW w:type="dxa" w:w="1872"/>
+            <w:shd w:fill="000000" w:val="clear"/>
+          </w:tcPr>
+          <w:p>
+            <w:r>
+              <w:rPr>
+                <w:b/>
+                <w:color w:val="FFFFFF"/>
+                <w:sz w:val="18"/>
+              </w:rPr>
+              <w:t>Macro F1</w:t>
+            </w:r>
+          </w:p>
+        </w:tc>
+        <w:tc>
+          <w:tcPr>
+            <w:tcW w:type="dxa" w:w="1872"/>
+            <w:shd w:fill="000000" w:val="clear"/>
+          </w:tcPr>
+          <w:p>
+            <w:r>
+              <w:rPr>
+                <w:b/>
+                <w:color w:val="FFFFFF"/>
+                <w:sz w:val="18"/>
+              </w:rPr>
+              <w:t>Micro F1</w:t>
+            </w:r>
+          </w:p>
+        </w:tc>
+        <w:tc>
+          <w:tcPr>
+            <w:tcW w:type="dxa" w:w="1872"/>
+            <w:shd w:fill="000000" w:val="clear"/>
+          </w:tcPr>
+          <w:p>
+            <w:r>
+              <w:rPr>
+                <w:b/>
+                <w:color w:val="FFFFFF"/>
+                <w:sz w:val="18"/>
+              </w:rPr>
+              <w:t>Exact Match</w:t>
+            </w:r>
+          </w:p>
+        </w:tc>
+        <w:tc>
+          <w:tcPr>
+            <w:tcW w:type="dxa" w:w="1872"/>
+            <w:shd w:fill="000000" w:val="clear"/>
+          </w:tcPr>
+          <w:p>
+            <w:r>
+              <w:rPr>
+                <w:b/>
+                <w:color w:val="FFFFFF"/>
+                <w:sz w:val="18"/>
+              </w:rPr>
+              <w:t>Hamming Acc</w:t>
+            </w:r>
+          </w:p>
+        </w:tc>
+      </w:tr>
+      <w:tr>
+        <w:tc>
+          <w:tcPr>
+            <w:tcW w:type="dxa" w:w="1872"/>
+          </w:tcPr>
+          <w:p>
+            <w:r>
+              <w:rPr>
+                <w:sz w:val="18"/>
+              </w:rPr>
+              <w:t>Fixed (0.50)</w:t>
+            </w:r>
+          </w:p>
+        </w:tc>
+        <w:tc>
+          <w:tcPr>
+            <w:tcW w:type="dxa" w:w="1872"/>
+          </w:tcPr>
+          <w:p>
+            <w:r>
+              <w:rPr>
+                <w:sz w:val="18"/>
+              </w:rPr>
+              <w:t>0.5551</w:t>
+            </w:r>
+          </w:p>
+        </w:tc>
+        <w:tc>
+          <w:tcPr>
+            <w:tcW w:type="dxa" w:w="1872"/>
+          </w:tcPr>
+          <w:p>
+            <w:r>
+              <w:rPr>
+                <w:sz w:val="18"/>
+              </w:rPr>
+              <w:t>0.5566</w:t>
+            </w:r>
+          </w:p>
+        </w:tc>
+        <w:tc>
+          <w:tcPr>
+            <w:tcW w:type="dxa" w:w="1872"/>
+          </w:tcPr>
+          <w:p>
+            <w:r>
+              <w:rPr>
+                <w:sz w:val="18"/>
+              </w:rPr>
+              <w:t>0.3582</w:t>
+            </w:r>
+          </w:p>
+        </w:tc>
+        <w:tc>
+          <w:tcPr>
+            <w:tcW w:type="dxa" w:w="1872"/>
+          </w:tcPr>
+          <w:p>
+            <w:r>
+              <w:rPr>
+                <w:sz w:val="18"/>
+              </w:rPr>
+              <w:t>0.8484</w:t>
+            </w:r>
+          </w:p>
+        </w:tc>
+      </w:tr>
+      <w:tr>
+        <w:tc>
+          <w:tcPr>
+            <w:tcW w:type="dxa" w:w="1872"/>
+          </w:tcPr>
+          <w:p>
+            <w:r>
+              <w:rPr>
+                <w:sz w:val="18"/>
+              </w:rPr>
+              <w:t>Global (0.74)</w:t>
+            </w:r>
+          </w:p>
+        </w:tc>
+        <w:tc>
+          <w:tcPr>
+            <w:tcW w:type="dxa" w:w="1872"/>
+          </w:tcPr>
+          <w:p>
+            <w:r>
+              <w:rPr>
+                <w:sz w:val="18"/>
+              </w:rPr>
+              <w:t>0.5910</w:t>
+            </w:r>
+          </w:p>
+        </w:tc>
+        <w:tc>
+          <w:tcPr>
+            <w:tcW w:type="dxa" w:w="1872"/>
+          </w:tcPr>
+          <w:p>
+            <w:r>
+              <w:rPr>
+                <w:sz w:val="18"/>
+              </w:rPr>
+              <w:t>0.6017</w:t>
+            </w:r>
+          </w:p>
+        </w:tc>
+        <w:tc>
+          <w:tcPr>
+            <w:tcW w:type="dxa" w:w="1872"/>
+          </w:tcPr>
+          <w:p>
+            <w:r>
+              <w:rPr>
+                <w:sz w:val="18"/>
+              </w:rPr>
+              <w:t>0.5000</w:t>
+            </w:r>
+          </w:p>
+        </w:tc>
+        <w:tc>
+          <w:tcPr>
+            <w:tcW w:type="dxa" w:w="1872"/>
+          </w:tcPr>
+          <w:p>
+            <w:r>
+              <w:rPr>
+                <w:sz w:val="18"/>
+              </w:rPr>
+              <w:t>0.9104</w:t>
+            </w:r>
+          </w:p>
+        </w:tc>
+      </w:tr>
+      <w:tr>
+        <w:tc>
+          <w:tcPr>
+            <w:tcW w:type="dxa" w:w="1872"/>
+          </w:tcPr>
+          <w:p>
+            <w:r>
+              <w:rPr>
+                <w:sz w:val="18"/>
+              </w:rPr>
+              <w:t>Conservative per-label</w:t>
+            </w:r>
+          </w:p>
+        </w:tc>
+        <w:tc>
+          <w:tcPr>
+            <w:tcW w:type="dxa" w:w="1872"/>
+          </w:tcPr>
+          <w:p>
+            <w:r>
+              <w:rPr>
+                <w:sz w:val="18"/>
+              </w:rPr>
+              <w:t>0.6037</w:t>
+            </w:r>
+          </w:p>
+        </w:tc>
+        <w:tc>
+          <w:tcPr>
+            <w:tcW w:type="dxa" w:w="1872"/>
+          </w:tcPr>
+          <w:p>
+            <w:r>
+              <w:rPr>
+                <w:sz w:val="18"/>
+              </w:rPr>
+              <w:t>0.6069</w:t>
+            </w:r>
+          </w:p>
+        </w:tc>
+        <w:tc>
+          <w:tcPr>
+            <w:tcW w:type="dxa" w:w="1872"/>
+          </w:tcPr>
+          <w:p>
+            <w:r>
+              <w:rPr>
+                <w:sz w:val="18"/>
+              </w:rPr>
+              <w:t>0.4552</w:t>
+            </w:r>
+          </w:p>
+        </w:tc>
+        <w:tc>
+          <w:tcPr>
+            <w:tcW w:type="dxa" w:w="1872"/>
+          </w:tcPr>
+          <w:p>
+            <w:r>
+              <w:rPr>
+                <w:sz w:val="18"/>
+              </w:rPr>
+              <w:t>0.8997</w:t>
+            </w:r>
+          </w:p>
+        </w:tc>
+      </w:tr>
+    </w:tbl>
+    <w:p>
+      <w:r>
+        <w:t>The Conservative Per-Label strategy achieved the best test Macro F1 of 0.6037. This strategy optimizes a threshold per gap label on the validation set, clamps to [0.43, 0.65], and blends with the global optimum (0.74).</w:t>
+      </w:r>
+    </w:p>
+    <w:p>
+      <w:r>
+        <w:t>Table 4.2: Per-Gap Detection Metrics (Conservative Per-Label)</w:t>
+      </w:r>
+    </w:p>
+    <w:tbl>
+      <w:tblPr>
+        <w:tblStyle w:val="TableGrid"/>
+        <w:tblW w:type="auto" w:w="0"/>
+        <w:jc w:val="center"/>
+        <w:tblLook w:firstColumn="1" w:firstRow="1" w:lastColumn="0" w:lastRow="0" w:noHBand="0" w:noVBand="1" w:val="04A0"/>
+      </w:tblPr>
+      <w:tblGrid>
+        <w:gridCol w:w="1872"/>
+        <w:gridCol w:w="1872"/>
+        <w:gridCol w:w="1872"/>
+        <w:gridCol w:w="1872"/>
+        <w:gridCol w:w="1872"/>
+      </w:tblGrid>
+      <w:tr>
+        <w:tc>
+          <w:tcPr>
+            <w:tcW w:type="dxa" w:w="1872"/>
+            <w:shd w:fill="000000" w:val="clear"/>
+          </w:tcPr>
+          <w:p>
+            <w:r>
+              <w:rPr>
+                <w:b/>
+                <w:color w:val="FFFFFF"/>
+                <w:sz w:val="18"/>
+              </w:rPr>
+              <w:t>Gap ID</w:t>
+            </w:r>
+          </w:p>
+        </w:tc>
+        <w:tc>
+          <w:tcPr>
+            <w:tcW w:type="dxa" w:w="1872"/>
+            <w:shd w:fill="000000" w:val="clear"/>
+          </w:tcPr>
+          <w:p>
+            <w:r>
+              <w:rPr>
+                <w:b/>
+                <w:color w:val="FFFFFF"/>
+                <w:sz w:val="18"/>
+              </w:rPr>
+              <w:t>Precision</w:t>
+            </w:r>
+          </w:p>
+        </w:tc>
+        <w:tc>
+          <w:tcPr>
+            <w:tcW w:type="dxa" w:w="1872"/>
+            <w:shd w:fill="000000" w:val="clear"/>
+          </w:tcPr>
+          <w:p>
+            <w:r>
+              <w:rPr>
+                <w:b/>
+                <w:color w:val="FFFFFF"/>
+                <w:sz w:val="18"/>
+              </w:rPr>
+              <w:t>Recall</w:t>
+            </w:r>
+          </w:p>
+        </w:tc>
+        <w:tc>
+          <w:tcPr>
+            <w:tcW w:type="dxa" w:w="1872"/>
+            <w:shd w:fill="000000" w:val="clear"/>
+          </w:tcPr>
+          <w:p>
+            <w:r>
+              <w:rPr>
+                <w:b/>
+                <w:color w:val="FFFFFF"/>
+                <w:sz w:val="18"/>
+              </w:rPr>
+              <w:t>F1</w:t>
+            </w:r>
+          </w:p>
+        </w:tc>
+        <w:tc>
+          <w:tcPr>
+            <w:tcW w:type="dxa" w:w="1872"/>
+            <w:shd w:fill="000000" w:val="clear"/>
+          </w:tcPr>
+          <w:p>
+            <w:r>
+              <w:rPr>
+                <w:b/>
+                <w:color w:val="FFFFFF"/>
+                <w:sz w:val="18"/>
+              </w:rPr>
+              <w:t>Support</w:t>
+            </w:r>
+          </w:p>
+        </w:tc>
+      </w:tr>
+      <w:tr>
+        <w:tc>
+          <w:tcPr>
+            <w:tcW w:type="dxa" w:w="1872"/>
+          </w:tcPr>
+          <w:p>
+            <w:r>
+              <w:rPr>
+                <w:sz w:val="18"/>
+              </w:rPr>
+              <w:t>GAP_PP_001</w:t>
+            </w:r>
+          </w:p>
+        </w:tc>
+        <w:tc>
+          <w:tcPr>
+            <w:tcW w:type="dxa" w:w="1872"/>
+          </w:tcPr>
+          <w:p>
+            <w:r>
+              <w:rPr>
+                <w:sz w:val="18"/>
+              </w:rPr>
+              <w:t>0.895</w:t>
+            </w:r>
+          </w:p>
+        </w:tc>
+        <w:tc>
+          <w:tcPr>
+            <w:tcW w:type="dxa" w:w="1872"/>
+          </w:tcPr>
+          <w:p>
+            <w:r>
+              <w:rPr>
+                <w:sz w:val="18"/>
+              </w:rPr>
+              <w:t>1.000</w:t>
+            </w:r>
+          </w:p>
+        </w:tc>
+        <w:tc>
+          <w:tcPr>
+            <w:tcW w:type="dxa" w:w="1872"/>
+          </w:tcPr>
+          <w:p>
+            <w:r>
+              <w:rPr>
+                <w:sz w:val="18"/>
+              </w:rPr>
+              <w:t>0.944</w:t>
+            </w:r>
+          </w:p>
+        </w:tc>
+        <w:tc>
+          <w:tcPr>
+            <w:tcW w:type="dxa" w:w="1872"/>
+          </w:tcPr>
+          <w:p>
+            <w:r>
+              <w:rPr>
+                <w:sz w:val="18"/>
+              </w:rPr>
+              <w:t>17</w:t>
+            </w:r>
+          </w:p>
+        </w:tc>
+      </w:tr>
+      <w:tr>
+        <w:tc>
+          <w:tcPr>
+            <w:tcW w:type="dxa" w:w="1872"/>
+          </w:tcPr>
+          <w:p>
+            <w:r>
+              <w:rPr>
+                <w:sz w:val="18"/>
+              </w:rPr>
+              <w:t>GAP_PP_002</w:t>
+            </w:r>
+          </w:p>
+        </w:tc>
+        <w:tc>
+          <w:tcPr>
+            <w:tcW w:type="dxa" w:w="1872"/>
+          </w:tcPr>
+          <w:p>
+            <w:r>
+              <w:rPr>
+                <w:sz w:val="18"/>
+              </w:rPr>
+              <w:t>0.591</w:t>
+            </w:r>
+          </w:p>
+        </w:tc>
+        <w:tc>
+          <w:tcPr>
+            <w:tcW w:type="dxa" w:w="1872"/>
+          </w:tcPr>
+          <w:p>
+            <w:r>
+              <w:rPr>
+                <w:sz w:val="18"/>
+              </w:rPr>
+              <w:t>0.684</w:t>
+            </w:r>
+          </w:p>
+        </w:tc>
+        <w:tc>
+          <w:tcPr>
+            <w:tcW w:type="dxa" w:w="1872"/>
+          </w:tcPr>
+          <w:p>
+            <w:r>
+              <w:rPr>
+                <w:sz w:val="18"/>
+              </w:rPr>
+              <w:t>0.634</w:t>
+            </w:r>
+          </w:p>
+        </w:tc>
+        <w:tc>
+          <w:tcPr>
+            <w:tcW w:type="dxa" w:w="1872"/>
+          </w:tcPr>
+          <w:p>
+            <w:r>
+              <w:rPr>
+                <w:sz w:val="18"/>
+              </w:rPr>
+              <w:t>19</w:t>
+            </w:r>
+          </w:p>
+        </w:tc>
+      </w:tr>
+      <w:tr>
+        <w:tc>
+          <w:tcPr>
+            <w:tcW w:type="dxa" w:w="1872"/>
+          </w:tcPr>
+          <w:p>
+            <w:r>
+              <w:rPr>
+                <w:sz w:val="18"/>
+              </w:rPr>
+              <w:t>GAP_PP_003</w:t>
+            </w:r>
+          </w:p>
+        </w:tc>
+        <w:tc>
+          <w:tcPr>
+            <w:tcW w:type="dxa" w:w="1872"/>
+          </w:tcPr>
+          <w:p>
+            <w:r>
+              <w:rPr>
+                <w:sz w:val="18"/>
+              </w:rPr>
+              <w:t>0.571</w:t>
+            </w:r>
+          </w:p>
+        </w:tc>
+        <w:tc>
+          <w:tcPr>
+            <w:tcW w:type="dxa" w:w="1872"/>
+          </w:tcPr>
+          <w:p>
+            <w:r>
+              <w:rPr>
+                <w:sz w:val="18"/>
+              </w:rPr>
+              <w:t>0.522</w:t>
+            </w:r>
+          </w:p>
+        </w:tc>
+        <w:tc>
+          <w:tcPr>
+            <w:tcW w:type="dxa" w:w="1872"/>
+          </w:tcPr>
+          <w:p>
+            <w:r>
+              <w:rPr>
+                <w:sz w:val="18"/>
+              </w:rPr>
+              <w:t>0.545</w:t>
+            </w:r>
+          </w:p>
+        </w:tc>
+        <w:tc>
+          <w:tcPr>
+            <w:tcW w:type="dxa" w:w="1872"/>
+          </w:tcPr>
+          <w:p>
+            <w:r>
+              <w:rPr>
+                <w:sz w:val="18"/>
+              </w:rPr>
+              <w:t>23</w:t>
+            </w:r>
+          </w:p>
+        </w:tc>
+      </w:tr>
+      <w:tr>
+        <w:tc>
+          <w:tcPr>
+            <w:tcW w:type="dxa" w:w="1872"/>
+          </w:tcPr>
+          <w:p>
+            <w:r>
+              <w:rPr>
+                <w:sz w:val="18"/>
+              </w:rPr>
+              <w:t>GAP_PP_004</w:t>
+            </w:r>
+          </w:p>
+        </w:tc>
+        <w:tc>
+          <w:tcPr>
+            <w:tcW w:type="dxa" w:w="1872"/>
+          </w:tcPr>
+          <w:p>
+            <w:r>
+              <w:rPr>
+                <w:sz w:val="18"/>
+              </w:rPr>
+              <w:t>0.667</w:t>
+            </w:r>
+          </w:p>
+        </w:tc>
+        <w:tc>
+          <w:tcPr>
+            <w:tcW w:type="dxa" w:w="1872"/>
+          </w:tcPr>
+          <w:p>
+            <w:r>
+              <w:rPr>
+                <w:sz w:val="18"/>
+              </w:rPr>
+              <w:t>0.706</w:t>
+            </w:r>
+          </w:p>
+        </w:tc>
+        <w:tc>
+          <w:tcPr>
+            <w:tcW w:type="dxa" w:w="1872"/>
+          </w:tcPr>
+          <w:p>
+            <w:r>
+              <w:rPr>
+                <w:sz w:val="18"/>
+              </w:rPr>
+              <w:t>0.686</w:t>
+            </w:r>
+          </w:p>
+        </w:tc>
+        <w:tc>
+          <w:tcPr>
+            <w:tcW w:type="dxa" w:w="1872"/>
+          </w:tcPr>
+          <w:p>
+            <w:r>
+              <w:rPr>
+                <w:sz w:val="18"/>
+              </w:rPr>
+              <w:t>17</w:t>
+            </w:r>
+          </w:p>
+        </w:tc>
+      </w:tr>
+      <w:tr>
+        <w:tc>
+          <w:tcPr>
+            <w:tcW w:type="dxa" w:w="1872"/>
+          </w:tcPr>
+          <w:p>
+            <w:r>
+              <w:rPr>
+                <w:sz w:val="18"/>
+              </w:rPr>
+              <w:t>GAP_PP_005</w:t>
+            </w:r>
+          </w:p>
+        </w:tc>
+        <w:tc>
+          <w:tcPr>
+            <w:tcW w:type="dxa" w:w="1872"/>
+          </w:tcPr>
+          <w:p>
+            <w:r>
+              <w:rPr>
+                <w:sz w:val="18"/>
+              </w:rPr>
+              <w:t>0.650</w:t>
+            </w:r>
+          </w:p>
+        </w:tc>
+        <w:tc>
+          <w:tcPr>
+            <w:tcW w:type="dxa" w:w="1872"/>
+          </w:tcPr>
+          <w:p>
+            <w:r>
+              <w:rPr>
+                <w:sz w:val="18"/>
+              </w:rPr>
+              <w:t>1.000</w:t>
+            </w:r>
+          </w:p>
+        </w:tc>
+        <w:tc>
+          <w:tcPr>
+            <w:tcW w:type="dxa" w:w="1872"/>
+          </w:tcPr>
+          <w:p>
+            <w:r>
+              <w:rPr>
+                <w:sz w:val="18"/>
+              </w:rPr>
+              <w:t>0.788</w:t>
+            </w:r>
+          </w:p>
+        </w:tc>
+        <w:tc>
+          <w:tcPr>
+            <w:tcW w:type="dxa" w:w="1872"/>
+          </w:tcPr>
+          <w:p>
+            <w:r>
+              <w:rPr>
+                <w:sz w:val="18"/>
+              </w:rPr>
+              <w:t>13</w:t>
+            </w:r>
+          </w:p>
+        </w:tc>
+      </w:tr>
+      <w:tr>
+        <w:tc>
+          <w:tcPr>
+            <w:tcW w:type="dxa" w:w="1872"/>
+          </w:tcPr>
+          <w:p>
+            <w:r>
+              <w:rPr>
+                <w:sz w:val="18"/>
+              </w:rPr>
+              <w:t>GAP_PP_006</w:t>
+            </w:r>
+          </w:p>
+        </w:tc>
+        <w:tc>
+          <w:tcPr>
+            <w:tcW w:type="dxa" w:w="1872"/>
+          </w:tcPr>
+          <w:p>
+            <w:r>
+              <w:rPr>
+                <w:sz w:val="18"/>
+              </w:rPr>
+              <w:t>0.625</w:t>
+            </w:r>
+          </w:p>
+        </w:tc>
+        <w:tc>
+          <w:tcPr>
+            <w:tcW w:type="dxa" w:w="1872"/>
+          </w:tcPr>
+          <w:p>
+            <w:r>
+              <w:rPr>
+                <w:sz w:val="18"/>
+              </w:rPr>
+              <w:t>0.882</w:t>
+            </w:r>
+          </w:p>
+        </w:tc>
+        <w:tc>
+          <w:tcPr>
+            <w:tcW w:type="dxa" w:w="1872"/>
+          </w:tcPr>
+          <w:p>
+            <w:r>
+              <w:rPr>
+                <w:sz w:val="18"/>
+              </w:rPr>
+              <w:t>0.732</w:t>
+            </w:r>
+          </w:p>
+        </w:tc>
+        <w:tc>
+          <w:tcPr>
+            <w:tcW w:type="dxa" w:w="1872"/>
+          </w:tcPr>
+          <w:p>
+            <w:r>
+              <w:rPr>
+                <w:sz w:val="18"/>
+              </w:rPr>
+              <w:t>17</w:t>
+            </w:r>
+          </w:p>
+        </w:tc>
+      </w:tr>
+      <w:tr>
+        <w:tc>
+          <w:tcPr>
+            <w:tcW w:type="dxa" w:w="1872"/>
+          </w:tcPr>
+          <w:p>
+            <w:r>
+              <w:rPr>
+                <w:sz w:val="18"/>
+              </w:rPr>
+              <w:t>GAP_PP_007</w:t>
+            </w:r>
+          </w:p>
+        </w:tc>
+        <w:tc>
+          <w:tcPr>
+            <w:tcW w:type="dxa" w:w="1872"/>
+          </w:tcPr>
+          <w:p>
+            <w:r>
+              <w:rPr>
+                <w:sz w:val="18"/>
+              </w:rPr>
+              <w:t>0.588</w:t>
+            </w:r>
+          </w:p>
+        </w:tc>
+        <w:tc>
+          <w:tcPr>
+            <w:tcW w:type="dxa" w:w="1872"/>
+          </w:tcPr>
+          <w:p>
+            <w:r>
+              <w:rPr>
+                <w:sz w:val="18"/>
+              </w:rPr>
+              <w:t>0.500</w:t>
+            </w:r>
+          </w:p>
+        </w:tc>
+        <w:tc>
+          <w:tcPr>
+            <w:tcW w:type="dxa" w:w="1872"/>
+          </w:tcPr>
+          <w:p>
+            <w:r>
+              <w:rPr>
+                <w:sz w:val="18"/>
+              </w:rPr>
+              <w:t>0.541</w:t>
+            </w:r>
+          </w:p>
+        </w:tc>
+        <w:tc>
+          <w:tcPr>
+            <w:tcW w:type="dxa" w:w="1872"/>
+          </w:tcPr>
+          <w:p>
+            <w:r>
+              <w:rPr>
+                <w:sz w:val="18"/>
+              </w:rPr>
+              <w:t>20</w:t>
+            </w:r>
+          </w:p>
+        </w:tc>
+      </w:tr>
+      <w:tr>
+        <w:tc>
+          <w:tcPr>
+            <w:tcW w:type="dxa" w:w="1872"/>
+          </w:tcPr>
+          <w:p>
+            <w:r>
+              <w:rPr>
+                <w:sz w:val="18"/>
+              </w:rPr>
+              <w:t>GAP_PP_008</w:t>
+            </w:r>
+          </w:p>
+        </w:tc>
+        <w:tc>
+          <w:tcPr>
+            <w:tcW w:type="dxa" w:w="1872"/>
+          </w:tcPr>
+          <w:p>
+            <w:r>
+              <w:rPr>
+                <w:sz w:val="18"/>
+              </w:rPr>
+              <w:t>0.550</w:t>
+            </w:r>
+          </w:p>
+        </w:tc>
+        <w:tc>
+          <w:tcPr>
+            <w:tcW w:type="dxa" w:w="1872"/>
+          </w:tcPr>
+          <w:p>
+            <w:r>
+              <w:rPr>
+                <w:sz w:val="18"/>
+              </w:rPr>
+              <w:t>0.524</w:t>
+            </w:r>
+          </w:p>
+        </w:tc>
+        <w:tc>
+          <w:tcPr>
+            <w:tcW w:type="dxa" w:w="1872"/>
+          </w:tcPr>
+          <w:p>
+            <w:r>
+              <w:rPr>
+                <w:sz w:val="18"/>
+              </w:rPr>
+              <w:t>0.537</w:t>
+            </w:r>
+          </w:p>
+        </w:tc>
+        <w:tc>
+          <w:tcPr>
+            <w:tcW w:type="dxa" w:w="1872"/>
+          </w:tcPr>
+          <w:p>
+            <w:r>
+              <w:rPr>
+                <w:sz w:val="18"/>
+              </w:rPr>
+              <w:t>21</w:t>
+            </w:r>
+          </w:p>
+        </w:tc>
+      </w:tr>
+      <w:tr>
+        <w:tc>
+          <w:tcPr>
+            <w:tcW w:type="dxa" w:w="1872"/>
+          </w:tcPr>
+          <w:p>
+            <w:r>
+              <w:rPr>
+                <w:sz w:val="18"/>
+              </w:rPr>
+              <w:t>GAP_RA_001</w:t>
+            </w:r>
+          </w:p>
+        </w:tc>
+        <w:tc>
+          <w:tcPr>
+            <w:tcW w:type="dxa" w:w="1872"/>
+          </w:tcPr>
+          <w:p>
+            <w:r>
+              <w:rPr>
+                <w:sz w:val="18"/>
+              </w:rPr>
+              <w:t>0.917</w:t>
+            </w:r>
+          </w:p>
+        </w:tc>
+        <w:tc>
+          <w:tcPr>
+            <w:tcW w:type="dxa" w:w="1872"/>
+          </w:tcPr>
+          <w:p>
+            <w:r>
+              <w:rPr>
+                <w:sz w:val="18"/>
+              </w:rPr>
+              <w:t>0.733</w:t>
+            </w:r>
+          </w:p>
+        </w:tc>
+        <w:tc>
+          <w:tcPr>
+            <w:tcW w:type="dxa" w:w="1872"/>
+          </w:tcPr>
+          <w:p>
+            <w:r>
+              <w:rPr>
+                <w:sz w:val="18"/>
+              </w:rPr>
+              <w:t>0.815</w:t>
+            </w:r>
+          </w:p>
+        </w:tc>
+        <w:tc>
+          <w:tcPr>
+            <w:tcW w:type="dxa" w:w="1872"/>
+          </w:tcPr>
+          <w:p>
+            <w:r>
+              <w:rPr>
+                <w:sz w:val="18"/>
+              </w:rPr>
+              <w:t>15</w:t>
+            </w:r>
+          </w:p>
+        </w:tc>
+      </w:tr>
+      <w:tr>
+        <w:tc>
+          <w:tcPr>
+            <w:tcW w:type="dxa" w:w="1872"/>
+          </w:tcPr>
+          <w:p>
+            <w:r>
+              <w:rPr>
+                <w:sz w:val="18"/>
+              </w:rPr>
+              <w:t>GAP_RA_002</w:t>
+            </w:r>
+          </w:p>
+        </w:tc>
+        <w:tc>
+          <w:tcPr>
+            <w:tcW w:type="dxa" w:w="1872"/>
+          </w:tcPr>
+          <w:p>
+            <w:r>
+              <w:rPr>
+                <w:sz w:val="18"/>
+              </w:rPr>
+              <w:t>0.304</w:t>
+            </w:r>
+          </w:p>
+        </w:tc>
+        <w:tc>
+          <w:tcPr>
+            <w:tcW w:type="dxa" w:w="1872"/>
+          </w:tcPr>
+          <w:p>
+            <w:r>
+              <w:rPr>
+                <w:sz w:val="18"/>
+              </w:rPr>
+              <w:t>0.700</w:t>
+            </w:r>
+          </w:p>
+        </w:tc>
+        <w:tc>
+          <w:tcPr>
+            <w:tcW w:type="dxa" w:w="1872"/>
+          </w:tcPr>
+          <w:p>
+            <w:r>
+              <w:rPr>
+                <w:sz w:val="18"/>
+              </w:rPr>
+              <w:t>0.424</w:t>
+            </w:r>
+          </w:p>
+        </w:tc>
+        <w:tc>
+          <w:tcPr>
+            <w:tcW w:type="dxa" w:w="1872"/>
+          </w:tcPr>
+          <w:p>
+            <w:r>
+              <w:rPr>
+                <w:sz w:val="18"/>
+              </w:rPr>
+              <w:t>10</w:t>
+            </w:r>
+          </w:p>
+        </w:tc>
+      </w:tr>
+      <w:tr>
+        <w:tc>
+          <w:tcPr>
+            <w:tcW w:type="dxa" w:w="1872"/>
+          </w:tcPr>
+          <w:p>
+            <w:r>
+              <w:rPr>
+                <w:sz w:val="18"/>
+              </w:rPr>
+              <w:t>GAP_RA_003</w:t>
+            </w:r>
+          </w:p>
+        </w:tc>
+        <w:tc>
+          <w:tcPr>
+            <w:tcW w:type="dxa" w:w="1872"/>
+          </w:tcPr>
+          <w:p>
+            <w:r>
+              <w:rPr>
+                <w:sz w:val="18"/>
+              </w:rPr>
+              <w:t>0.444</w:t>
+            </w:r>
+          </w:p>
+        </w:tc>
+        <w:tc>
+          <w:tcPr>
+            <w:tcW w:type="dxa" w:w="1872"/>
+          </w:tcPr>
+          <w:p>
+            <w:r>
+              <w:rPr>
+                <w:sz w:val="18"/>
+              </w:rPr>
+              <w:t>0.889</w:t>
+            </w:r>
+          </w:p>
+        </w:tc>
+        <w:tc>
+          <w:tcPr>
+            <w:tcW w:type="dxa" w:w="1872"/>
+          </w:tcPr>
+          <w:p>
+            <w:r>
+              <w:rPr>
+                <w:sz w:val="18"/>
+              </w:rPr>
+              <w:t>0.593</w:t>
+            </w:r>
+          </w:p>
+        </w:tc>
+        <w:tc>
+          <w:tcPr>
+            <w:tcW w:type="dxa" w:w="1872"/>
+          </w:tcPr>
+          <w:p>
+            <w:r>
+              <w:rPr>
+                <w:sz w:val="18"/>
+              </w:rPr>
+              <w:t>9</w:t>
+            </w:r>
+          </w:p>
+        </w:tc>
+      </w:tr>
+      <w:tr>
+        <w:tc>
+          <w:tcPr>
+            <w:tcW w:type="dxa" w:w="1872"/>
+          </w:tcPr>
+          <w:p>
+            <w:r>
+              <w:rPr>
+                <w:sz w:val="18"/>
+              </w:rPr>
+              <w:t>GAP_RA_004</w:t>
+            </w:r>
+          </w:p>
+        </w:tc>
+        <w:tc>
+          <w:tcPr>
+            <w:tcW w:type="dxa" w:w="1872"/>
+          </w:tcPr>
+          <w:p>
+            <w:r>
+              <w:rPr>
+                <w:sz w:val="18"/>
+              </w:rPr>
+              <w:t>0.550</w:t>
+            </w:r>
+          </w:p>
+        </w:tc>
+        <w:tc>
+          <w:tcPr>
+            <w:tcW w:type="dxa" w:w="1872"/>
+          </w:tcPr>
+          <w:p>
+            <w:r>
+              <w:rPr>
+                <w:sz w:val="18"/>
+              </w:rPr>
+              <w:t>0.917</w:t>
+            </w:r>
+          </w:p>
+        </w:tc>
+        <w:tc>
+          <w:tcPr>
+            <w:tcW w:type="dxa" w:w="1872"/>
+          </w:tcPr>
+          <w:p>
+            <w:r>
+              <w:rPr>
+                <w:sz w:val="18"/>
+              </w:rPr>
+              <w:t>0.688</w:t>
+            </w:r>
+          </w:p>
+        </w:tc>
+        <w:tc>
+          <w:tcPr>
+            <w:tcW w:type="dxa" w:w="1872"/>
+          </w:tcPr>
+          <w:p>
+            <w:r>
+              <w:rPr>
+                <w:sz w:val="18"/>
+              </w:rPr>
+              <w:t>12</w:t>
+            </w:r>
+          </w:p>
+        </w:tc>
+      </w:tr>
+      <w:tr>
+        <w:tc>
+          <w:tcPr>
+            <w:tcW w:type="dxa" w:w="1872"/>
+          </w:tcPr>
+          <w:p>
+            <w:r>
+              <w:rPr>
+                <w:sz w:val="18"/>
+              </w:rPr>
+              <w:t>GAP_RA_005</w:t>
+            </w:r>
+          </w:p>
+        </w:tc>
+        <w:tc>
+          <w:tcPr>
+            <w:tcW w:type="dxa" w:w="1872"/>
+          </w:tcPr>
+          <w:p>
+            <w:r>
+              <w:rPr>
+                <w:sz w:val="18"/>
+              </w:rPr>
+              <w:t>0.333</w:t>
+            </w:r>
+          </w:p>
+        </w:tc>
+        <w:tc>
+          <w:tcPr>
+            <w:tcW w:type="dxa" w:w="1872"/>
+          </w:tcPr>
+          <w:p>
+            <w:r>
+              <w:rPr>
+                <w:sz w:val="18"/>
+              </w:rPr>
+              <w:t>0.875</w:t>
+            </w:r>
+          </w:p>
+        </w:tc>
+        <w:tc>
+          <w:tcPr>
+            <w:tcW w:type="dxa" w:w="1872"/>
+          </w:tcPr>
+          <w:p>
+            <w:r>
+              <w:rPr>
+                <w:sz w:val="18"/>
+              </w:rPr>
+              <w:t>0.483</w:t>
+            </w:r>
+          </w:p>
+        </w:tc>
+        <w:tc>
+          <w:tcPr>
+            <w:tcW w:type="dxa" w:w="1872"/>
+          </w:tcPr>
+          <w:p>
+            <w:r>
+              <w:rPr>
+                <w:sz w:val="18"/>
+              </w:rPr>
+              <w:t>8</w:t>
+            </w:r>
+          </w:p>
+        </w:tc>
+      </w:tr>
+      <w:tr>
+        <w:tc>
+          <w:tcPr>
+            <w:tcW w:type="dxa" w:w="1872"/>
+          </w:tcPr>
+          <w:p>
+            <w:r>
+              <w:rPr>
+                <w:sz w:val="18"/>
+              </w:rPr>
+              <w:t>GAP_RA_006</w:t>
+            </w:r>
+          </w:p>
+        </w:tc>
+        <w:tc>
+          <w:tcPr>
+            <w:tcW w:type="dxa" w:w="1872"/>
+          </w:tcPr>
+          <w:p>
+            <w:r>
+              <w:rPr>
+                <w:sz w:val="18"/>
+              </w:rPr>
+              <w:t>0.389</w:t>
+            </w:r>
+          </w:p>
+        </w:tc>
+        <w:tc>
+          <w:tcPr>
+            <w:tcW w:type="dxa" w:w="1872"/>
+          </w:tcPr>
+          <w:p>
+            <w:r>
+              <w:rPr>
+                <w:sz w:val="18"/>
+              </w:rPr>
+              <w:t>0.700</w:t>
+            </w:r>
+          </w:p>
+        </w:tc>
+        <w:tc>
+          <w:tcPr>
+            <w:tcW w:type="dxa" w:w="1872"/>
+          </w:tcPr>
+          <w:p>
+            <w:r>
+              <w:rPr>
+                <w:sz w:val="18"/>
+              </w:rPr>
+              <w:t>0.500</w:t>
+            </w:r>
+          </w:p>
+        </w:tc>
+        <w:tc>
+          <w:tcPr>
+            <w:tcW w:type="dxa" w:w="1872"/>
+          </w:tcPr>
+          <w:p>
+            <w:r>
+              <w:rPr>
+                <w:sz w:val="18"/>
+              </w:rPr>
+              <w:t>10</w:t>
+            </w:r>
+          </w:p>
+        </w:tc>
+      </w:tr>
+      <w:tr>
+        <w:tc>
+          <w:tcPr>
+            <w:tcW w:type="dxa" w:w="1872"/>
+          </w:tcPr>
+          <w:p>
+            <w:r>
+              <w:rPr>
+                <w:sz w:val="18"/>
+              </w:rPr>
+              <w:t>GAP_RA_007</w:t>
+            </w:r>
+          </w:p>
+        </w:tc>
+        <w:tc>
+          <w:tcPr>
+            <w:tcW w:type="dxa" w:w="1872"/>
+          </w:tcPr>
+          <w:p>
+            <w:r>
+              <w:rPr>
+                <w:sz w:val="18"/>
+              </w:rPr>
+              <w:t>0.222</w:t>
+            </w:r>
+          </w:p>
+        </w:tc>
+        <w:tc>
+          <w:tcPr>
+            <w:tcW w:type="dxa" w:w="1872"/>
+          </w:tcPr>
+          <w:p>
+            <w:r>
+              <w:rPr>
+                <w:sz w:val="18"/>
+              </w:rPr>
+              <w:t>0.333</w:t>
+            </w:r>
+          </w:p>
+        </w:tc>
+        <w:tc>
+          <w:tcPr>
+            <w:tcW w:type="dxa" w:w="1872"/>
+          </w:tcPr>
+          <w:p>
+            <w:r>
+              <w:rPr>
+                <w:sz w:val="18"/>
+              </w:rPr>
+              <w:t>0.267</w:t>
+            </w:r>
+          </w:p>
+        </w:tc>
+        <w:tc>
+          <w:tcPr>
+            <w:tcW w:type="dxa" w:w="1872"/>
+          </w:tcPr>
+          <w:p>
+            <w:r>
+              <w:rPr>
+                <w:sz w:val="18"/>
+              </w:rPr>
+              <w:t>12</w:t>
+            </w:r>
+          </w:p>
+        </w:tc>
+      </w:tr>
+      <w:tr>
+        <w:tc>
+          <w:tcPr>
+            <w:tcW w:type="dxa" w:w="1872"/>
+          </w:tcPr>
+          <w:p>
+            <w:r>
+              <w:rPr>
+                <w:sz w:val="18"/>
+              </w:rPr>
+              <w:t>GAP_RA_008</w:t>
+            </w:r>
+          </w:p>
+        </w:tc>
+        <w:tc>
+          <w:tcPr>
+            <w:tcW w:type="dxa" w:w="1872"/>
+          </w:tcPr>
+          <w:p>
+            <w:r>
+              <w:rPr>
+                <w:sz w:val="18"/>
+              </w:rPr>
+              <w:t>0.364</w:t>
+            </w:r>
+          </w:p>
+        </w:tc>
+        <w:tc>
+          <w:tcPr>
+            <w:tcW w:type="dxa" w:w="1872"/>
+          </w:tcPr>
+          <w:p>
+            <w:r>
+              <w:rPr>
+                <w:sz w:val="18"/>
+              </w:rPr>
+              <w:t>0.727</w:t>
+            </w:r>
+          </w:p>
+        </w:tc>
+        <w:tc>
+          <w:tcPr>
+            <w:tcW w:type="dxa" w:w="1872"/>
+          </w:tcPr>
+          <w:p>
+            <w:r>
+              <w:rPr>
+                <w:sz w:val="18"/>
+              </w:rPr>
+              <w:t>0.485</w:t>
+            </w:r>
+          </w:p>
+        </w:tc>
+        <w:tc>
+          <w:tcPr>
+            <w:tcW w:type="dxa" w:w="1872"/>
+          </w:tcPr>
+          <w:p>
+            <w:r>
+              <w:rPr>
+                <w:sz w:val="18"/>
+              </w:rPr>
+              <w:t>11</w:t>
+            </w:r>
+          </w:p>
+        </w:tc>
+      </w:tr>
+    </w:tbl>
+    <w:p>
+      <w:pPr>
+        <w:jc w:val="center"/>
+      </w:pPr>
+      <w:r>
+        <w:drawing>
+          <wp:inline xmlns:a="http://schemas.openxmlformats.org/drawingml/2006/main" xmlns:pic="http://schemas.openxmlformats.org/drawingml/2006/picture">
+            <wp:extent cx="5486400" cy="2351314"/>
+            <wp:docPr id="29" name="Picture 29"/>
+            <wp:cNvGraphicFramePr>
+              <a:graphicFrameLocks noChangeAspect="1"/>
+            </wp:cNvGraphicFramePr>
+            <a:graphic>
+              <a:graphicData uri="http://schemas.openxmlformats.org/drawingml/2006/picture">
+                <pic:pic>
+                  <pic:nvPicPr>
+                    <pic:cNvPr id="0" name="per_gap_performance.png"/>
+                    <pic:cNvPicPr/>
+                  </pic:nvPicPr>
+                  <pic:blipFill>
+                    <a:blip r:embed="rId37"/>
+                    <a:stretch>
+                      <a:fillRect/>
+                    </a:stretch>
+                  </pic:blipFill>
+                  <pic:spPr>
+                    <a:xfrm>
+                      <a:off x="0" y="0"/>
+                      <a:ext cx="5486400" cy="2351314"/>
+                    </a:xfrm>
+                    <a:prstGeom prst="rect"/>
+                  </pic:spPr>
+                </pic:pic>
+              </a:graphicData>
+            </a:graphic>
+          </wp:inline>
+        </w:drawing>
+      </w:r>
+    </w:p>
+    <w:p>
+      <w:pPr>
+        <w:jc w:val="center"/>
+      </w:pPr>
+      <w:r>
+        <w:rPr>
+          <w:b/>
+          <w:sz w:val="18"/>
+        </w:rPr>
+        <w:t>Figure 4.3: Per-Gap Precision / Recall / F1 (Test Set)</w:t>
+      </w:r>
+    </w:p>
+    <w:p>
+      <w:r>
+        <w:t>Table 4.3: Domain-Level Summary</w:t>
+      </w:r>
+    </w:p>
+    <w:tbl>
+      <w:tblPr>
+        <w:tblStyle w:val="TableGrid"/>
+        <w:tblW w:type="auto" w:w="0"/>
+        <w:jc w:val="center"/>
+        <w:tblLook w:firstColumn="1" w:firstRow="1" w:lastColumn="0" w:lastRow="0" w:noHBand="0" w:noVBand="1" w:val="04A0"/>
+      </w:tblPr>
+      <w:tblGrid>
+        <w:gridCol w:w="2340"/>
+        <w:gridCol w:w="2340"/>
+        <w:gridCol w:w="2340"/>
+        <w:gridCol w:w="2340"/>
+      </w:tblGrid>
+      <w:tr>
+        <w:tc>
+          <w:tcPr>
+            <w:tcW w:type="dxa" w:w="2340"/>
+            <w:shd w:fill="000000" w:val="clear"/>
+          </w:tcPr>
+          <w:p>
+            <w:r>
+              <w:rPr>
+                <w:b/>
+                <w:color w:val="FFFFFF"/>
+                <w:sz w:val="18"/>
+              </w:rPr>
+              <w:t>Domain</w:t>
+            </w:r>
+          </w:p>
+        </w:tc>
+        <w:tc>
+          <w:tcPr>
+            <w:tcW w:type="dxa" w:w="2340"/>
+            <w:shd w:fill="000000" w:val="clear"/>
+          </w:tcPr>
+          <w:p>
+            <w:r>
+              <w:rPr>
+                <w:b/>
+                <w:color w:val="FFFFFF"/>
+                <w:sz w:val="18"/>
+              </w:rPr>
+              <w:t>Macro F1</w:t>
+            </w:r>
+          </w:p>
+        </w:tc>
+        <w:tc>
+          <w:tcPr>
+            <w:tcW w:type="dxa" w:w="2340"/>
+            <w:shd w:fill="000000" w:val="clear"/>
+          </w:tcPr>
+          <w:p>
+            <w:r>
+              <w:rPr>
+                <w:b/>
+                <w:color w:val="FFFFFF"/>
+                <w:sz w:val="18"/>
+              </w:rPr>
+              <w:t>Strongest Gap</w:t>
+            </w:r>
+          </w:p>
+        </w:tc>
+        <w:tc>
+          <w:tcPr>
+            <w:tcW w:type="dxa" w:w="2340"/>
+            <w:shd w:fill="000000" w:val="clear"/>
+          </w:tcPr>
+          <w:p>
+            <w:r>
+              <w:rPr>
+                <w:b/>
+                <w:color w:val="FFFFFF"/>
+                <w:sz w:val="18"/>
+              </w:rPr>
+              <w:t>Weakest Gap</w:t>
+            </w:r>
+          </w:p>
+        </w:tc>
+      </w:tr>
+      <w:tr>
+        <w:tc>
+          <w:tcPr>
+            <w:tcW w:type="dxa" w:w="2340"/>
+          </w:tcPr>
+          <w:p>
+            <w:r>
+              <w:rPr>
+                <w:sz w:val="18"/>
+              </w:rPr>
+              <w:t>Password Policy (PP)</w:t>
+            </w:r>
+          </w:p>
+        </w:tc>
+        <w:tc>
+          <w:tcPr>
+            <w:tcW w:type="dxa" w:w="2340"/>
+          </w:tcPr>
+          <w:p>
+            <w:r>
+              <w:rPr>
+                <w:sz w:val="18"/>
+              </w:rPr>
+              <w:t>0.6758</w:t>
+            </w:r>
+          </w:p>
+        </w:tc>
+        <w:tc>
+          <w:tcPr>
+            <w:tcW w:type="dxa" w:w="2340"/>
+          </w:tcPr>
+          <w:p>
+            <w:r>
+              <w:rPr>
+                <w:sz w:val="18"/>
+              </w:rPr>
+              <w:t>GAP_PP_001 (0.944)</w:t>
+            </w:r>
+          </w:p>
+        </w:tc>
+        <w:tc>
+          <w:tcPr>
+            <w:tcW w:type="dxa" w:w="2340"/>
+          </w:tcPr>
+          <w:p>
+            <w:r>
+              <w:rPr>
+                <w:sz w:val="18"/>
+              </w:rPr>
+              <w:t>GAP_PP_008 (0.537)</w:t>
+            </w:r>
+          </w:p>
+        </w:tc>
+      </w:tr>
+      <w:tr>
+        <w:tc>
+          <w:tcPr>
+            <w:tcW w:type="dxa" w:w="2340"/>
+          </w:tcPr>
+          <w:p>
+            <w:r>
+              <w:rPr>
+                <w:sz w:val="18"/>
+              </w:rPr>
+              <w:t>Risk Assessment (RA)</w:t>
+            </w:r>
+          </w:p>
+        </w:tc>
+        <w:tc>
+          <w:tcPr>
+            <w:tcW w:type="dxa" w:w="2340"/>
+          </w:tcPr>
+          <w:p>
+            <w:r>
+              <w:rPr>
+                <w:sz w:val="18"/>
+              </w:rPr>
+              <w:t>0.5317</w:t>
+            </w:r>
+          </w:p>
+        </w:tc>
+        <w:tc>
+          <w:tcPr>
+            <w:tcW w:type="dxa" w:w="2340"/>
+          </w:tcPr>
+          <w:p>
+            <w:r>
+              <w:rPr>
+                <w:sz w:val="18"/>
+              </w:rPr>
+              <w:t>GAP_RA_001 (0.815)</w:t>
+            </w:r>
+          </w:p>
+        </w:tc>
+        <w:tc>
+          <w:tcPr>
+            <w:tcW w:type="dxa" w:w="2340"/>
+          </w:tcPr>
+          <w:p>
+            <w:r>
+              <w:rPr>
+                <w:sz w:val="18"/>
+              </w:rPr>
+              <w:t>GAP_RA_007 (0.267)</w:t>
+            </w:r>
+          </w:p>
+        </w:tc>
+      </w:tr>
+    </w:tbl>
+    <w:p>
+      <w:pPr>
+        <w:jc w:val="center"/>
+      </w:pPr>
+      <w:r>
+        <w:drawing>
+          <wp:inline xmlns:a="http://schemas.openxmlformats.org/drawingml/2006/main" xmlns:pic="http://schemas.openxmlformats.org/drawingml/2006/picture">
+            <wp:extent cx="5486400" cy="5486400"/>
+            <wp:docPr id="30" name="Picture 30"/>
+            <wp:cNvGraphicFramePr>
+              <a:graphicFrameLocks noChangeAspect="1"/>
+            </wp:cNvGraphicFramePr>
+            <a:graphic>
+              <a:graphicData uri="http://schemas.openxmlformats.org/drawingml/2006/picture">
+                <pic:pic>
+                  <pic:nvPicPr>
+                    <pic:cNvPr id="0" name="domain_radar.png"/>
+                    <pic:cNvPicPr/>
+                  </pic:nvPicPr>
+                  <pic:blipFill>
+                    <a:blip r:embed="rId38"/>
+                    <a:stretch>
+                      <a:fillRect/>
+                    </a:stretch>
+                  </pic:blipFill>
+                  <pic:spPr>
+                    <a:xfrm>
+                      <a:off x="0" y="0"/>
+                      <a:ext cx="5486400" cy="5486400"/>
+                    </a:xfrm>
+                    <a:prstGeom prst="rect"/>
+                  </pic:spPr>
+                </pic:pic>
+              </a:graphicData>
+            </a:graphic>
+          </wp:inline>
+        </w:drawing>
+      </w:r>
+    </w:p>
+    <w:p>
+      <w:pPr>
+        <w:jc w:val="center"/>
+      </w:pPr>
+      <w:r>
+        <w:rPr>
+          <w:b/>
+          <w:sz w:val="18"/>
+        </w:rPr>
+        <w:t>Figure 4.5: Domain-Level Performance Comparison</w:t>
+      </w:r>
+    </w:p>
+    <w:p>
+      <w:r>
+        <w:t>The model performs notably stronger on Password Policy gaps (Macro F1: 0.6758) than Risk Assessment gaps (0.5317). The 14-point gap is attributed to lower training support for RA labels (80–100 samples vs 102–120 for PP labels).</w:t>
+      </w:r>
+    </w:p>
+    <w:p>
+      <w:pPr>
+        <w:jc w:val="center"/>
+      </w:pPr>
+      <w:r>
+        <w:drawing>
+          <wp:inline xmlns:a="http://schemas.openxmlformats.org/drawingml/2006/main" xmlns:pic="http://schemas.openxmlformats.org/drawingml/2006/picture">
+            <wp:extent cx="5486400" cy="2351314"/>
+            <wp:docPr id="31" name="Picture 31"/>
+            <wp:cNvGraphicFramePr>
+              <a:graphicFrameLocks noChangeAspect="1"/>
+            </wp:cNvGraphicFramePr>
+            <a:graphic>
+              <a:graphicData uri="http://schemas.openxmlformats.org/drawingml/2006/picture">
+                <pic:pic>
+                  <pic:nvPicPr>
+                    <pic:cNvPr id="0" name="roc_curves.png"/>
+                    <pic:cNvPicPr/>
+                  </pic:nvPicPr>
+                  <pic:blipFill>
+                    <a:blip r:embed="rId39"/>
+                    <a:stretch>
+                      <a:fillRect/>
+                    </a:stretch>
+                  </pic:blipFill>
+                  <pic:spPr>
+                    <a:xfrm>
+                      <a:off x="0" y="0"/>
+                      <a:ext cx="5486400" cy="2351314"/>
+                    </a:xfrm>
+                    <a:prstGeom prst="rect"/>
+                  </pic:spPr>
+                </pic:pic>
+              </a:graphicData>
+            </a:graphic>
+          </wp:inline>
+        </w:drawing>
+      </w:r>
+    </w:p>
+    <w:p>
+      <w:pPr>
+        <w:jc w:val="center"/>
+      </w:pPr>
+      <w:r>
+        <w:rPr>
+          <w:b/>
+          <w:sz w:val="18"/>
+        </w:rPr>
+        <w:t>Figure 4.4: ROC Curves (Test Set)</w:t>
+      </w:r>
+    </w:p>
+    <w:p>
+      <w:r>
+        <w:t>ROC analysis shows strong discriminative ability across all gaps. Password Policy AUCs range from 0.87 to 1.00, while Risk Assessment AUCs range from 0.81 to 0.98. Even the weakest gap (GAP_RA_007, AUC=0.81) is well above random baseline, indicating the model has learned meaningful representations.</w:t>
+      </w:r>
+    </w:p>
+    <w:p>
+      <w:pPr>
+        <w:jc w:val="center"/>
+      </w:pPr>
+      <w:r>
+        <w:drawing>
+          <wp:inline xmlns:a="http://schemas.openxmlformats.org/drawingml/2006/main" xmlns:pic="http://schemas.openxmlformats.org/drawingml/2006/picture">
+            <wp:extent cx="5486400" cy="6858000"/>
+            <wp:docPr id="32" name="Picture 32"/>
+            <wp:cNvGraphicFramePr>
+              <a:graphicFrameLocks noChangeAspect="1"/>
+            </wp:cNvGraphicFramePr>
+            <a:graphic>
+              <a:graphicData uri="http://schemas.openxmlformats.org/drawingml/2006/picture">
+                <pic:pic>
+                  <pic:nvPicPr>
+                    <pic:cNvPr id="0" name="confusion_heatmap.png"/>
+                    <pic:cNvPicPr/>
+                  </pic:nvPicPr>
+                  <pic:blipFill>
+                    <a:blip r:embed="rId40"/>
+                    <a:stretch>
+                      <a:fillRect/>
+                    </a:stretch>
+                  </pic:blipFill>
+                  <pic:spPr>
+                    <a:xfrm>
+                      <a:off x="0" y="0"/>
+                      <a:ext cx="5486400" cy="6858000"/>
+                    </a:xfrm>
+                    <a:prstGeom prst="rect"/>
+                  </pic:spPr>
+                </pic:pic>
+              </a:graphicData>
+            </a:graphic>
+          </wp:inline>
+        </w:drawing>
+      </w:r>
+    </w:p>
+    <w:p>
+      <w:pPr>
+        <w:jc w:val="center"/>
+      </w:pPr>
+      <w:r>
+        <w:rPr>
+          <w:b/>
+          <w:sz w:val="18"/>
+        </w:rPr>
+        <w:t>Figure 4.6: Multi-Label Confusion Matrix</w:t>
+      </w:r>
+    </w:p>
+    <w:p>
+      <w:r>
+        <w:t>The confusion matrix reveals that False Positives (FP) are more common than False Negatives (FN) for most RA gaps, confirming the model’s tendency to over-predict low-support labels. The BCEWithLogitsLoss with pos_weight effectively handles high-support PP labels but the RA domain labels with fewer positive samples remain challenging.</w:t>
+      </w:r>
+    </w:p>
+    <w:p>
+      <w:pPr>
+        <w:pStyle w:val="Heading2"/>
+      </w:pPr>
+      <w:r>
+        <w:t>4.4  Model Inference Testing</w:t>
+      </w:r>
+    </w:p>
+    <w:p>
+      <w:r>
+        <w:t>The model was tested using representative policy samples covering different compliance levels and languages.</w:t>
+      </w:r>
+    </w:p>
+    <w:p>
+      <w:r>
+        <w:t>Table 4.4: Test Case Results — Model Inference</w:t>
+      </w:r>
+    </w:p>
+    <w:tbl>
+      <w:tblPr>
+        <w:tblStyle w:val="TableGrid"/>
+        <w:tblW w:type="auto" w:w="0"/>
+        <w:jc w:val="center"/>
+        <w:tblLook w:firstColumn="1" w:firstRow="1" w:lastColumn="0" w:lastRow="0" w:noHBand="0" w:noVBand="1" w:val="04A0"/>
+      </w:tblPr>
+      <w:tblGrid>
+        <w:gridCol w:w="2340"/>
+        <w:gridCol w:w="2340"/>
+        <w:gridCol w:w="2340"/>
+        <w:gridCol w:w="2340"/>
+      </w:tblGrid>
+      <w:tr>
+        <w:tc>
+          <w:tcPr>
+            <w:tcW w:type="dxa" w:w="2340"/>
+            <w:shd w:fill="000000" w:val="clear"/>
+          </w:tcPr>
+          <w:p>
+            <w:r>
+              <w:rPr>
+                <w:b/>
+                <w:color w:val="FFFFFF"/>
+                <w:sz w:val="18"/>
+              </w:rPr>
+              <w:t>Test Case</w:t>
+            </w:r>
+          </w:p>
+        </w:tc>
+        <w:tc>
+          <w:tcPr>
+            <w:tcW w:type="dxa" w:w="2340"/>
+            <w:shd w:fill="000000" w:val="clear"/>
+          </w:tcPr>
+          <w:p>
+            <w:r>
+              <w:rPr>
+                <w:b/>
+                <w:color w:val="FFFFFF"/>
+                <w:sz w:val="18"/>
+              </w:rPr>
+              <w:t>Input</w:t>
+            </w:r>
+          </w:p>
+        </w:tc>
+        <w:tc>
+          <w:tcPr>
+            <w:tcW w:type="dxa" w:w="2340"/>
+            <w:shd w:fill="000000" w:val="clear"/>
+          </w:tcPr>
+          <w:p>
+            <w:r>
+              <w:rPr>
+                <w:b/>
+                <w:color w:val="FFFFFF"/>
+                <w:sz w:val="18"/>
+              </w:rPr>
+              <w:t>Expected Result</w:t>
+            </w:r>
+          </w:p>
+        </w:tc>
+        <w:tc>
+          <w:tcPr>
+            <w:tcW w:type="dxa" w:w="2340"/>
+            <w:shd w:fill="000000" w:val="clear"/>
+          </w:tcPr>
+          <w:p>
+            <w:r>
+              <w:rPr>
+                <w:b/>
+                <w:color w:val="FFFFFF"/>
+                <w:sz w:val="18"/>
+              </w:rPr>
+              <w:t>Status</w:t>
+            </w:r>
+          </w:p>
+        </w:tc>
+      </w:tr>
+      <w:tr>
+        <w:tc>
+          <w:tcPr>
+            <w:tcW w:type="dxa" w:w="2340"/>
+          </w:tcPr>
+          <w:p>
+            <w:r>
+              <w:rPr>
+                <w:sz w:val="18"/>
+              </w:rPr>
+              <w:t>Compliant PP (EN)</w:t>
+            </w:r>
+          </w:p>
+        </w:tc>
+        <w:tc>
+          <w:tcPr>
+            <w:tcW w:type="dxa" w:w="2340"/>
+          </w:tcPr>
+          <w:p>
+            <w:r>
+              <w:rPr>
+                <w:sz w:val="18"/>
+              </w:rPr>
+              <w:t>Strong password policy with all controls</w:t>
+            </w:r>
+          </w:p>
+        </w:tc>
+        <w:tc>
+          <w:tcPr>
+            <w:tcW w:type="dxa" w:w="2340"/>
+          </w:tcPr>
+          <w:p>
+            <w:r>
+              <w:rPr>
+                <w:sz w:val="18"/>
+              </w:rPr>
+              <w:t>Low gap detection, high score</w:t>
+            </w:r>
+          </w:p>
+        </w:tc>
+        <w:tc>
+          <w:tcPr>
+            <w:tcW w:type="dxa" w:w="2340"/>
+          </w:tcPr>
+          <w:p>
+            <w:r>
+              <w:rPr>
+                <w:sz w:val="18"/>
+              </w:rPr>
+              <w:t>Pass</w:t>
+            </w:r>
+          </w:p>
+        </w:tc>
+      </w:tr>
+      <w:tr>
+        <w:tc>
+          <w:tcPr>
+            <w:tcW w:type="dxa" w:w="2340"/>
+          </w:tcPr>
+          <w:p>
+            <w:r>
+              <w:rPr>
+                <w:sz w:val="18"/>
+              </w:rPr>
+              <w:t>Weak PP (EN)</w:t>
+            </w:r>
+          </w:p>
+        </w:tc>
+        <w:tc>
+          <w:tcPr>
+            <w:tcW w:type="dxa" w:w="2340"/>
+          </w:tcPr>
+          <w:p>
+            <w:r>
+              <w:rPr>
+                <w:sz w:val="18"/>
+              </w:rPr>
+              <w:t>Minimal policy missing MFA/PAM</w:t>
+            </w:r>
+          </w:p>
+        </w:tc>
+        <w:tc>
+          <w:tcPr>
+            <w:tcW w:type="dxa" w:w="2340"/>
+          </w:tcPr>
+          <w:p>
+            <w:r>
+              <w:rPr>
+                <w:sz w:val="18"/>
+              </w:rPr>
+              <w:t>Multiple gaps (PP_004, PP_005)</w:t>
+            </w:r>
+          </w:p>
+        </w:tc>
+        <w:tc>
+          <w:tcPr>
+            <w:tcW w:type="dxa" w:w="2340"/>
+          </w:tcPr>
+          <w:p>
+            <w:r>
+              <w:rPr>
+                <w:sz w:val="18"/>
+              </w:rPr>
+              <w:t>Pass</w:t>
+            </w:r>
+          </w:p>
+        </w:tc>
+      </w:tr>
+      <w:tr>
+        <w:tc>
+          <w:tcPr>
+            <w:tcW w:type="dxa" w:w="2340"/>
+          </w:tcPr>
+          <w:p>
+            <w:r>
+              <w:rPr>
+                <w:sz w:val="18"/>
+              </w:rPr>
+              <w:t>Arabic Policy</w:t>
+            </w:r>
+          </w:p>
+        </w:tc>
+        <w:tc>
+          <w:tcPr>
+            <w:tcW w:type="dxa" w:w="2340"/>
+          </w:tcPr>
+          <w:p>
+            <w:r>
+              <w:rPr>
+                <w:sz w:val="18"/>
+              </w:rPr>
+              <w:t>Arabic password policy text</w:t>
+            </w:r>
+          </w:p>
+        </w:tc>
+        <w:tc>
+          <w:tcPr>
+            <w:tcW w:type="dxa" w:w="2340"/>
+          </w:tcPr>
+          <w:p>
+            <w:r>
+              <w:rPr>
+                <w:sz w:val="18"/>
+              </w:rPr>
+              <w:t>Correct domain detection + gaps</w:t>
+            </w:r>
+          </w:p>
+        </w:tc>
+        <w:tc>
+          <w:tcPr>
+            <w:tcW w:type="dxa" w:w="2340"/>
+          </w:tcPr>
+          <w:p>
+            <w:r>
+              <w:rPr>
+                <w:sz w:val="18"/>
+              </w:rPr>
+              <w:t>Pass</w:t>
+            </w:r>
+          </w:p>
+        </w:tc>
+      </w:tr>
+      <w:tr>
+        <w:tc>
+          <w:tcPr>
+            <w:tcW w:type="dxa" w:w="2340"/>
+          </w:tcPr>
+          <w:p>
+            <w:r>
+              <w:rPr>
+                <w:sz w:val="18"/>
+              </w:rPr>
+              <w:t>Risk Assessment</w:t>
+            </w:r>
+          </w:p>
+        </w:tc>
+        <w:tc>
+          <w:tcPr>
+            <w:tcW w:type="dxa" w:w="2340"/>
+          </w:tcPr>
+          <w:p>
+            <w:r>
+              <w:rPr>
+                <w:sz w:val="18"/>
+              </w:rPr>
+              <w:t>Risk management policy</w:t>
+            </w:r>
+          </w:p>
+        </w:tc>
+        <w:tc>
+          <w:tcPr>
+            <w:tcW w:type="dxa" w:w="2340"/>
+          </w:tcPr>
+          <w:p>
+            <w:r>
+              <w:rPr>
+                <w:sz w:val="18"/>
+              </w:rPr>
+              <w:t>RA domain detected, relevant gaps</w:t>
+            </w:r>
+          </w:p>
+        </w:tc>
+        <w:tc>
+          <w:tcPr>
+            <w:tcW w:type="dxa" w:w="2340"/>
+          </w:tcPr>
+          <w:p>
+            <w:r>
+              <w:rPr>
+                <w:sz w:val="18"/>
+              </w:rPr>
+              <w:t>Pass</w:t>
+            </w:r>
+          </w:p>
+        </w:tc>
+      </w:tr>
+      <w:tr>
+        <w:tc>
+          <w:tcPr>
+            <w:tcW w:type="dxa" w:w="2340"/>
+          </w:tcPr>
+          <w:p>
+            <w:r>
+              <w:rPr>
+                <w:sz w:val="18"/>
+              </w:rPr>
+              <w:t>Empty/Short Text</w:t>
+            </w:r>
+          </w:p>
+        </w:tc>
+        <w:tc>
+          <w:tcPr>
+            <w:tcW w:type="dxa" w:w="2340"/>
+          </w:tcPr>
+          <w:p>
+            <w:r>
+              <w:rPr>
+                <w:sz w:val="18"/>
+              </w:rPr>
+              <w:t>Minimal input</w:t>
+            </w:r>
+          </w:p>
+        </w:tc>
+        <w:tc>
+          <w:tcPr>
+            <w:tcW w:type="dxa" w:w="2340"/>
+          </w:tcPr>
+          <w:p>
+            <w:r>
+              <w:rPr>
+                <w:sz w:val="18"/>
+              </w:rPr>
+              <w:t>Graceful handling, no crash</w:t>
+            </w:r>
+          </w:p>
+        </w:tc>
+        <w:tc>
+          <w:tcPr>
+            <w:tcW w:type="dxa" w:w="2340"/>
+          </w:tcPr>
+          <w:p>
+            <w:r>
+              <w:rPr>
+                <w:sz w:val="18"/>
+              </w:rPr>
+              <w:t>Pass</w:t>
+            </w:r>
+          </w:p>
+        </w:tc>
+      </w:tr>
+      <w:tr>
+        <w:tc>
+          <w:tcPr>
+            <w:tcW w:type="dxa" w:w="2340"/>
+          </w:tcPr>
+          <w:p>
+            <w:r>
+              <w:rPr>
+                <w:sz w:val="18"/>
+              </w:rPr>
+              <w:t>Long Document</w:t>
+            </w:r>
+          </w:p>
+        </w:tc>
+        <w:tc>
+          <w:tcPr>
+            <w:tcW w:type="dxa" w:w="2340"/>
+          </w:tcPr>
+          <w:p>
+            <w:r>
+              <w:rPr>
+                <w:sz w:val="18"/>
+              </w:rPr>
+              <w:t>50,000 char document</w:t>
+            </w:r>
+          </w:p>
+        </w:tc>
+        <w:tc>
+          <w:tcPr>
+            <w:tcW w:type="dxa" w:w="2340"/>
+          </w:tcPr>
+          <w:p>
+            <w:r>
+              <w:rPr>
+                <w:sz w:val="18"/>
+              </w:rPr>
+              <w:t>Chunking + max-pool aggregation</w:t>
+            </w:r>
+          </w:p>
+        </w:tc>
+        <w:tc>
+          <w:tcPr>
+            <w:tcW w:type="dxa" w:w="2340"/>
+          </w:tcPr>
+          <w:p>
+            <w:r>
+              <w:rPr>
+                <w:sz w:val="18"/>
+              </w:rPr>
+              <w:t>Pass</w:t>
+            </w:r>
+          </w:p>
+        </w:tc>
+      </w:tr>
+    </w:tbl>
+    <w:p>
+      <w:pPr>
+        <w:pStyle w:val="Heading2"/>
+      </w:pPr>
+      <w:r>
+        <w:t>4.5  API Testing</w:t>
+      </w:r>
+    </w:p>
+    <w:p>
+      <w:r>
+        <w:t>The API was tested at three levels:</w:t>
+      </w:r>
+    </w:p>
+    <w:p>
+      <w:pPr>
+        <w:pStyle w:val="ListBullet"/>
+      </w:pPr>
+      <w:r>
+        <w:t>test_local.py — Offline model inference (4 test cases)</w:t>
+      </w:r>
+    </w:p>
+    <w:p>
+      <w:pPr>
+        <w:pStyle w:val="ListBullet"/>
+      </w:pPr>
+      <w:r>
+        <w:t>test_api.py — Local server endpoint tests</w:t>
+      </w:r>
+    </w:p>
+    <w:p>
+      <w:pPr>
+        <w:pStyle w:val="ListBullet"/>
+      </w:pPr>
+      <w:r>
+        <w:t>test_deployed_api.py — Cloud Run deployment verification</w:t>
+      </w:r>
+    </w:p>
+    <w:p>
+      <w:r>
+        <w:t>Table 4.5: Test Case Results — API Endpoints</w:t>
+      </w:r>
+    </w:p>
+    <w:tbl>
+      <w:tblPr>
+        <w:tblStyle w:val="TableGrid"/>
+        <w:tblW w:type="auto" w:w="0"/>
+        <w:jc w:val="center"/>
+        <w:tblLook w:firstColumn="1" w:firstRow="1" w:lastColumn="0" w:lastRow="0" w:noHBand="0" w:noVBand="1" w:val="04A0"/>
+      </w:tblPr>
+      <w:tblGrid>
+        <w:gridCol w:w="2340"/>
+        <w:gridCol w:w="2340"/>
+        <w:gridCol w:w="2340"/>
+        <w:gridCol w:w="2340"/>
+      </w:tblGrid>
+      <w:tr>
+        <w:tc>
+          <w:tcPr>
+            <w:tcW w:type="dxa" w:w="2340"/>
+            <w:shd w:fill="000000" w:val="clear"/>
+          </w:tcPr>
+          <w:p>
+            <w:r>
+              <w:rPr>
+                <w:b/>
+                <w:color w:val="FFFFFF"/>
+                <w:sz w:val="18"/>
+              </w:rPr>
+              <w:t>Test</w:t>
+            </w:r>
+          </w:p>
+        </w:tc>
+        <w:tc>
+          <w:tcPr>
+            <w:tcW w:type="dxa" w:w="2340"/>
+            <w:shd w:fill="000000" w:val="clear"/>
+          </w:tcPr>
+          <w:p>
+            <w:r>
+              <w:rPr>
+                <w:b/>
+                <w:color w:val="FFFFFF"/>
+                <w:sz w:val="18"/>
+              </w:rPr>
+              <w:t>Endpoint</w:t>
+            </w:r>
+          </w:p>
+        </w:tc>
+        <w:tc>
+          <w:tcPr>
+            <w:tcW w:type="dxa" w:w="2340"/>
+            <w:shd w:fill="000000" w:val="clear"/>
+          </w:tcPr>
+          <w:p>
+            <w:r>
+              <w:rPr>
+                <w:b/>
+                <w:color w:val="FFFFFF"/>
+                <w:sz w:val="18"/>
+              </w:rPr>
+              <w:t>Expected</w:t>
+            </w:r>
+          </w:p>
+        </w:tc>
+        <w:tc>
+          <w:tcPr>
+            <w:tcW w:type="dxa" w:w="2340"/>
+            <w:shd w:fill="000000" w:val="clear"/>
+          </w:tcPr>
+          <w:p>
+            <w:r>
+              <w:rPr>
+                <w:b/>
+                <w:color w:val="FFFFFF"/>
+                <w:sz w:val="18"/>
+              </w:rPr>
+              <w:t>Result</w:t>
+            </w:r>
+          </w:p>
+        </w:tc>
+      </w:tr>
+      <w:tr>
+        <w:tc>
+          <w:tcPr>
+            <w:tcW w:type="dxa" w:w="2340"/>
+          </w:tcPr>
+          <w:p>
+            <w:r>
+              <w:rPr>
+                <w:sz w:val="18"/>
+              </w:rPr>
+              <w:t>Health Check</w:t>
+            </w:r>
+          </w:p>
+        </w:tc>
+        <w:tc>
+          <w:tcPr>
+            <w:tcW w:type="dxa" w:w="2340"/>
+          </w:tcPr>
+          <w:p>
+            <w:r>
+              <w:rPr>
+                <w:sz w:val="18"/>
+              </w:rPr>
+              <w:t>GET /health</w:t>
+            </w:r>
+          </w:p>
+        </w:tc>
+        <w:tc>
+          <w:tcPr>
+            <w:tcW w:type="dxa" w:w="2340"/>
+          </w:tcPr>
+          <w:p>
+            <w:r>
+              <w:rPr>
+                <w:sz w:val="18"/>
+              </w:rPr>
+              <w:t>200 OK, model_loaded=true</w:t>
+            </w:r>
+          </w:p>
+        </w:tc>
+        <w:tc>
+          <w:tcPr>
+            <w:tcW w:type="dxa" w:w="2340"/>
+          </w:tcPr>
+          <w:p>
+            <w:r>
+              <w:rPr>
+                <w:sz w:val="18"/>
+              </w:rPr>
+              <w:t>Pass</w:t>
+            </w:r>
+          </w:p>
+        </w:tc>
+      </w:tr>
+      <w:tr>
+        <w:tc>
+          <w:tcPr>
+            <w:tcW w:type="dxa" w:w="2340"/>
+          </w:tcPr>
+          <w:p>
+            <w:r>
+              <w:rPr>
+                <w:sz w:val="18"/>
+              </w:rPr>
+              <w:t>Metadata</w:t>
+            </w:r>
+          </w:p>
+        </w:tc>
+        <w:tc>
+          <w:tcPr>
+            <w:tcW w:type="dxa" w:w="2340"/>
+          </w:tcPr>
+          <w:p>
+            <w:r>
+              <w:rPr>
+                <w:sz w:val="18"/>
+              </w:rPr>
+              <w:t>GET /</w:t>
+            </w:r>
+          </w:p>
+        </w:tc>
+        <w:tc>
+          <w:tcPr>
+            <w:tcW w:type="dxa" w:w="2340"/>
+          </w:tcPr>
+          <w:p>
+            <w:r>
+              <w:rPr>
+                <w:sz w:val="18"/>
+              </w:rPr>
+              <w:t>200 OK, version info</w:t>
+            </w:r>
+          </w:p>
+        </w:tc>
+        <w:tc>
+          <w:tcPr>
+            <w:tcW w:type="dxa" w:w="2340"/>
+          </w:tcPr>
+          <w:p>
+            <w:r>
+              <w:rPr>
+                <w:sz w:val="18"/>
+              </w:rPr>
+              <w:t>Pass</w:t>
+            </w:r>
+          </w:p>
+        </w:tc>
+      </w:tr>
+      <w:tr>
+        <w:tc>
+          <w:tcPr>
+            <w:tcW w:type="dxa" w:w="2340"/>
+          </w:tcPr>
+          <w:p>
+            <w:r>
+              <w:rPr>
+                <w:sz w:val="18"/>
+              </w:rPr>
+              <w:t>Analyze (valid)</w:t>
+            </w:r>
+          </w:p>
+        </w:tc>
+        <w:tc>
+          <w:tcPr>
+            <w:tcW w:type="dxa" w:w="2340"/>
+          </w:tcPr>
+          <w:p>
+            <w:r>
+              <w:rPr>
+                <w:sz w:val="18"/>
+              </w:rPr>
+              <w:t>POST /analyze</w:t>
+            </w:r>
+          </w:p>
+        </w:tc>
+        <w:tc>
+          <w:tcPr>
+            <w:tcW w:type="dxa" w:w="2340"/>
+          </w:tcPr>
+          <w:p>
+            <w:r>
+              <w:rPr>
+                <w:sz w:val="18"/>
+              </w:rPr>
+              <w:t>200, gap results</w:t>
+            </w:r>
+          </w:p>
+        </w:tc>
+        <w:tc>
+          <w:tcPr>
+            <w:tcW w:type="dxa" w:w="2340"/>
+          </w:tcPr>
+          <w:p>
+            <w:r>
+              <w:rPr>
+                <w:sz w:val="18"/>
+              </w:rPr>
+              <w:t>Pass</w:t>
+            </w:r>
+          </w:p>
+        </w:tc>
+      </w:tr>
+      <w:tr>
+        <w:tc>
+          <w:tcPr>
+            <w:tcW w:type="dxa" w:w="2340"/>
+          </w:tcPr>
+          <w:p>
+            <w:r>
+              <w:rPr>
+                <w:sz w:val="18"/>
+              </w:rPr>
+              <w:t>Analyze (empty)</w:t>
+            </w:r>
+          </w:p>
+        </w:tc>
+        <w:tc>
+          <w:tcPr>
+            <w:tcW w:type="dxa" w:w="2340"/>
+          </w:tcPr>
+          <w:p>
+            <w:r>
+              <w:rPr>
+                <w:sz w:val="18"/>
+              </w:rPr>
+              <w:t>POST /analyze</w:t>
+            </w:r>
+          </w:p>
+        </w:tc>
+        <w:tc>
+          <w:tcPr>
+            <w:tcW w:type="dxa" w:w="2340"/>
+          </w:tcPr>
+          <w:p>
+            <w:r>
+              <w:rPr>
+                <w:sz w:val="18"/>
+              </w:rPr>
+              <w:t>422 Validation Error</w:t>
+            </w:r>
+          </w:p>
+        </w:tc>
+        <w:tc>
+          <w:tcPr>
+            <w:tcW w:type="dxa" w:w="2340"/>
+          </w:tcPr>
+          <w:p>
+            <w:r>
+              <w:rPr>
+                <w:sz w:val="18"/>
+              </w:rPr>
+              <w:t>Pass</w:t>
+            </w:r>
+          </w:p>
+        </w:tc>
+      </w:tr>
+      <w:tr>
+        <w:tc>
+          <w:tcPr>
+            <w:tcW w:type="dxa" w:w="2340"/>
+          </w:tcPr>
+          <w:p>
+            <w:r>
+              <w:rPr>
+                <w:sz w:val="18"/>
+              </w:rPr>
+              <w:t>Analyze (too long)</w:t>
+            </w:r>
+          </w:p>
+        </w:tc>
+        <w:tc>
+          <w:tcPr>
+            <w:tcW w:type="dxa" w:w="2340"/>
+          </w:tcPr>
+          <w:p>
+            <w:r>
+              <w:rPr>
+                <w:sz w:val="18"/>
+              </w:rPr>
+              <w:t>POST /analyze</w:t>
+            </w:r>
+          </w:p>
+        </w:tc>
+        <w:tc>
+          <w:tcPr>
+            <w:tcW w:type="dxa" w:w="2340"/>
+          </w:tcPr>
+          <w:p>
+            <w:r>
+              <w:rPr>
+                <w:sz w:val="18"/>
+              </w:rPr>
+              <w:t>422, text &gt; 50K</w:t>
+            </w:r>
+          </w:p>
+        </w:tc>
+        <w:tc>
+          <w:tcPr>
+            <w:tcW w:type="dxa" w:w="2340"/>
+          </w:tcPr>
+          <w:p>
+            <w:r>
+              <w:rPr>
+                <w:sz w:val="18"/>
+              </w:rPr>
+              <w:t>Pass</w:t>
+            </w:r>
+          </w:p>
+        </w:tc>
+      </w:tr>
+      <w:tr>
+        <w:tc>
+          <w:tcPr>
+            <w:tcW w:type="dxa" w:w="2340"/>
+          </w:tcPr>
+          <w:p>
+            <w:r>
+              <w:rPr>
+                <w:sz w:val="18"/>
+              </w:rPr>
+              <w:t>Invalid endpoint</w:t>
+            </w:r>
+          </w:p>
+        </w:tc>
+        <w:tc>
+          <w:tcPr>
+            <w:tcW w:type="dxa" w:w="2340"/>
+          </w:tcPr>
+          <w:p>
+            <w:r>
+              <w:rPr>
+                <w:sz w:val="18"/>
+              </w:rPr>
+              <w:t>GET /invalid</w:t>
+            </w:r>
+          </w:p>
+        </w:tc>
+        <w:tc>
+          <w:tcPr>
+            <w:tcW w:type="dxa" w:w="2340"/>
+          </w:tcPr>
+          <w:p>
+            <w:r>
+              <w:rPr>
+                <w:sz w:val="18"/>
+              </w:rPr>
+              <w:t>404 Not Found</w:t>
+            </w:r>
+          </w:p>
+        </w:tc>
+        <w:tc>
+          <w:tcPr>
+            <w:tcW w:type="dxa" w:w="2340"/>
+          </w:tcPr>
+          <w:p>
+            <w:r>
+              <w:rPr>
+                <w:sz w:val="18"/>
+              </w:rPr>
+              <w:t>Pass</w:t>
+            </w:r>
+          </w:p>
+        </w:tc>
+      </w:tr>
+    </w:tbl>
+    <w:p>
+      <w:pPr>
+        <w:pStyle w:val="Heading2"/>
+      </w:pPr>
+      <w:r>
+        <w:t>4.6  Performance Metrics</w:t>
+      </w:r>
+    </w:p>
+    <w:p>
+      <w:pPr>
+        <w:pStyle w:val="ListBullet"/>
+      </w:pPr>
+      <w:r>
+        <w:t>Model inference time: &lt;500 ms per document (CPU)</w:t>
+      </w:r>
+    </w:p>
+    <w:p>
+      <w:pPr>
+        <w:pStyle w:val="ListBullet"/>
+      </w:pPr>
+      <w:r>
+        <w:t>API response time: &lt;1 second end-to-end</w:t>
+      </w:r>
+    </w:p>
+    <w:p>
+      <w:pPr>
+        <w:pStyle w:val="ListBullet"/>
+      </w:pPr>
+      <w:r>
+        <w:t>Cold start: ~30–60 seconds (model download from GCS)</w:t>
+      </w:r>
+    </w:p>
+    <w:p>
+      <w:pPr>
+        <w:pStyle w:val="ListBullet"/>
+      </w:pPr>
+      <w:r>
+        <w:t>Warm inference: consistent sub-second on subsequent requests</w:t>
+      </w:r>
+    </w:p>
+    <w:p>
+      <w:pPr>
+        <w:pStyle w:val="ListBullet"/>
+      </w:pPr>
+      <w:r>
+        <w:t>Document support: up to 50,000 characters per request</w:t>
+      </w:r>
+    </w:p>
+    <w:p>
+      <w:pPr>
+        <w:pStyle w:val="Heading2"/>
+      </w:pPr>
+      <w:r>
+        <w:t>4.7  Compliance Score Validation</w:t>
+      </w:r>
+    </w:p>
+    <w:p>
+      <w:r>
+        <w:t>The AI model’s compliance scoring was validated by analyzing documents with known compliance levels. Below are results showing the percentage scores generated by the system for compliant and non-compliant documents.</w:t>
+      </w:r>
+    </w:p>
+    <w:p>
+      <w:pPr>
+        <w:jc w:val="center"/>
+      </w:pPr>
+      <w:r>
+        <w:drawing>
+          <wp:inline xmlns:a="http://schemas.openxmlformats.org/drawingml/2006/main" xmlns:pic="http://schemas.openxmlformats.org/drawingml/2006/picture">
+            <wp:extent cx="5486400" cy="3124200"/>
+            <wp:docPr id="33" name="Picture 33"/>
+            <wp:cNvGraphicFramePr>
+              <a:graphicFrameLocks noChangeAspect="1"/>
+            </wp:cNvGraphicFramePr>
+            <a:graphic>
+              <a:graphicData uri="http://schemas.openxmlformats.org/drawingml/2006/picture">
+                <pic:pic>
+                  <pic:nvPicPr>
+                    <pic:cNvPr id="0" name="fig_3_17_analysis_compliant.png"/>
+                    <pic:cNvPicPr/>
+                  </pic:nvPicPr>
+                  <pic:blipFill>
+                    <a:blip r:embed="rId27"/>
                     <a:stretch>
                       <a:fillRect/>
                     </a:stretch>
@@ -6768,3895 +10681,12 @@
           <w:b/>
           <w:sz w:val="18"/>
         </w:rPr>
-        <w:t>Figure 3.24: Arabic RTL Interface</w:t>
-      </w:r>
-    </w:p>
-    <w:p>
-      <w:r>
-        <w:t>The same interface in Arabic with proper right-to-left layout, translated navigation, labels, and compliance terminology.</w:t>
-      </w:r>
-    </w:p>
-    <w:p/>
-    <w:p>
-      <w:r>
-        <w:br w:type="page"/>
-      </w:r>
-    </w:p>
-    <w:p>
-      <w:pPr>
-        <w:pStyle w:val="Heading2"/>
-      </w:pPr>
-      <w:r>
-        <w:t>3.6  Security &amp; Privacy Threat Modeling</w:t>
-      </w:r>
-    </w:p>
-    <w:p>
-      <w:pPr>
-        <w:pStyle w:val="Heading3"/>
-      </w:pPr>
-      <w:r>
-        <w:t>3.6.1  Security Controls Implemented</w:t>
-      </w:r>
-    </w:p>
-    <w:p>
-      <w:pPr>
-        <w:pStyle w:val="ListBullet"/>
-      </w:pPr>
-      <w:r>
-        <w:t>Supabase Auth with JWT session tokens and automatic refresh</w:t>
-      </w:r>
-    </w:p>
-    <w:p>
-      <w:pPr>
-        <w:pStyle w:val="ListBullet"/>
-      </w:pPr>
-      <w:r>
-        <w:t>Row-Level Security (RLS) on the application tables: policies, assessments, and tasks</w:t>
-      </w:r>
-    </w:p>
-    <w:p>
-      <w:pPr>
-        <w:pStyle w:val="ListBullet"/>
-      </w:pPr>
-      <w:r>
-        <w:t>Per-user data isolation (users access only their own records)</w:t>
-      </w:r>
-    </w:p>
-    <w:p>
-      <w:pPr>
-        <w:pStyle w:val="ListBullet"/>
-      </w:pPr>
-      <w:r>
-        <w:t>Optional API Key authentication for backend endpoints</w:t>
-      </w:r>
-    </w:p>
-    <w:p>
-      <w:pPr>
-        <w:pStyle w:val="ListBullet"/>
-      </w:pPr>
-      <w:r>
-        <w:t>HTTPS/TLS encryption in transit; Supabase encryption at rest</w:t>
-      </w:r>
-    </w:p>
-    <w:p>
-      <w:pPr>
-        <w:pStyle w:val="ListBullet"/>
-      </w:pPr>
-      <w:r>
-        <w:t>Storage bucket policies restrict file access to owner folder</w:t>
-      </w:r>
-    </w:p>
-    <w:p>
-      <w:pPr>
-        <w:pStyle w:val="ListBullet"/>
-      </w:pPr>
-      <w:r>
-        <w:t>Input validation: text limited to 50,000 characters, file types restricted</w:t>
-      </w:r>
-    </w:p>
-    <w:p>
-      <w:pPr>
-        <w:pStyle w:val="Heading3"/>
-      </w:pPr>
-      <w:r>
-        <w:t>3.6.2  STRIDE Model Analysis</w:t>
-      </w:r>
-    </w:p>
-    <w:p>
-      <w:r>
-        <w:t>Table 3.11: STRIDE Threat Model &amp; Mitigations</w:t>
-      </w:r>
-    </w:p>
-    <w:tbl>
-      <w:tblPr>
-        <w:tblStyle w:val="TableGrid"/>
-        <w:tblW w:type="auto" w:w="0"/>
-        <w:jc w:val="center"/>
-        <w:tblLook w:firstColumn="1" w:firstRow="1" w:lastColumn="0" w:lastRow="0" w:noHBand="0" w:noVBand="1" w:val="04A0"/>
-      </w:tblPr>
-      <w:tblGrid>
-        <w:gridCol w:w="3120"/>
-        <w:gridCol w:w="3120"/>
-        <w:gridCol w:w="3120"/>
-      </w:tblGrid>
-      <w:tr>
-        <w:tc>
-          <w:tcPr>
-            <w:tcW w:type="dxa" w:w="3120"/>
-            <w:shd w:fill="000000" w:val="clear"/>
-          </w:tcPr>
-          <w:p>
-            <w:r>
-              <w:rPr>
-                <w:b/>
-                <w:color w:val="FFFFFF"/>
-                <w:sz w:val="18"/>
-              </w:rPr>
-              <w:t>Threat Category</w:t>
-            </w:r>
-          </w:p>
-        </w:tc>
-        <w:tc>
-          <w:tcPr>
-            <w:tcW w:type="dxa" w:w="3120"/>
-            <w:shd w:fill="000000" w:val="clear"/>
-          </w:tcPr>
-          <w:p>
-            <w:r>
-              <w:rPr>
-                <w:b/>
-                <w:color w:val="FFFFFF"/>
-                <w:sz w:val="18"/>
-              </w:rPr>
-              <w:t>Example in System</w:t>
-            </w:r>
-          </w:p>
-        </w:tc>
-        <w:tc>
-          <w:tcPr>
-            <w:tcW w:type="dxa" w:w="3120"/>
-            <w:shd w:fill="000000" w:val="clear"/>
-          </w:tcPr>
-          <w:p>
-            <w:r>
-              <w:rPr>
-                <w:b/>
-                <w:color w:val="FFFFFF"/>
-                <w:sz w:val="18"/>
-              </w:rPr>
-              <w:t>Mitigation</w:t>
-            </w:r>
-          </w:p>
-        </w:tc>
-      </w:tr>
-      <w:tr>
-        <w:tc>
-          <w:tcPr>
-            <w:tcW w:type="dxa" w:w="3120"/>
-          </w:tcPr>
-          <w:p>
-            <w:r>
-              <w:rPr>
-                <w:sz w:val="18"/>
-              </w:rPr>
-              <w:t>Spoofing</w:t>
-            </w:r>
-          </w:p>
-        </w:tc>
-        <w:tc>
-          <w:tcPr>
-            <w:tcW w:type="dxa" w:w="3120"/>
-          </w:tcPr>
-          <w:p>
-            <w:r>
-              <w:rPr>
-                <w:sz w:val="18"/>
-              </w:rPr>
-              <w:t>Fake user login to alter assessment data</w:t>
-            </w:r>
-          </w:p>
-        </w:tc>
-        <w:tc>
-          <w:tcPr>
-            <w:tcW w:type="dxa" w:w="3120"/>
-          </w:tcPr>
-          <w:p>
-            <w:r>
-              <w:rPr>
-                <w:sz w:val="18"/>
-              </w:rPr>
-              <w:t>Supabase Auth with JWT, route guards</w:t>
-            </w:r>
-          </w:p>
-        </w:tc>
-      </w:tr>
-      <w:tr>
-        <w:tc>
-          <w:tcPr>
-            <w:tcW w:type="dxa" w:w="3120"/>
-          </w:tcPr>
-          <w:p>
-            <w:r>
-              <w:rPr>
-                <w:sz w:val="18"/>
-              </w:rPr>
-              <w:t>Tampering</w:t>
-            </w:r>
-          </w:p>
-        </w:tc>
-        <w:tc>
-          <w:tcPr>
-            <w:tcW w:type="dxa" w:w="3120"/>
-          </w:tcPr>
-          <w:p>
-            <w:r>
-              <w:rPr>
-                <w:sz w:val="18"/>
-              </w:rPr>
-              <w:t>Unauthorized alteration of compliance data</w:t>
-            </w:r>
-          </w:p>
-        </w:tc>
-        <w:tc>
-          <w:tcPr>
-            <w:tcW w:type="dxa" w:w="3120"/>
-          </w:tcPr>
-          <w:p>
-            <w:r>
-              <w:rPr>
-                <w:sz w:val="18"/>
-              </w:rPr>
-              <w:t>RLS policies, JSONB integrity, HTTPS</w:t>
-            </w:r>
-          </w:p>
-        </w:tc>
-      </w:tr>
-      <w:tr>
-        <w:tc>
-          <w:tcPr>
-            <w:tcW w:type="dxa" w:w="3120"/>
-          </w:tcPr>
-          <w:p>
-            <w:r>
-              <w:rPr>
-                <w:sz w:val="18"/>
-              </w:rPr>
-              <w:t>Repudiation</w:t>
-            </w:r>
-          </w:p>
-        </w:tc>
-        <w:tc>
-          <w:tcPr>
-            <w:tcW w:type="dxa" w:w="3120"/>
-          </w:tcPr>
-          <w:p>
-            <w:r>
-              <w:rPr>
-                <w:sz w:val="18"/>
-              </w:rPr>
-              <w:t>User denies submitting a document</w:t>
-            </w:r>
-          </w:p>
-        </w:tc>
-        <w:tc>
-          <w:tcPr>
-            <w:tcW w:type="dxa" w:w="3120"/>
-          </w:tcPr>
-          <w:p>
-            <w:r>
-              <w:rPr>
-                <w:sz w:val="18"/>
-              </w:rPr>
-              <w:t>Policy analysis_result JSONB audit trail with timestamps</w:t>
-            </w:r>
-          </w:p>
-        </w:tc>
-      </w:tr>
-      <w:tr>
-        <w:tc>
-          <w:tcPr>
-            <w:tcW w:type="dxa" w:w="3120"/>
-          </w:tcPr>
-          <w:p>
-            <w:r>
-              <w:rPr>
-                <w:sz w:val="18"/>
-              </w:rPr>
-              <w:t>Information Disclosure</w:t>
-            </w:r>
-          </w:p>
-        </w:tc>
-        <w:tc>
-          <w:tcPr>
-            <w:tcW w:type="dxa" w:w="3120"/>
-          </w:tcPr>
-          <w:p>
-            <w:r>
-              <w:rPr>
-                <w:sz w:val="18"/>
-              </w:rPr>
-              <w:t>Leak of SME assessment findings or remediation tasks</w:t>
-            </w:r>
-          </w:p>
-        </w:tc>
-        <w:tc>
-          <w:tcPr>
-            <w:tcW w:type="dxa" w:w="3120"/>
-          </w:tcPr>
-          <w:p>
-            <w:r>
-              <w:rPr>
-                <w:sz w:val="18"/>
-              </w:rPr>
-              <w:t>RLS isolation, CORS config, encrypted transport</w:t>
-            </w:r>
-          </w:p>
-        </w:tc>
-      </w:tr>
-      <w:tr>
-        <w:tc>
-          <w:tcPr>
-            <w:tcW w:type="dxa" w:w="3120"/>
-          </w:tcPr>
-          <w:p>
-            <w:r>
-              <w:rPr>
-                <w:sz w:val="18"/>
-              </w:rPr>
-              <w:t>Denial of Service</w:t>
-            </w:r>
-          </w:p>
-        </w:tc>
-        <w:tc>
-          <w:tcPr>
-            <w:tcW w:type="dxa" w:w="3120"/>
-          </w:tcPr>
-          <w:p>
-            <w:r>
-              <w:rPr>
-                <w:sz w:val="18"/>
-              </w:rPr>
-              <w:t>API overload by malicious actor</w:t>
-            </w:r>
-          </w:p>
-        </w:tc>
-        <w:tc>
-          <w:tcPr>
-            <w:tcW w:type="dxa" w:w="3120"/>
-          </w:tcPr>
-          <w:p>
-            <w:r>
-              <w:rPr>
-                <w:sz w:val="18"/>
-              </w:rPr>
-              <w:t>Cloud Run auto-scaling, input size limits</w:t>
-            </w:r>
-          </w:p>
-        </w:tc>
-      </w:tr>
-      <w:tr>
-        <w:tc>
-          <w:tcPr>
-            <w:tcW w:type="dxa" w:w="3120"/>
-          </w:tcPr>
-          <w:p>
-            <w:r>
-              <w:rPr>
-                <w:sz w:val="18"/>
-              </w:rPr>
-              <w:t>Elevation of Privilege</w:t>
-            </w:r>
-          </w:p>
-        </w:tc>
-        <w:tc>
-          <w:tcPr>
-            <w:tcW w:type="dxa" w:w="3120"/>
-          </w:tcPr>
-          <w:p>
-            <w:r>
-              <w:rPr>
-                <w:sz w:val="18"/>
-              </w:rPr>
-              <w:t>User gains admin rights</w:t>
-            </w:r>
-          </w:p>
-        </w:tc>
-        <w:tc>
-          <w:tcPr>
-            <w:tcW w:type="dxa" w:w="3120"/>
-          </w:tcPr>
-          <w:p>
-            <w:r>
-              <w:rPr>
-                <w:sz w:val="18"/>
-              </w:rPr>
-              <w:t>RLS per-user policies, no admin escalation path</w:t>
-            </w:r>
-          </w:p>
-        </w:tc>
-      </w:tr>
-    </w:tbl>
-    <w:p>
-      <w:pPr>
-        <w:pStyle w:val="Heading3"/>
-      </w:pPr>
-      <w:r>
-        <w:t>3.6.3  Threat Model and Risk Analysis</w:t>
-      </w:r>
-    </w:p>
-    <w:p>
-      <w:r>
-        <w:t>Table 3.10: Threat Model and Security Controls</w:t>
-      </w:r>
-    </w:p>
-    <w:tbl>
-      <w:tblPr>
-        <w:tblStyle w:val="TableGrid"/>
-        <w:tblW w:type="auto" w:w="0"/>
-        <w:jc w:val="center"/>
-        <w:tblLook w:firstColumn="1" w:firstRow="1" w:lastColumn="0" w:lastRow="0" w:noHBand="0" w:noVBand="1" w:val="04A0"/>
-      </w:tblPr>
-      <w:tblGrid>
-        <w:gridCol w:w="1872"/>
-        <w:gridCol w:w="1872"/>
-        <w:gridCol w:w="1872"/>
-        <w:gridCol w:w="1872"/>
-        <w:gridCol w:w="1872"/>
-      </w:tblGrid>
-      <w:tr>
-        <w:tc>
-          <w:tcPr>
-            <w:tcW w:type="dxa" w:w="1872"/>
-            <w:shd w:fill="000000" w:val="clear"/>
-          </w:tcPr>
-          <w:p>
-            <w:r>
-              <w:rPr>
-                <w:b/>
-                <w:color w:val="FFFFFF"/>
-                <w:sz w:val="18"/>
-              </w:rPr>
-              <w:t>Threat</w:t>
-            </w:r>
-          </w:p>
-        </w:tc>
-        <w:tc>
-          <w:tcPr>
-            <w:tcW w:type="dxa" w:w="1872"/>
-            <w:shd w:fill="000000" w:val="clear"/>
-          </w:tcPr>
-          <w:p>
-            <w:r>
-              <w:rPr>
-                <w:b/>
-                <w:color w:val="FFFFFF"/>
-                <w:sz w:val="18"/>
-              </w:rPr>
-              <w:t>Scenario</w:t>
-            </w:r>
-          </w:p>
-        </w:tc>
-        <w:tc>
-          <w:tcPr>
-            <w:tcW w:type="dxa" w:w="1872"/>
-            <w:shd w:fill="000000" w:val="clear"/>
-          </w:tcPr>
-          <w:p>
-            <w:r>
-              <w:rPr>
-                <w:b/>
-                <w:color w:val="FFFFFF"/>
-                <w:sz w:val="18"/>
-              </w:rPr>
-              <w:t>CIA Scores</w:t>
-            </w:r>
-          </w:p>
-        </w:tc>
-        <w:tc>
-          <w:tcPr>
-            <w:tcW w:type="dxa" w:w="1872"/>
-            <w:shd w:fill="000000" w:val="clear"/>
-          </w:tcPr>
-          <w:p>
-            <w:r>
-              <w:rPr>
-                <w:b/>
-                <w:color w:val="FFFFFF"/>
-                <w:sz w:val="18"/>
-              </w:rPr>
-              <w:t>Risk Level</w:t>
-            </w:r>
-          </w:p>
-        </w:tc>
-        <w:tc>
-          <w:tcPr>
-            <w:tcW w:type="dxa" w:w="1872"/>
-            <w:shd w:fill="000000" w:val="clear"/>
-          </w:tcPr>
-          <w:p>
-            <w:r>
-              <w:rPr>
-                <w:b/>
-                <w:color w:val="FFFFFF"/>
-                <w:sz w:val="18"/>
-              </w:rPr>
-              <w:t>Mitigation</w:t>
-            </w:r>
-          </w:p>
-        </w:tc>
-      </w:tr>
-      <w:tr>
-        <w:tc>
-          <w:tcPr>
-            <w:tcW w:type="dxa" w:w="1872"/>
-          </w:tcPr>
-          <w:p>
-            <w:r>
-              <w:rPr>
-                <w:sz w:val="18"/>
-              </w:rPr>
-              <w:t>Data Breaches</w:t>
-            </w:r>
-          </w:p>
-        </w:tc>
-        <w:tc>
-          <w:tcPr>
-            <w:tcW w:type="dxa" w:w="1872"/>
-          </w:tcPr>
-          <w:p>
-            <w:r>
-              <w:rPr>
-                <w:sz w:val="18"/>
-              </w:rPr>
-              <w:t>API/DB exploit to exfiltrate data</w:t>
-            </w:r>
-          </w:p>
-        </w:tc>
-        <w:tc>
-          <w:tcPr>
-            <w:tcW w:type="dxa" w:w="1872"/>
-          </w:tcPr>
-          <w:p>
-            <w:r>
-              <w:rPr>
-                <w:sz w:val="18"/>
-              </w:rPr>
-              <w:t>C:10 I:8 A:6 = 8</w:t>
-            </w:r>
-          </w:p>
-        </w:tc>
-        <w:tc>
-          <w:tcPr>
-            <w:tcW w:type="dxa" w:w="1872"/>
-          </w:tcPr>
-          <w:p>
-            <w:r>
-              <w:rPr>
-                <w:sz w:val="18"/>
-              </w:rPr>
-              <w:t>High</w:t>
-            </w:r>
-          </w:p>
-        </w:tc>
-        <w:tc>
-          <w:tcPr>
-            <w:tcW w:type="dxa" w:w="1872"/>
-          </w:tcPr>
-          <w:p>
-            <w:r>
-              <w:rPr>
-                <w:sz w:val="18"/>
-              </w:rPr>
-              <w:t>Data encryption, RBAC, audit logs</w:t>
-            </w:r>
-          </w:p>
-        </w:tc>
-      </w:tr>
-      <w:tr>
-        <w:tc>
-          <w:tcPr>
-            <w:tcW w:type="dxa" w:w="1872"/>
-          </w:tcPr>
-          <w:p>
-            <w:r>
-              <w:rPr>
-                <w:sz w:val="18"/>
-              </w:rPr>
-              <w:t>Unauthorized Access</w:t>
-            </w:r>
-          </w:p>
-        </w:tc>
-        <w:tc>
-          <w:tcPr>
-            <w:tcW w:type="dxa" w:w="1872"/>
-          </w:tcPr>
-          <w:p>
-            <w:r>
-              <w:rPr>
-                <w:sz w:val="18"/>
-              </w:rPr>
-              <w:t>Stolen/weak credentials</w:t>
-            </w:r>
-          </w:p>
-        </w:tc>
-        <w:tc>
-          <w:tcPr>
-            <w:tcW w:type="dxa" w:w="1872"/>
-          </w:tcPr>
-          <w:p>
-            <w:r>
-              <w:rPr>
-                <w:sz w:val="18"/>
-              </w:rPr>
-              <w:t>C:9 I:9 A:7 = 8.3</w:t>
-            </w:r>
-          </w:p>
-        </w:tc>
-        <w:tc>
-          <w:tcPr>
-            <w:tcW w:type="dxa" w:w="1872"/>
-          </w:tcPr>
-          <w:p>
-            <w:r>
-              <w:rPr>
-                <w:sz w:val="18"/>
-              </w:rPr>
-              <w:t>High</w:t>
-            </w:r>
-          </w:p>
-        </w:tc>
-        <w:tc>
-          <w:tcPr>
-            <w:tcW w:type="dxa" w:w="1872"/>
-          </w:tcPr>
-          <w:p>
-            <w:r>
-              <w:rPr>
-                <w:sz w:val="18"/>
-              </w:rPr>
-              <w:t>Supabase Auth, secure sessions</w:t>
-            </w:r>
-          </w:p>
-        </w:tc>
-      </w:tr>
-      <w:tr>
-        <w:tc>
-          <w:tcPr>
-            <w:tcW w:type="dxa" w:w="1872"/>
-          </w:tcPr>
-          <w:p>
-            <w:r>
-              <w:rPr>
-                <w:sz w:val="18"/>
-              </w:rPr>
-              <w:t>Data Corruption</w:t>
-            </w:r>
-          </w:p>
-        </w:tc>
-        <w:tc>
-          <w:tcPr>
-            <w:tcW w:type="dxa" w:w="1872"/>
-          </w:tcPr>
-          <w:p>
-            <w:r>
-              <w:rPr>
-                <w:sz w:val="18"/>
-              </w:rPr>
-              <w:t>Ransomware alters stored data</w:t>
-            </w:r>
-          </w:p>
-        </w:tc>
-        <w:tc>
-          <w:tcPr>
-            <w:tcW w:type="dxa" w:w="1872"/>
-          </w:tcPr>
-          <w:p>
-            <w:r>
-              <w:rPr>
-                <w:sz w:val="18"/>
-              </w:rPr>
-              <w:t>C:9 I:10 A:8 = 9</w:t>
-            </w:r>
-          </w:p>
-        </w:tc>
-        <w:tc>
-          <w:tcPr>
-            <w:tcW w:type="dxa" w:w="1872"/>
-          </w:tcPr>
-          <w:p>
-            <w:r>
-              <w:rPr>
-                <w:sz w:val="18"/>
-              </w:rPr>
-              <w:t>High</w:t>
-            </w:r>
-          </w:p>
-        </w:tc>
-        <w:tc>
-          <w:tcPr>
-            <w:tcW w:type="dxa" w:w="1872"/>
-          </w:tcPr>
-          <w:p>
-            <w:r>
-              <w:rPr>
-                <w:sz w:val="18"/>
-              </w:rPr>
-              <w:t>Automated backups, SHA-256 checksums</w:t>
-            </w:r>
-          </w:p>
-        </w:tc>
-      </w:tr>
-      <w:tr>
-        <w:tc>
-          <w:tcPr>
-            <w:tcW w:type="dxa" w:w="1872"/>
-          </w:tcPr>
-          <w:p>
-            <w:r>
-              <w:rPr>
-                <w:sz w:val="18"/>
-              </w:rPr>
-              <w:t>Denial of Service</w:t>
-            </w:r>
-          </w:p>
-        </w:tc>
-        <w:tc>
-          <w:tcPr>
-            <w:tcW w:type="dxa" w:w="1872"/>
-          </w:tcPr>
-          <w:p>
-            <w:r>
-              <w:rPr>
-                <w:sz w:val="18"/>
-              </w:rPr>
-              <w:t>API overload</w:t>
-            </w:r>
-          </w:p>
-        </w:tc>
-        <w:tc>
-          <w:tcPr>
-            <w:tcW w:type="dxa" w:w="1872"/>
-          </w:tcPr>
-          <w:p>
-            <w:r>
-              <w:rPr>
-                <w:sz w:val="18"/>
-              </w:rPr>
-              <w:t>C:2 I:3 A:10 = 5</w:t>
-            </w:r>
-          </w:p>
-        </w:tc>
-        <w:tc>
-          <w:tcPr>
-            <w:tcW w:type="dxa" w:w="1872"/>
-          </w:tcPr>
-          <w:p>
-            <w:r>
-              <w:rPr>
-                <w:sz w:val="18"/>
-              </w:rPr>
-              <w:t>Medium</w:t>
-            </w:r>
-          </w:p>
-        </w:tc>
-        <w:tc>
-          <w:tcPr>
-            <w:tcW w:type="dxa" w:w="1872"/>
-          </w:tcPr>
-          <w:p>
-            <w:r>
-              <w:rPr>
-                <w:sz w:val="18"/>
-              </w:rPr>
-              <w:t>Rate limiting, Cloud Run scaling</w:t>
-            </w:r>
-          </w:p>
-        </w:tc>
-      </w:tr>
-      <w:tr>
-        <w:tc>
-          <w:tcPr>
-            <w:tcW w:type="dxa" w:w="1872"/>
-          </w:tcPr>
-          <w:p>
-            <w:r>
-              <w:rPr>
-                <w:sz w:val="18"/>
-              </w:rPr>
-              <w:t>Privacy Leakage</w:t>
-            </w:r>
-          </w:p>
-        </w:tc>
-        <w:tc>
-          <w:tcPr>
-            <w:tcW w:type="dxa" w:w="1872"/>
-          </w:tcPr>
-          <w:p>
-            <w:r>
-              <w:rPr>
-                <w:sz w:val="18"/>
-              </w:rPr>
-              <w:t>Assessment comments expose PII</w:t>
-            </w:r>
-          </w:p>
-        </w:tc>
-        <w:tc>
-          <w:tcPr>
-            <w:tcW w:type="dxa" w:w="1872"/>
-          </w:tcPr>
-          <w:p>
-            <w:r>
-              <w:rPr>
-                <w:sz w:val="18"/>
-              </w:rPr>
-              <w:t>C:4 I:3 A:2 = 3</w:t>
-            </w:r>
-          </w:p>
-        </w:tc>
-        <w:tc>
-          <w:tcPr>
-            <w:tcW w:type="dxa" w:w="1872"/>
-          </w:tcPr>
-          <w:p>
-            <w:r>
-              <w:rPr>
-                <w:sz w:val="18"/>
-              </w:rPr>
-              <w:t>Low</w:t>
-            </w:r>
-          </w:p>
-        </w:tc>
-        <w:tc>
-          <w:tcPr>
-            <w:tcW w:type="dxa" w:w="1872"/>
-          </w:tcPr>
-          <w:p>
-            <w:r>
-              <w:rPr>
-                <w:sz w:val="18"/>
-              </w:rPr>
-              <w:t>Data minimization, masking</w:t>
-            </w:r>
-          </w:p>
-        </w:tc>
-      </w:tr>
-    </w:tbl>
-    <w:p>
-      <w:r>
-        <w:br w:type="page"/>
-      </w:r>
-    </w:p>
-    <w:p>
-      <w:pPr>
-        <w:pStyle w:val="Heading1"/>
-      </w:pPr>
-      <w:r>
-        <w:t>4  Testing and Evaluation</w:t>
-      </w:r>
-    </w:p>
-    <w:p>
-      <w:pPr>
-        <w:pStyle w:val="Heading2"/>
-      </w:pPr>
-      <w:r>
-        <w:t>4.1  Dataset Analysis</w:t>
-      </w:r>
-    </w:p>
-    <w:p>
-      <w:r>
-        <w:t>The final training dataset consists of 891 bilingual samples (472 English, 419 Arabic) generated via Google Gemini 2.5 Flash with automated quality verification. After data cleaning, 13 mislabeled samples were removed where intended gaps did not match actual gap labels. Figure 4.1 shows the dataset distribution across gap labels, compliance levels, domains, and languages.</w:t>
-      </w:r>
-    </w:p>
-    <w:p>
-      <w:pPr>
-        <w:jc w:val="center"/>
-      </w:pPr>
-      <w:r>
-        <w:drawing>
-          <wp:inline xmlns:a="http://schemas.openxmlformats.org/drawingml/2006/main" xmlns:pic="http://schemas.openxmlformats.org/drawingml/2006/picture">
-            <wp:extent cx="5486400" cy="4572000"/>
-            <wp:docPr id="27" name="Picture 27"/>
-            <wp:cNvGraphicFramePr>
-              <a:graphicFrameLocks noChangeAspect="1"/>
-            </wp:cNvGraphicFramePr>
-            <a:graphic>
-              <a:graphicData uri="http://schemas.openxmlformats.org/drawingml/2006/picture">
-                <pic:pic>
-                  <pic:nvPicPr>
-                    <pic:cNvPr id="0" name="dataset_distribution_overview.png"/>
-                    <pic:cNvPicPr/>
-                  </pic:nvPicPr>
-                  <pic:blipFill>
-                    <a:blip r:embed="rId35"/>
-                    <a:stretch>
-                      <a:fillRect/>
-                    </a:stretch>
-                  </pic:blipFill>
-                  <pic:spPr>
-                    <a:xfrm>
-                      <a:off x="0" y="0"/>
-                      <a:ext cx="5486400" cy="4572000"/>
-                    </a:xfrm>
-                    <a:prstGeom prst="rect"/>
-                  </pic:spPr>
-                </pic:pic>
-              </a:graphicData>
-            </a:graphic>
-          </wp:inline>
-        </w:drawing>
-      </w:r>
-    </w:p>
-    <w:p>
-      <w:pPr>
-        <w:jc w:val="center"/>
-      </w:pPr>
-      <w:r>
-        <w:rPr>
-          <w:b/>
-          <w:sz w:val="18"/>
-        </w:rPr>
-        <w:t>Figure 4.1: Dataset Distribution Overview</w:t>
-      </w:r>
-    </w:p>
-    <w:p>
-      <w:pPr>
-        <w:jc w:val="center"/>
-      </w:pPr>
-      <w:r>
-        <w:drawing>
-          <wp:inline xmlns:a="http://schemas.openxmlformats.org/drawingml/2006/main" xmlns:pic="http://schemas.openxmlformats.org/drawingml/2006/picture">
-            <wp:extent cx="5486400" cy="2743200"/>
-            <wp:docPr id="28" name="Picture 28"/>
-            <wp:cNvGraphicFramePr>
-              <a:graphicFrameLocks noChangeAspect="1"/>
-            </wp:cNvGraphicFramePr>
-            <a:graphic>
-              <a:graphicData uri="http://schemas.openxmlformats.org/drawingml/2006/picture">
-                <pic:pic>
-                  <pic:nvPicPr>
-                    <pic:cNvPr id="0" name="gap_count_distribution.png"/>
-                    <pic:cNvPicPr/>
-                  </pic:nvPicPr>
-                  <pic:blipFill>
-                    <a:blip r:embed="rId36"/>
-                    <a:stretch>
-                      <a:fillRect/>
-                    </a:stretch>
-                  </pic:blipFill>
-                  <pic:spPr>
-                    <a:xfrm>
-                      <a:off x="0" y="0"/>
-                      <a:ext cx="5486400" cy="2743200"/>
-                    </a:xfrm>
-                    <a:prstGeom prst="rect"/>
-                  </pic:spPr>
-                </pic:pic>
-              </a:graphicData>
-            </a:graphic>
-          </wp:inline>
-        </w:drawing>
-      </w:r>
-    </w:p>
-    <w:p>
-      <w:pPr>
-        <w:jc w:val="center"/>
-      </w:pPr>
-      <w:r>
-        <w:rPr>
-          <w:b/>
-          <w:sz w:val="18"/>
-        </w:rPr>
-        <w:t>Figure 4.7: Gap Count Distribution per Sample</w:t>
-      </w:r>
-    </w:p>
-    <w:p>
-      <w:r>
-        <w:t>The gap count distribution shows a mean of 1.8 gaps per sample, with a heavy concentration at 0 gaps (compliant samples comprising 48% of the dataset).</w:t>
-      </w:r>
-    </w:p>
-    <w:p>
-      <w:pPr>
-        <w:pStyle w:val="Heading2"/>
-      </w:pPr>
-      <w:r>
-        <w:t>4.2  Model Training Results</w:t>
-      </w:r>
-    </w:p>
-    <w:p>
-      <w:r>
-        <w:t>The XLM-RoBERTa-base model was trained for 52 epochs with early stopping (patience=10). The best checkpoint was saved at epoch 42 based on validation Macro F1. Training used BCEWithLogitsLoss with pos_weight for class imbalance, layer-wise learning rates (backbone: 8e-6 to 1.5e-5, classification head: 5e-4), and word dropout augmentation (10%). This model replaced the initial mBERT baseline which struggled to converge on the bilingual 16-label task.</w:t>
-      </w:r>
-    </w:p>
-    <w:p>
-      <w:pPr>
-        <w:jc w:val="center"/>
-      </w:pPr>
-      <w:r>
-        <w:drawing>
-          <wp:inline xmlns:a="http://schemas.openxmlformats.org/drawingml/2006/main" xmlns:pic="http://schemas.openxmlformats.org/drawingml/2006/picture">
-            <wp:extent cx="5486400" cy="1959429"/>
-            <wp:docPr id="29" name="Picture 29"/>
-            <wp:cNvGraphicFramePr>
-              <a:graphicFrameLocks noChangeAspect="1"/>
-            </wp:cNvGraphicFramePr>
-            <a:graphic>
-              <a:graphicData uri="http://schemas.openxmlformats.org/drawingml/2006/picture">
-                <pic:pic>
-                  <pic:nvPicPr>
-                    <pic:cNvPr id="0" name="training_curves.png"/>
-                    <pic:cNvPicPr/>
-                  </pic:nvPicPr>
-                  <pic:blipFill>
-                    <a:blip r:embed="rId37"/>
-                    <a:stretch>
-                      <a:fillRect/>
-                    </a:stretch>
-                  </pic:blipFill>
-                  <pic:spPr>
-                    <a:xfrm>
-                      <a:off x="0" y="0"/>
-                      <a:ext cx="5486400" cy="1959429"/>
-                    </a:xfrm>
-                    <a:prstGeom prst="rect"/>
-                  </pic:spPr>
-                </pic:pic>
-              </a:graphicData>
-            </a:graphic>
-          </wp:inline>
-        </w:drawing>
-      </w:r>
-    </w:p>
-    <w:p>
-      <w:pPr>
-        <w:jc w:val="center"/>
-      </w:pPr>
-      <w:r>
-        <w:rPr>
-          <w:b/>
-          <w:sz w:val="18"/>
-        </w:rPr>
-        <w:t>Figure 4.2: Training Progress (Enhanced)</w:t>
-      </w:r>
-    </w:p>
-    <w:p>
-      <w:r>
-        <w:t>The training curves show steady convergence: training loss decreased from 1.45 to 0.98, while validation loss decreased from 1.23 to 0.72. Validation Macro F1 plateaued around 0.60 after epoch 30, with the best checkpoint at epoch 42.</w:t>
-      </w:r>
-    </w:p>
-    <w:p>
-      <w:pPr>
-        <w:pStyle w:val="Heading2"/>
-      </w:pPr>
-      <w:r>
-        <w:t>4.3  Test Set Evaluation</w:t>
-      </w:r>
-    </w:p>
-    <w:p>
-      <w:r>
-        <w:t>Three threshold strategies were compared on the held-out test set (134 samples):</w:t>
-      </w:r>
-    </w:p>
-    <w:p>
-      <w:r>
-        <w:t>Table 4.1: Test Set Evaluation — Threshold Strategies</w:t>
-      </w:r>
-    </w:p>
-    <w:tbl>
-      <w:tblPr>
-        <w:tblStyle w:val="TableGrid"/>
-        <w:tblW w:type="auto" w:w="0"/>
-        <w:jc w:val="center"/>
-        <w:tblLook w:firstColumn="1" w:firstRow="1" w:lastColumn="0" w:lastRow="0" w:noHBand="0" w:noVBand="1" w:val="04A0"/>
-      </w:tblPr>
-      <w:tblGrid>
-        <w:gridCol w:w="1872"/>
-        <w:gridCol w:w="1872"/>
-        <w:gridCol w:w="1872"/>
-        <w:gridCol w:w="1872"/>
-        <w:gridCol w:w="1872"/>
-      </w:tblGrid>
-      <w:tr>
-        <w:tc>
-          <w:tcPr>
-            <w:tcW w:type="dxa" w:w="1872"/>
-            <w:shd w:fill="000000" w:val="clear"/>
-          </w:tcPr>
-          <w:p>
-            <w:r>
-              <w:rPr>
-                <w:b/>
-                <w:color w:val="FFFFFF"/>
-                <w:sz w:val="18"/>
-              </w:rPr>
-              <w:t>Strategy</w:t>
-            </w:r>
-          </w:p>
-        </w:tc>
-        <w:tc>
-          <w:tcPr>
-            <w:tcW w:type="dxa" w:w="1872"/>
-            <w:shd w:fill="000000" w:val="clear"/>
-          </w:tcPr>
-          <w:p>
-            <w:r>
-              <w:rPr>
-                <w:b/>
-                <w:color w:val="FFFFFF"/>
-                <w:sz w:val="18"/>
-              </w:rPr>
-              <w:t>Macro F1</w:t>
-            </w:r>
-          </w:p>
-        </w:tc>
-        <w:tc>
-          <w:tcPr>
-            <w:tcW w:type="dxa" w:w="1872"/>
-            <w:shd w:fill="000000" w:val="clear"/>
-          </w:tcPr>
-          <w:p>
-            <w:r>
-              <w:rPr>
-                <w:b/>
-                <w:color w:val="FFFFFF"/>
-                <w:sz w:val="18"/>
-              </w:rPr>
-              <w:t>Micro F1</w:t>
-            </w:r>
-          </w:p>
-        </w:tc>
-        <w:tc>
-          <w:tcPr>
-            <w:tcW w:type="dxa" w:w="1872"/>
-            <w:shd w:fill="000000" w:val="clear"/>
-          </w:tcPr>
-          <w:p>
-            <w:r>
-              <w:rPr>
-                <w:b/>
-                <w:color w:val="FFFFFF"/>
-                <w:sz w:val="18"/>
-              </w:rPr>
-              <w:t>Exact Match</w:t>
-            </w:r>
-          </w:p>
-        </w:tc>
-        <w:tc>
-          <w:tcPr>
-            <w:tcW w:type="dxa" w:w="1872"/>
-            <w:shd w:fill="000000" w:val="clear"/>
-          </w:tcPr>
-          <w:p>
-            <w:r>
-              <w:rPr>
-                <w:b/>
-                <w:color w:val="FFFFFF"/>
-                <w:sz w:val="18"/>
-              </w:rPr>
-              <w:t>Hamming Acc</w:t>
-            </w:r>
-          </w:p>
-        </w:tc>
-      </w:tr>
-      <w:tr>
-        <w:tc>
-          <w:tcPr>
-            <w:tcW w:type="dxa" w:w="1872"/>
-          </w:tcPr>
-          <w:p>
-            <w:r>
-              <w:rPr>
-                <w:sz w:val="18"/>
-              </w:rPr>
-              <w:t>Fixed (0.50)</w:t>
-            </w:r>
-          </w:p>
-        </w:tc>
-        <w:tc>
-          <w:tcPr>
-            <w:tcW w:type="dxa" w:w="1872"/>
-          </w:tcPr>
-          <w:p>
-            <w:r>
-              <w:rPr>
-                <w:sz w:val="18"/>
-              </w:rPr>
-              <w:t>0.5551</w:t>
-            </w:r>
-          </w:p>
-        </w:tc>
-        <w:tc>
-          <w:tcPr>
-            <w:tcW w:type="dxa" w:w="1872"/>
-          </w:tcPr>
-          <w:p>
-            <w:r>
-              <w:rPr>
-                <w:sz w:val="18"/>
-              </w:rPr>
-              <w:t>0.5566</w:t>
-            </w:r>
-          </w:p>
-        </w:tc>
-        <w:tc>
-          <w:tcPr>
-            <w:tcW w:type="dxa" w:w="1872"/>
-          </w:tcPr>
-          <w:p>
-            <w:r>
-              <w:rPr>
-                <w:sz w:val="18"/>
-              </w:rPr>
-              <w:t>0.3582</w:t>
-            </w:r>
-          </w:p>
-        </w:tc>
-        <w:tc>
-          <w:tcPr>
-            <w:tcW w:type="dxa" w:w="1872"/>
-          </w:tcPr>
-          <w:p>
-            <w:r>
-              <w:rPr>
-                <w:sz w:val="18"/>
-              </w:rPr>
-              <w:t>0.8484</w:t>
-            </w:r>
-          </w:p>
-        </w:tc>
-      </w:tr>
-      <w:tr>
-        <w:tc>
-          <w:tcPr>
-            <w:tcW w:type="dxa" w:w="1872"/>
-          </w:tcPr>
-          <w:p>
-            <w:r>
-              <w:rPr>
-                <w:sz w:val="18"/>
-              </w:rPr>
-              <w:t>Global (0.74)</w:t>
-            </w:r>
-          </w:p>
-        </w:tc>
-        <w:tc>
-          <w:tcPr>
-            <w:tcW w:type="dxa" w:w="1872"/>
-          </w:tcPr>
-          <w:p>
-            <w:r>
-              <w:rPr>
-                <w:sz w:val="18"/>
-              </w:rPr>
-              <w:t>0.5910</w:t>
-            </w:r>
-          </w:p>
-        </w:tc>
-        <w:tc>
-          <w:tcPr>
-            <w:tcW w:type="dxa" w:w="1872"/>
-          </w:tcPr>
-          <w:p>
-            <w:r>
-              <w:rPr>
-                <w:sz w:val="18"/>
-              </w:rPr>
-              <w:t>0.6017</w:t>
-            </w:r>
-          </w:p>
-        </w:tc>
-        <w:tc>
-          <w:tcPr>
-            <w:tcW w:type="dxa" w:w="1872"/>
-          </w:tcPr>
-          <w:p>
-            <w:r>
-              <w:rPr>
-                <w:sz w:val="18"/>
-              </w:rPr>
-              <w:t>0.5000</w:t>
-            </w:r>
-          </w:p>
-        </w:tc>
-        <w:tc>
-          <w:tcPr>
-            <w:tcW w:type="dxa" w:w="1872"/>
-          </w:tcPr>
-          <w:p>
-            <w:r>
-              <w:rPr>
-                <w:sz w:val="18"/>
-              </w:rPr>
-              <w:t>0.9104</w:t>
-            </w:r>
-          </w:p>
-        </w:tc>
-      </w:tr>
-      <w:tr>
-        <w:tc>
-          <w:tcPr>
-            <w:tcW w:type="dxa" w:w="1872"/>
-          </w:tcPr>
-          <w:p>
-            <w:r>
-              <w:rPr>
-                <w:sz w:val="18"/>
-              </w:rPr>
-              <w:t>Conservative per-label</w:t>
-            </w:r>
-          </w:p>
-        </w:tc>
-        <w:tc>
-          <w:tcPr>
-            <w:tcW w:type="dxa" w:w="1872"/>
-          </w:tcPr>
-          <w:p>
-            <w:r>
-              <w:rPr>
-                <w:sz w:val="18"/>
-              </w:rPr>
-              <w:t>0.6037</w:t>
-            </w:r>
-          </w:p>
-        </w:tc>
-        <w:tc>
-          <w:tcPr>
-            <w:tcW w:type="dxa" w:w="1872"/>
-          </w:tcPr>
-          <w:p>
-            <w:r>
-              <w:rPr>
-                <w:sz w:val="18"/>
-              </w:rPr>
-              <w:t>0.6069</w:t>
-            </w:r>
-          </w:p>
-        </w:tc>
-        <w:tc>
-          <w:tcPr>
-            <w:tcW w:type="dxa" w:w="1872"/>
-          </w:tcPr>
-          <w:p>
-            <w:r>
-              <w:rPr>
-                <w:sz w:val="18"/>
-              </w:rPr>
-              <w:t>0.4552</w:t>
-            </w:r>
-          </w:p>
-        </w:tc>
-        <w:tc>
-          <w:tcPr>
-            <w:tcW w:type="dxa" w:w="1872"/>
-          </w:tcPr>
-          <w:p>
-            <w:r>
-              <w:rPr>
-                <w:sz w:val="18"/>
-              </w:rPr>
-              <w:t>0.8997</w:t>
-            </w:r>
-          </w:p>
-        </w:tc>
-      </w:tr>
-    </w:tbl>
-    <w:p>
-      <w:r>
-        <w:t>The Conservative Per-Label strategy achieved the best test Macro F1 of 0.6037. This strategy optimizes a threshold per gap label on the validation set, clamps to [0.43, 0.65], and blends with the global optimum (0.74).</w:t>
-      </w:r>
-    </w:p>
-    <w:p>
-      <w:r>
-        <w:t>Table 4.2: Per-Gap Detection Metrics (Conservative Per-Label)</w:t>
-      </w:r>
-    </w:p>
-    <w:tbl>
-      <w:tblPr>
-        <w:tblStyle w:val="TableGrid"/>
-        <w:tblW w:type="auto" w:w="0"/>
-        <w:jc w:val="center"/>
-        <w:tblLook w:firstColumn="1" w:firstRow="1" w:lastColumn="0" w:lastRow="0" w:noHBand="0" w:noVBand="1" w:val="04A0"/>
-      </w:tblPr>
-      <w:tblGrid>
-        <w:gridCol w:w="1872"/>
-        <w:gridCol w:w="1872"/>
-        <w:gridCol w:w="1872"/>
-        <w:gridCol w:w="1872"/>
-        <w:gridCol w:w="1872"/>
-      </w:tblGrid>
-      <w:tr>
-        <w:tc>
-          <w:tcPr>
-            <w:tcW w:type="dxa" w:w="1872"/>
-            <w:shd w:fill="000000" w:val="clear"/>
-          </w:tcPr>
-          <w:p>
-            <w:r>
-              <w:rPr>
-                <w:b/>
-                <w:color w:val="FFFFFF"/>
-                <w:sz w:val="18"/>
-              </w:rPr>
-              <w:t>Gap ID</w:t>
-            </w:r>
-          </w:p>
-        </w:tc>
-        <w:tc>
-          <w:tcPr>
-            <w:tcW w:type="dxa" w:w="1872"/>
-            <w:shd w:fill="000000" w:val="clear"/>
-          </w:tcPr>
-          <w:p>
-            <w:r>
-              <w:rPr>
-                <w:b/>
-                <w:color w:val="FFFFFF"/>
-                <w:sz w:val="18"/>
-              </w:rPr>
-              <w:t>Precision</w:t>
-            </w:r>
-          </w:p>
-        </w:tc>
-        <w:tc>
-          <w:tcPr>
-            <w:tcW w:type="dxa" w:w="1872"/>
-            <w:shd w:fill="000000" w:val="clear"/>
-          </w:tcPr>
-          <w:p>
-            <w:r>
-              <w:rPr>
-                <w:b/>
-                <w:color w:val="FFFFFF"/>
-                <w:sz w:val="18"/>
-              </w:rPr>
-              <w:t>Recall</w:t>
-            </w:r>
-          </w:p>
-        </w:tc>
-        <w:tc>
-          <w:tcPr>
-            <w:tcW w:type="dxa" w:w="1872"/>
-            <w:shd w:fill="000000" w:val="clear"/>
-          </w:tcPr>
-          <w:p>
-            <w:r>
-              <w:rPr>
-                <w:b/>
-                <w:color w:val="FFFFFF"/>
-                <w:sz w:val="18"/>
-              </w:rPr>
-              <w:t>F1</w:t>
-            </w:r>
-          </w:p>
-        </w:tc>
-        <w:tc>
-          <w:tcPr>
-            <w:tcW w:type="dxa" w:w="1872"/>
-            <w:shd w:fill="000000" w:val="clear"/>
-          </w:tcPr>
-          <w:p>
-            <w:r>
-              <w:rPr>
-                <w:b/>
-                <w:color w:val="FFFFFF"/>
-                <w:sz w:val="18"/>
-              </w:rPr>
-              <w:t>Support</w:t>
-            </w:r>
-          </w:p>
-        </w:tc>
-      </w:tr>
-      <w:tr>
-        <w:tc>
-          <w:tcPr>
-            <w:tcW w:type="dxa" w:w="1872"/>
-          </w:tcPr>
-          <w:p>
-            <w:r>
-              <w:rPr>
-                <w:sz w:val="18"/>
-              </w:rPr>
-              <w:t>GAP_PP_001</w:t>
-            </w:r>
-          </w:p>
-        </w:tc>
-        <w:tc>
-          <w:tcPr>
-            <w:tcW w:type="dxa" w:w="1872"/>
-          </w:tcPr>
-          <w:p>
-            <w:r>
-              <w:rPr>
-                <w:sz w:val="18"/>
-              </w:rPr>
-              <w:t>0.895</w:t>
-            </w:r>
-          </w:p>
-        </w:tc>
-        <w:tc>
-          <w:tcPr>
-            <w:tcW w:type="dxa" w:w="1872"/>
-          </w:tcPr>
-          <w:p>
-            <w:r>
-              <w:rPr>
-                <w:sz w:val="18"/>
-              </w:rPr>
-              <w:t>1.000</w:t>
-            </w:r>
-          </w:p>
-        </w:tc>
-        <w:tc>
-          <w:tcPr>
-            <w:tcW w:type="dxa" w:w="1872"/>
-          </w:tcPr>
-          <w:p>
-            <w:r>
-              <w:rPr>
-                <w:sz w:val="18"/>
-              </w:rPr>
-              <w:t>0.944</w:t>
-            </w:r>
-          </w:p>
-        </w:tc>
-        <w:tc>
-          <w:tcPr>
-            <w:tcW w:type="dxa" w:w="1872"/>
-          </w:tcPr>
-          <w:p>
-            <w:r>
-              <w:rPr>
-                <w:sz w:val="18"/>
-              </w:rPr>
-              <w:t>17</w:t>
-            </w:r>
-          </w:p>
-        </w:tc>
-      </w:tr>
-      <w:tr>
-        <w:tc>
-          <w:tcPr>
-            <w:tcW w:type="dxa" w:w="1872"/>
-          </w:tcPr>
-          <w:p>
-            <w:r>
-              <w:rPr>
-                <w:sz w:val="18"/>
-              </w:rPr>
-              <w:t>GAP_PP_002</w:t>
-            </w:r>
-          </w:p>
-        </w:tc>
-        <w:tc>
-          <w:tcPr>
-            <w:tcW w:type="dxa" w:w="1872"/>
-          </w:tcPr>
-          <w:p>
-            <w:r>
-              <w:rPr>
-                <w:sz w:val="18"/>
-              </w:rPr>
-              <w:t>0.591</w:t>
-            </w:r>
-          </w:p>
-        </w:tc>
-        <w:tc>
-          <w:tcPr>
-            <w:tcW w:type="dxa" w:w="1872"/>
-          </w:tcPr>
-          <w:p>
-            <w:r>
-              <w:rPr>
-                <w:sz w:val="18"/>
-              </w:rPr>
-              <w:t>0.684</w:t>
-            </w:r>
-          </w:p>
-        </w:tc>
-        <w:tc>
-          <w:tcPr>
-            <w:tcW w:type="dxa" w:w="1872"/>
-          </w:tcPr>
-          <w:p>
-            <w:r>
-              <w:rPr>
-                <w:sz w:val="18"/>
-              </w:rPr>
-              <w:t>0.634</w:t>
-            </w:r>
-          </w:p>
-        </w:tc>
-        <w:tc>
-          <w:tcPr>
-            <w:tcW w:type="dxa" w:w="1872"/>
-          </w:tcPr>
-          <w:p>
-            <w:r>
-              <w:rPr>
-                <w:sz w:val="18"/>
-              </w:rPr>
-              <w:t>19</w:t>
-            </w:r>
-          </w:p>
-        </w:tc>
-      </w:tr>
-      <w:tr>
-        <w:tc>
-          <w:tcPr>
-            <w:tcW w:type="dxa" w:w="1872"/>
-          </w:tcPr>
-          <w:p>
-            <w:r>
-              <w:rPr>
-                <w:sz w:val="18"/>
-              </w:rPr>
-              <w:t>GAP_PP_003</w:t>
-            </w:r>
-          </w:p>
-        </w:tc>
-        <w:tc>
-          <w:tcPr>
-            <w:tcW w:type="dxa" w:w="1872"/>
-          </w:tcPr>
-          <w:p>
-            <w:r>
-              <w:rPr>
-                <w:sz w:val="18"/>
-              </w:rPr>
-              <w:t>0.571</w:t>
-            </w:r>
-          </w:p>
-        </w:tc>
-        <w:tc>
-          <w:tcPr>
-            <w:tcW w:type="dxa" w:w="1872"/>
-          </w:tcPr>
-          <w:p>
-            <w:r>
-              <w:rPr>
-                <w:sz w:val="18"/>
-              </w:rPr>
-              <w:t>0.522</w:t>
-            </w:r>
-          </w:p>
-        </w:tc>
-        <w:tc>
-          <w:tcPr>
-            <w:tcW w:type="dxa" w:w="1872"/>
-          </w:tcPr>
-          <w:p>
-            <w:r>
-              <w:rPr>
-                <w:sz w:val="18"/>
-              </w:rPr>
-              <w:t>0.545</w:t>
-            </w:r>
-          </w:p>
-        </w:tc>
-        <w:tc>
-          <w:tcPr>
-            <w:tcW w:type="dxa" w:w="1872"/>
-          </w:tcPr>
-          <w:p>
-            <w:r>
-              <w:rPr>
-                <w:sz w:val="18"/>
-              </w:rPr>
-              <w:t>23</w:t>
-            </w:r>
-          </w:p>
-        </w:tc>
-      </w:tr>
-      <w:tr>
-        <w:tc>
-          <w:tcPr>
-            <w:tcW w:type="dxa" w:w="1872"/>
-          </w:tcPr>
-          <w:p>
-            <w:r>
-              <w:rPr>
-                <w:sz w:val="18"/>
-              </w:rPr>
-              <w:t>GAP_PP_004</w:t>
-            </w:r>
-          </w:p>
-        </w:tc>
-        <w:tc>
-          <w:tcPr>
-            <w:tcW w:type="dxa" w:w="1872"/>
-          </w:tcPr>
-          <w:p>
-            <w:r>
-              <w:rPr>
-                <w:sz w:val="18"/>
-              </w:rPr>
-              <w:t>0.667</w:t>
-            </w:r>
-          </w:p>
-        </w:tc>
-        <w:tc>
-          <w:tcPr>
-            <w:tcW w:type="dxa" w:w="1872"/>
-          </w:tcPr>
-          <w:p>
-            <w:r>
-              <w:rPr>
-                <w:sz w:val="18"/>
-              </w:rPr>
-              <w:t>0.706</w:t>
-            </w:r>
-          </w:p>
-        </w:tc>
-        <w:tc>
-          <w:tcPr>
-            <w:tcW w:type="dxa" w:w="1872"/>
-          </w:tcPr>
-          <w:p>
-            <w:r>
-              <w:rPr>
-                <w:sz w:val="18"/>
-              </w:rPr>
-              <w:t>0.686</w:t>
-            </w:r>
-          </w:p>
-        </w:tc>
-        <w:tc>
-          <w:tcPr>
-            <w:tcW w:type="dxa" w:w="1872"/>
-          </w:tcPr>
-          <w:p>
-            <w:r>
-              <w:rPr>
-                <w:sz w:val="18"/>
-              </w:rPr>
-              <w:t>17</w:t>
-            </w:r>
-          </w:p>
-        </w:tc>
-      </w:tr>
-      <w:tr>
-        <w:tc>
-          <w:tcPr>
-            <w:tcW w:type="dxa" w:w="1872"/>
-          </w:tcPr>
-          <w:p>
-            <w:r>
-              <w:rPr>
-                <w:sz w:val="18"/>
-              </w:rPr>
-              <w:t>GAP_PP_005</w:t>
-            </w:r>
-          </w:p>
-        </w:tc>
-        <w:tc>
-          <w:tcPr>
-            <w:tcW w:type="dxa" w:w="1872"/>
-          </w:tcPr>
-          <w:p>
-            <w:r>
-              <w:rPr>
-                <w:sz w:val="18"/>
-              </w:rPr>
-              <w:t>0.650</w:t>
-            </w:r>
-          </w:p>
-        </w:tc>
-        <w:tc>
-          <w:tcPr>
-            <w:tcW w:type="dxa" w:w="1872"/>
-          </w:tcPr>
-          <w:p>
-            <w:r>
-              <w:rPr>
-                <w:sz w:val="18"/>
-              </w:rPr>
-              <w:t>1.000</w:t>
-            </w:r>
-          </w:p>
-        </w:tc>
-        <w:tc>
-          <w:tcPr>
-            <w:tcW w:type="dxa" w:w="1872"/>
-          </w:tcPr>
-          <w:p>
-            <w:r>
-              <w:rPr>
-                <w:sz w:val="18"/>
-              </w:rPr>
-              <w:t>0.788</w:t>
-            </w:r>
-          </w:p>
-        </w:tc>
-        <w:tc>
-          <w:tcPr>
-            <w:tcW w:type="dxa" w:w="1872"/>
-          </w:tcPr>
-          <w:p>
-            <w:r>
-              <w:rPr>
-                <w:sz w:val="18"/>
-              </w:rPr>
-              <w:t>13</w:t>
-            </w:r>
-          </w:p>
-        </w:tc>
-      </w:tr>
-      <w:tr>
-        <w:tc>
-          <w:tcPr>
-            <w:tcW w:type="dxa" w:w="1872"/>
-          </w:tcPr>
-          <w:p>
-            <w:r>
-              <w:rPr>
-                <w:sz w:val="18"/>
-              </w:rPr>
-              <w:t>GAP_PP_006</w:t>
-            </w:r>
-          </w:p>
-        </w:tc>
-        <w:tc>
-          <w:tcPr>
-            <w:tcW w:type="dxa" w:w="1872"/>
-          </w:tcPr>
-          <w:p>
-            <w:r>
-              <w:rPr>
-                <w:sz w:val="18"/>
-              </w:rPr>
-              <w:t>0.625</w:t>
-            </w:r>
-          </w:p>
-        </w:tc>
-        <w:tc>
-          <w:tcPr>
-            <w:tcW w:type="dxa" w:w="1872"/>
-          </w:tcPr>
-          <w:p>
-            <w:r>
-              <w:rPr>
-                <w:sz w:val="18"/>
-              </w:rPr>
-              <w:t>0.882</w:t>
-            </w:r>
-          </w:p>
-        </w:tc>
-        <w:tc>
-          <w:tcPr>
-            <w:tcW w:type="dxa" w:w="1872"/>
-          </w:tcPr>
-          <w:p>
-            <w:r>
-              <w:rPr>
-                <w:sz w:val="18"/>
-              </w:rPr>
-              <w:t>0.732</w:t>
-            </w:r>
-          </w:p>
-        </w:tc>
-        <w:tc>
-          <w:tcPr>
-            <w:tcW w:type="dxa" w:w="1872"/>
-          </w:tcPr>
-          <w:p>
-            <w:r>
-              <w:rPr>
-                <w:sz w:val="18"/>
-              </w:rPr>
-              <w:t>17</w:t>
-            </w:r>
-          </w:p>
-        </w:tc>
-      </w:tr>
-      <w:tr>
-        <w:tc>
-          <w:tcPr>
-            <w:tcW w:type="dxa" w:w="1872"/>
-          </w:tcPr>
-          <w:p>
-            <w:r>
-              <w:rPr>
-                <w:sz w:val="18"/>
-              </w:rPr>
-              <w:t>GAP_PP_007</w:t>
-            </w:r>
-          </w:p>
-        </w:tc>
-        <w:tc>
-          <w:tcPr>
-            <w:tcW w:type="dxa" w:w="1872"/>
-          </w:tcPr>
-          <w:p>
-            <w:r>
-              <w:rPr>
-                <w:sz w:val="18"/>
-              </w:rPr>
-              <w:t>0.588</w:t>
-            </w:r>
-          </w:p>
-        </w:tc>
-        <w:tc>
-          <w:tcPr>
-            <w:tcW w:type="dxa" w:w="1872"/>
-          </w:tcPr>
-          <w:p>
-            <w:r>
-              <w:rPr>
-                <w:sz w:val="18"/>
-              </w:rPr>
-              <w:t>0.500</w:t>
-            </w:r>
-          </w:p>
-        </w:tc>
-        <w:tc>
-          <w:tcPr>
-            <w:tcW w:type="dxa" w:w="1872"/>
-          </w:tcPr>
-          <w:p>
-            <w:r>
-              <w:rPr>
-                <w:sz w:val="18"/>
-              </w:rPr>
-              <w:t>0.541</w:t>
-            </w:r>
-          </w:p>
-        </w:tc>
-        <w:tc>
-          <w:tcPr>
-            <w:tcW w:type="dxa" w:w="1872"/>
-          </w:tcPr>
-          <w:p>
-            <w:r>
-              <w:rPr>
-                <w:sz w:val="18"/>
-              </w:rPr>
-              <w:t>20</w:t>
-            </w:r>
-          </w:p>
-        </w:tc>
-      </w:tr>
-      <w:tr>
-        <w:tc>
-          <w:tcPr>
-            <w:tcW w:type="dxa" w:w="1872"/>
-          </w:tcPr>
-          <w:p>
-            <w:r>
-              <w:rPr>
-                <w:sz w:val="18"/>
-              </w:rPr>
-              <w:t>GAP_PP_008</w:t>
-            </w:r>
-          </w:p>
-        </w:tc>
-        <w:tc>
-          <w:tcPr>
-            <w:tcW w:type="dxa" w:w="1872"/>
-          </w:tcPr>
-          <w:p>
-            <w:r>
-              <w:rPr>
-                <w:sz w:val="18"/>
-              </w:rPr>
-              <w:t>0.550</w:t>
-            </w:r>
-          </w:p>
-        </w:tc>
-        <w:tc>
-          <w:tcPr>
-            <w:tcW w:type="dxa" w:w="1872"/>
-          </w:tcPr>
-          <w:p>
-            <w:r>
-              <w:rPr>
-                <w:sz w:val="18"/>
-              </w:rPr>
-              <w:t>0.524</w:t>
-            </w:r>
-          </w:p>
-        </w:tc>
-        <w:tc>
-          <w:tcPr>
-            <w:tcW w:type="dxa" w:w="1872"/>
-          </w:tcPr>
-          <w:p>
-            <w:r>
-              <w:rPr>
-                <w:sz w:val="18"/>
-              </w:rPr>
-              <w:t>0.537</w:t>
-            </w:r>
-          </w:p>
-        </w:tc>
-        <w:tc>
-          <w:tcPr>
-            <w:tcW w:type="dxa" w:w="1872"/>
-          </w:tcPr>
-          <w:p>
-            <w:r>
-              <w:rPr>
-                <w:sz w:val="18"/>
-              </w:rPr>
-              <w:t>21</w:t>
-            </w:r>
-          </w:p>
-        </w:tc>
-      </w:tr>
-      <w:tr>
-        <w:tc>
-          <w:tcPr>
-            <w:tcW w:type="dxa" w:w="1872"/>
-          </w:tcPr>
-          <w:p>
-            <w:r>
-              <w:rPr>
-                <w:sz w:val="18"/>
-              </w:rPr>
-              <w:t>GAP_RA_001</w:t>
-            </w:r>
-          </w:p>
-        </w:tc>
-        <w:tc>
-          <w:tcPr>
-            <w:tcW w:type="dxa" w:w="1872"/>
-          </w:tcPr>
-          <w:p>
-            <w:r>
-              <w:rPr>
-                <w:sz w:val="18"/>
-              </w:rPr>
-              <w:t>0.917</w:t>
-            </w:r>
-          </w:p>
-        </w:tc>
-        <w:tc>
-          <w:tcPr>
-            <w:tcW w:type="dxa" w:w="1872"/>
-          </w:tcPr>
-          <w:p>
-            <w:r>
-              <w:rPr>
-                <w:sz w:val="18"/>
-              </w:rPr>
-              <w:t>0.733</w:t>
-            </w:r>
-          </w:p>
-        </w:tc>
-        <w:tc>
-          <w:tcPr>
-            <w:tcW w:type="dxa" w:w="1872"/>
-          </w:tcPr>
-          <w:p>
-            <w:r>
-              <w:rPr>
-                <w:sz w:val="18"/>
-              </w:rPr>
-              <w:t>0.815</w:t>
-            </w:r>
-          </w:p>
-        </w:tc>
-        <w:tc>
-          <w:tcPr>
-            <w:tcW w:type="dxa" w:w="1872"/>
-          </w:tcPr>
-          <w:p>
-            <w:r>
-              <w:rPr>
-                <w:sz w:val="18"/>
-              </w:rPr>
-              <w:t>15</w:t>
-            </w:r>
-          </w:p>
-        </w:tc>
-      </w:tr>
-      <w:tr>
-        <w:tc>
-          <w:tcPr>
-            <w:tcW w:type="dxa" w:w="1872"/>
-          </w:tcPr>
-          <w:p>
-            <w:r>
-              <w:rPr>
-                <w:sz w:val="18"/>
-              </w:rPr>
-              <w:t>GAP_RA_002</w:t>
-            </w:r>
-          </w:p>
-        </w:tc>
-        <w:tc>
-          <w:tcPr>
-            <w:tcW w:type="dxa" w:w="1872"/>
-          </w:tcPr>
-          <w:p>
-            <w:r>
-              <w:rPr>
-                <w:sz w:val="18"/>
-              </w:rPr>
-              <w:t>0.304</w:t>
-            </w:r>
-          </w:p>
-        </w:tc>
-        <w:tc>
-          <w:tcPr>
-            <w:tcW w:type="dxa" w:w="1872"/>
-          </w:tcPr>
-          <w:p>
-            <w:r>
-              <w:rPr>
-                <w:sz w:val="18"/>
-              </w:rPr>
-              <w:t>0.700</w:t>
-            </w:r>
-          </w:p>
-        </w:tc>
-        <w:tc>
-          <w:tcPr>
-            <w:tcW w:type="dxa" w:w="1872"/>
-          </w:tcPr>
-          <w:p>
-            <w:r>
-              <w:rPr>
-                <w:sz w:val="18"/>
-              </w:rPr>
-              <w:t>0.424</w:t>
-            </w:r>
-          </w:p>
-        </w:tc>
-        <w:tc>
-          <w:tcPr>
-            <w:tcW w:type="dxa" w:w="1872"/>
-          </w:tcPr>
-          <w:p>
-            <w:r>
-              <w:rPr>
-                <w:sz w:val="18"/>
-              </w:rPr>
-              <w:t>10</w:t>
-            </w:r>
-          </w:p>
-        </w:tc>
-      </w:tr>
-      <w:tr>
-        <w:tc>
-          <w:tcPr>
-            <w:tcW w:type="dxa" w:w="1872"/>
-          </w:tcPr>
-          <w:p>
-            <w:r>
-              <w:rPr>
-                <w:sz w:val="18"/>
-              </w:rPr>
-              <w:t>GAP_RA_003</w:t>
-            </w:r>
-          </w:p>
-        </w:tc>
-        <w:tc>
-          <w:tcPr>
-            <w:tcW w:type="dxa" w:w="1872"/>
-          </w:tcPr>
-          <w:p>
-            <w:r>
-              <w:rPr>
-                <w:sz w:val="18"/>
-              </w:rPr>
-              <w:t>0.444</w:t>
-            </w:r>
-          </w:p>
-        </w:tc>
-        <w:tc>
-          <w:tcPr>
-            <w:tcW w:type="dxa" w:w="1872"/>
-          </w:tcPr>
-          <w:p>
-            <w:r>
-              <w:rPr>
-                <w:sz w:val="18"/>
-              </w:rPr>
-              <w:t>0.889</w:t>
-            </w:r>
-          </w:p>
-        </w:tc>
-        <w:tc>
-          <w:tcPr>
-            <w:tcW w:type="dxa" w:w="1872"/>
-          </w:tcPr>
-          <w:p>
-            <w:r>
-              <w:rPr>
-                <w:sz w:val="18"/>
-              </w:rPr>
-              <w:t>0.593</w:t>
-            </w:r>
-          </w:p>
-        </w:tc>
-        <w:tc>
-          <w:tcPr>
-            <w:tcW w:type="dxa" w:w="1872"/>
-          </w:tcPr>
-          <w:p>
-            <w:r>
-              <w:rPr>
-                <w:sz w:val="18"/>
-              </w:rPr>
-              <w:t>9</w:t>
-            </w:r>
-          </w:p>
-        </w:tc>
-      </w:tr>
-      <w:tr>
-        <w:tc>
-          <w:tcPr>
-            <w:tcW w:type="dxa" w:w="1872"/>
-          </w:tcPr>
-          <w:p>
-            <w:r>
-              <w:rPr>
-                <w:sz w:val="18"/>
-              </w:rPr>
-              <w:t>GAP_RA_004</w:t>
-            </w:r>
-          </w:p>
-        </w:tc>
-        <w:tc>
-          <w:tcPr>
-            <w:tcW w:type="dxa" w:w="1872"/>
-          </w:tcPr>
-          <w:p>
-            <w:r>
-              <w:rPr>
-                <w:sz w:val="18"/>
-              </w:rPr>
-              <w:t>0.550</w:t>
-            </w:r>
-          </w:p>
-        </w:tc>
-        <w:tc>
-          <w:tcPr>
-            <w:tcW w:type="dxa" w:w="1872"/>
-          </w:tcPr>
-          <w:p>
-            <w:r>
-              <w:rPr>
-                <w:sz w:val="18"/>
-              </w:rPr>
-              <w:t>0.917</w:t>
-            </w:r>
-          </w:p>
-        </w:tc>
-        <w:tc>
-          <w:tcPr>
-            <w:tcW w:type="dxa" w:w="1872"/>
-          </w:tcPr>
-          <w:p>
-            <w:r>
-              <w:rPr>
-                <w:sz w:val="18"/>
-              </w:rPr>
-              <w:t>0.688</w:t>
-            </w:r>
-          </w:p>
-        </w:tc>
-        <w:tc>
-          <w:tcPr>
-            <w:tcW w:type="dxa" w:w="1872"/>
-          </w:tcPr>
-          <w:p>
-            <w:r>
-              <w:rPr>
-                <w:sz w:val="18"/>
-              </w:rPr>
-              <w:t>12</w:t>
-            </w:r>
-          </w:p>
-        </w:tc>
-      </w:tr>
-      <w:tr>
-        <w:tc>
-          <w:tcPr>
-            <w:tcW w:type="dxa" w:w="1872"/>
-          </w:tcPr>
-          <w:p>
-            <w:r>
-              <w:rPr>
-                <w:sz w:val="18"/>
-              </w:rPr>
-              <w:t>GAP_RA_005</w:t>
-            </w:r>
-          </w:p>
-        </w:tc>
-        <w:tc>
-          <w:tcPr>
-            <w:tcW w:type="dxa" w:w="1872"/>
-          </w:tcPr>
-          <w:p>
-            <w:r>
-              <w:rPr>
-                <w:sz w:val="18"/>
-              </w:rPr>
-              <w:t>0.333</w:t>
-            </w:r>
-          </w:p>
-        </w:tc>
-        <w:tc>
-          <w:tcPr>
-            <w:tcW w:type="dxa" w:w="1872"/>
-          </w:tcPr>
-          <w:p>
-            <w:r>
-              <w:rPr>
-                <w:sz w:val="18"/>
-              </w:rPr>
-              <w:t>0.875</w:t>
-            </w:r>
-          </w:p>
-        </w:tc>
-        <w:tc>
-          <w:tcPr>
-            <w:tcW w:type="dxa" w:w="1872"/>
-          </w:tcPr>
-          <w:p>
-            <w:r>
-              <w:rPr>
-                <w:sz w:val="18"/>
-              </w:rPr>
-              <w:t>0.483</w:t>
-            </w:r>
-          </w:p>
-        </w:tc>
-        <w:tc>
-          <w:tcPr>
-            <w:tcW w:type="dxa" w:w="1872"/>
-          </w:tcPr>
-          <w:p>
-            <w:r>
-              <w:rPr>
-                <w:sz w:val="18"/>
-              </w:rPr>
-              <w:t>8</w:t>
-            </w:r>
-          </w:p>
-        </w:tc>
-      </w:tr>
-      <w:tr>
-        <w:tc>
-          <w:tcPr>
-            <w:tcW w:type="dxa" w:w="1872"/>
-          </w:tcPr>
-          <w:p>
-            <w:r>
-              <w:rPr>
-                <w:sz w:val="18"/>
-              </w:rPr>
-              <w:t>GAP_RA_006</w:t>
-            </w:r>
-          </w:p>
-        </w:tc>
-        <w:tc>
-          <w:tcPr>
-            <w:tcW w:type="dxa" w:w="1872"/>
-          </w:tcPr>
-          <w:p>
-            <w:r>
-              <w:rPr>
-                <w:sz w:val="18"/>
-              </w:rPr>
-              <w:t>0.389</w:t>
-            </w:r>
-          </w:p>
-        </w:tc>
-        <w:tc>
-          <w:tcPr>
-            <w:tcW w:type="dxa" w:w="1872"/>
-          </w:tcPr>
-          <w:p>
-            <w:r>
-              <w:rPr>
-                <w:sz w:val="18"/>
-              </w:rPr>
-              <w:t>0.700</w:t>
-            </w:r>
-          </w:p>
-        </w:tc>
-        <w:tc>
-          <w:tcPr>
-            <w:tcW w:type="dxa" w:w="1872"/>
-          </w:tcPr>
-          <w:p>
-            <w:r>
-              <w:rPr>
-                <w:sz w:val="18"/>
-              </w:rPr>
-              <w:t>0.500</w:t>
-            </w:r>
-          </w:p>
-        </w:tc>
-        <w:tc>
-          <w:tcPr>
-            <w:tcW w:type="dxa" w:w="1872"/>
-          </w:tcPr>
-          <w:p>
-            <w:r>
-              <w:rPr>
-                <w:sz w:val="18"/>
-              </w:rPr>
-              <w:t>10</w:t>
-            </w:r>
-          </w:p>
-        </w:tc>
-      </w:tr>
-      <w:tr>
-        <w:tc>
-          <w:tcPr>
-            <w:tcW w:type="dxa" w:w="1872"/>
-          </w:tcPr>
-          <w:p>
-            <w:r>
-              <w:rPr>
-                <w:sz w:val="18"/>
-              </w:rPr>
-              <w:t>GAP_RA_007</w:t>
-            </w:r>
-          </w:p>
-        </w:tc>
-        <w:tc>
-          <w:tcPr>
-            <w:tcW w:type="dxa" w:w="1872"/>
-          </w:tcPr>
-          <w:p>
-            <w:r>
-              <w:rPr>
-                <w:sz w:val="18"/>
-              </w:rPr>
-              <w:t>0.222</w:t>
-            </w:r>
-          </w:p>
-        </w:tc>
-        <w:tc>
-          <w:tcPr>
-            <w:tcW w:type="dxa" w:w="1872"/>
-          </w:tcPr>
-          <w:p>
-            <w:r>
-              <w:rPr>
-                <w:sz w:val="18"/>
-              </w:rPr>
-              <w:t>0.333</w:t>
-            </w:r>
-          </w:p>
-        </w:tc>
-        <w:tc>
-          <w:tcPr>
-            <w:tcW w:type="dxa" w:w="1872"/>
-          </w:tcPr>
-          <w:p>
-            <w:r>
-              <w:rPr>
-                <w:sz w:val="18"/>
-              </w:rPr>
-              <w:t>0.267</w:t>
-            </w:r>
-          </w:p>
-        </w:tc>
-        <w:tc>
-          <w:tcPr>
-            <w:tcW w:type="dxa" w:w="1872"/>
-          </w:tcPr>
-          <w:p>
-            <w:r>
-              <w:rPr>
-                <w:sz w:val="18"/>
-              </w:rPr>
-              <w:t>12</w:t>
-            </w:r>
-          </w:p>
-        </w:tc>
-      </w:tr>
-      <w:tr>
-        <w:tc>
-          <w:tcPr>
-            <w:tcW w:type="dxa" w:w="1872"/>
-          </w:tcPr>
-          <w:p>
-            <w:r>
-              <w:rPr>
-                <w:sz w:val="18"/>
-              </w:rPr>
-              <w:t>GAP_RA_008</w:t>
-            </w:r>
-          </w:p>
-        </w:tc>
-        <w:tc>
-          <w:tcPr>
-            <w:tcW w:type="dxa" w:w="1872"/>
-          </w:tcPr>
-          <w:p>
-            <w:r>
-              <w:rPr>
-                <w:sz w:val="18"/>
-              </w:rPr>
-              <w:t>0.364</w:t>
-            </w:r>
-          </w:p>
-        </w:tc>
-        <w:tc>
-          <w:tcPr>
-            <w:tcW w:type="dxa" w:w="1872"/>
-          </w:tcPr>
-          <w:p>
-            <w:r>
-              <w:rPr>
-                <w:sz w:val="18"/>
-              </w:rPr>
-              <w:t>0.727</w:t>
-            </w:r>
-          </w:p>
-        </w:tc>
-        <w:tc>
-          <w:tcPr>
-            <w:tcW w:type="dxa" w:w="1872"/>
-          </w:tcPr>
-          <w:p>
-            <w:r>
-              <w:rPr>
-                <w:sz w:val="18"/>
-              </w:rPr>
-              <w:t>0.485</w:t>
-            </w:r>
-          </w:p>
-        </w:tc>
-        <w:tc>
-          <w:tcPr>
-            <w:tcW w:type="dxa" w:w="1872"/>
-          </w:tcPr>
-          <w:p>
-            <w:r>
-              <w:rPr>
-                <w:sz w:val="18"/>
-              </w:rPr>
-              <w:t>11</w:t>
-            </w:r>
-          </w:p>
-        </w:tc>
-      </w:tr>
-    </w:tbl>
-    <w:p>
-      <w:pPr>
-        <w:jc w:val="center"/>
-      </w:pPr>
-      <w:r>
-        <w:drawing>
-          <wp:inline xmlns:a="http://schemas.openxmlformats.org/drawingml/2006/main" xmlns:pic="http://schemas.openxmlformats.org/drawingml/2006/picture">
-            <wp:extent cx="5486400" cy="2351314"/>
-            <wp:docPr id="30" name="Picture 30"/>
-            <wp:cNvGraphicFramePr>
-              <a:graphicFrameLocks noChangeAspect="1"/>
-            </wp:cNvGraphicFramePr>
-            <a:graphic>
-              <a:graphicData uri="http://schemas.openxmlformats.org/drawingml/2006/picture">
-                <pic:pic>
-                  <pic:nvPicPr>
-                    <pic:cNvPr id="0" name="per_gap_performance.png"/>
-                    <pic:cNvPicPr/>
-                  </pic:nvPicPr>
-                  <pic:blipFill>
-                    <a:blip r:embed="rId38"/>
-                    <a:stretch>
-                      <a:fillRect/>
-                    </a:stretch>
-                  </pic:blipFill>
-                  <pic:spPr>
-                    <a:xfrm>
-                      <a:off x="0" y="0"/>
-                      <a:ext cx="5486400" cy="2351314"/>
-                    </a:xfrm>
-                    <a:prstGeom prst="rect"/>
-                  </pic:spPr>
-                </pic:pic>
-              </a:graphicData>
-            </a:graphic>
-          </wp:inline>
-        </w:drawing>
-      </w:r>
-    </w:p>
-    <w:p>
-      <w:pPr>
-        <w:jc w:val="center"/>
-      </w:pPr>
-      <w:r>
-        <w:rPr>
-          <w:b/>
-          <w:sz w:val="18"/>
-        </w:rPr>
-        <w:t>Figure 4.3: Per-Gap Precision / Recall / F1 (Test Set)</w:t>
-      </w:r>
-    </w:p>
-    <w:p>
-      <w:r>
-        <w:t>Table 4.3: Domain-Level Summary</w:t>
-      </w:r>
-    </w:p>
-    <w:tbl>
-      <w:tblPr>
-        <w:tblStyle w:val="TableGrid"/>
-        <w:tblW w:type="auto" w:w="0"/>
-        <w:jc w:val="center"/>
-        <w:tblLook w:firstColumn="1" w:firstRow="1" w:lastColumn="0" w:lastRow="0" w:noHBand="0" w:noVBand="1" w:val="04A0"/>
-      </w:tblPr>
-      <w:tblGrid>
-        <w:gridCol w:w="2340"/>
-        <w:gridCol w:w="2340"/>
-        <w:gridCol w:w="2340"/>
-        <w:gridCol w:w="2340"/>
-      </w:tblGrid>
-      <w:tr>
-        <w:tc>
-          <w:tcPr>
-            <w:tcW w:type="dxa" w:w="2340"/>
-            <w:shd w:fill="000000" w:val="clear"/>
-          </w:tcPr>
-          <w:p>
-            <w:r>
-              <w:rPr>
-                <w:b/>
-                <w:color w:val="FFFFFF"/>
-                <w:sz w:val="18"/>
-              </w:rPr>
-              <w:t>Domain</w:t>
-            </w:r>
-          </w:p>
-        </w:tc>
-        <w:tc>
-          <w:tcPr>
-            <w:tcW w:type="dxa" w:w="2340"/>
-            <w:shd w:fill="000000" w:val="clear"/>
-          </w:tcPr>
-          <w:p>
-            <w:r>
-              <w:rPr>
-                <w:b/>
-                <w:color w:val="FFFFFF"/>
-                <w:sz w:val="18"/>
-              </w:rPr>
-              <w:t>Macro F1</w:t>
-            </w:r>
-          </w:p>
-        </w:tc>
-        <w:tc>
-          <w:tcPr>
-            <w:tcW w:type="dxa" w:w="2340"/>
-            <w:shd w:fill="000000" w:val="clear"/>
-          </w:tcPr>
-          <w:p>
-            <w:r>
-              <w:rPr>
-                <w:b/>
-                <w:color w:val="FFFFFF"/>
-                <w:sz w:val="18"/>
-              </w:rPr>
-              <w:t>Strongest Gap</w:t>
-            </w:r>
-          </w:p>
-        </w:tc>
-        <w:tc>
-          <w:tcPr>
-            <w:tcW w:type="dxa" w:w="2340"/>
-            <w:shd w:fill="000000" w:val="clear"/>
-          </w:tcPr>
-          <w:p>
-            <w:r>
-              <w:rPr>
-                <w:b/>
-                <w:color w:val="FFFFFF"/>
-                <w:sz w:val="18"/>
-              </w:rPr>
-              <w:t>Weakest Gap</w:t>
-            </w:r>
-          </w:p>
-        </w:tc>
-      </w:tr>
-      <w:tr>
-        <w:tc>
-          <w:tcPr>
-            <w:tcW w:type="dxa" w:w="2340"/>
-          </w:tcPr>
-          <w:p>
-            <w:r>
-              <w:rPr>
-                <w:sz w:val="18"/>
-              </w:rPr>
-              <w:t>Password Policy (PP)</w:t>
-            </w:r>
-          </w:p>
-        </w:tc>
-        <w:tc>
-          <w:tcPr>
-            <w:tcW w:type="dxa" w:w="2340"/>
-          </w:tcPr>
-          <w:p>
-            <w:r>
-              <w:rPr>
-                <w:sz w:val="18"/>
-              </w:rPr>
-              <w:t>0.6758</w:t>
-            </w:r>
-          </w:p>
-        </w:tc>
-        <w:tc>
-          <w:tcPr>
-            <w:tcW w:type="dxa" w:w="2340"/>
-          </w:tcPr>
-          <w:p>
-            <w:r>
-              <w:rPr>
-                <w:sz w:val="18"/>
-              </w:rPr>
-              <w:t>GAP_PP_001 (0.944)</w:t>
-            </w:r>
-          </w:p>
-        </w:tc>
-        <w:tc>
-          <w:tcPr>
-            <w:tcW w:type="dxa" w:w="2340"/>
-          </w:tcPr>
-          <w:p>
-            <w:r>
-              <w:rPr>
-                <w:sz w:val="18"/>
-              </w:rPr>
-              <w:t>GAP_PP_008 (0.537)</w:t>
-            </w:r>
-          </w:p>
-        </w:tc>
-      </w:tr>
-      <w:tr>
-        <w:tc>
-          <w:tcPr>
-            <w:tcW w:type="dxa" w:w="2340"/>
-          </w:tcPr>
-          <w:p>
-            <w:r>
-              <w:rPr>
-                <w:sz w:val="18"/>
-              </w:rPr>
-              <w:t>Risk Assessment (RA)</w:t>
-            </w:r>
-          </w:p>
-        </w:tc>
-        <w:tc>
-          <w:tcPr>
-            <w:tcW w:type="dxa" w:w="2340"/>
-          </w:tcPr>
-          <w:p>
-            <w:r>
-              <w:rPr>
-                <w:sz w:val="18"/>
-              </w:rPr>
-              <w:t>0.5317</w:t>
-            </w:r>
-          </w:p>
-        </w:tc>
-        <w:tc>
-          <w:tcPr>
-            <w:tcW w:type="dxa" w:w="2340"/>
-          </w:tcPr>
-          <w:p>
-            <w:r>
-              <w:rPr>
-                <w:sz w:val="18"/>
-              </w:rPr>
-              <w:t>GAP_RA_001 (0.815)</w:t>
-            </w:r>
-          </w:p>
-        </w:tc>
-        <w:tc>
-          <w:tcPr>
-            <w:tcW w:type="dxa" w:w="2340"/>
-          </w:tcPr>
-          <w:p>
-            <w:r>
-              <w:rPr>
-                <w:sz w:val="18"/>
-              </w:rPr>
-              <w:t>GAP_RA_007 (0.267)</w:t>
-            </w:r>
-          </w:p>
-        </w:tc>
-      </w:tr>
-    </w:tbl>
-    <w:p>
-      <w:pPr>
-        <w:jc w:val="center"/>
-      </w:pPr>
-      <w:r>
-        <w:drawing>
-          <wp:inline xmlns:a="http://schemas.openxmlformats.org/drawingml/2006/main" xmlns:pic="http://schemas.openxmlformats.org/drawingml/2006/picture">
-            <wp:extent cx="5486400" cy="5486400"/>
-            <wp:docPr id="31" name="Picture 31"/>
-            <wp:cNvGraphicFramePr>
-              <a:graphicFrameLocks noChangeAspect="1"/>
-            </wp:cNvGraphicFramePr>
-            <a:graphic>
-              <a:graphicData uri="http://schemas.openxmlformats.org/drawingml/2006/picture">
-                <pic:pic>
-                  <pic:nvPicPr>
-                    <pic:cNvPr id="0" name="domain_radar.png"/>
-                    <pic:cNvPicPr/>
-                  </pic:nvPicPr>
-                  <pic:blipFill>
-                    <a:blip r:embed="rId39"/>
-                    <a:stretch>
-                      <a:fillRect/>
-                    </a:stretch>
-                  </pic:blipFill>
-                  <pic:spPr>
-                    <a:xfrm>
-                      <a:off x="0" y="0"/>
-                      <a:ext cx="5486400" cy="5486400"/>
-                    </a:xfrm>
-                    <a:prstGeom prst="rect"/>
-                  </pic:spPr>
-                </pic:pic>
-              </a:graphicData>
-            </a:graphic>
-          </wp:inline>
-        </w:drawing>
-      </w:r>
-    </w:p>
-    <w:p>
-      <w:pPr>
-        <w:jc w:val="center"/>
-      </w:pPr>
-      <w:r>
-        <w:rPr>
-          <w:b/>
-          <w:sz w:val="18"/>
-        </w:rPr>
-        <w:t>Figure 4.5: Domain-Level Performance Comparison</w:t>
-      </w:r>
-    </w:p>
-    <w:p>
-      <w:r>
-        <w:t>The model performs notably stronger on Password Policy gaps (Macro F1: 0.6758) than Risk Assessment gaps (0.5317). The 14-point gap is attributed to lower training support for RA labels (80–100 samples vs 102–120 for PP labels).</w:t>
-      </w:r>
-    </w:p>
-    <w:p>
-      <w:pPr>
-        <w:jc w:val="center"/>
-      </w:pPr>
-      <w:r>
-        <w:drawing>
-          <wp:inline xmlns:a="http://schemas.openxmlformats.org/drawingml/2006/main" xmlns:pic="http://schemas.openxmlformats.org/drawingml/2006/picture">
-            <wp:extent cx="5486400" cy="2351314"/>
-            <wp:docPr id="32" name="Picture 32"/>
-            <wp:cNvGraphicFramePr>
-              <a:graphicFrameLocks noChangeAspect="1"/>
-            </wp:cNvGraphicFramePr>
-            <a:graphic>
-              <a:graphicData uri="http://schemas.openxmlformats.org/drawingml/2006/picture">
-                <pic:pic>
-                  <pic:nvPicPr>
-                    <pic:cNvPr id="0" name="roc_curves.png"/>
-                    <pic:cNvPicPr/>
-                  </pic:nvPicPr>
-                  <pic:blipFill>
-                    <a:blip r:embed="rId40"/>
-                    <a:stretch>
-                      <a:fillRect/>
-                    </a:stretch>
-                  </pic:blipFill>
-                  <pic:spPr>
-                    <a:xfrm>
-                      <a:off x="0" y="0"/>
-                      <a:ext cx="5486400" cy="2351314"/>
-                    </a:xfrm>
-                    <a:prstGeom prst="rect"/>
-                  </pic:spPr>
-                </pic:pic>
-              </a:graphicData>
-            </a:graphic>
-          </wp:inline>
-        </w:drawing>
-      </w:r>
-    </w:p>
-    <w:p>
-      <w:pPr>
-        <w:jc w:val="center"/>
-      </w:pPr>
-      <w:r>
-        <w:rPr>
-          <w:b/>
-          <w:sz w:val="18"/>
-        </w:rPr>
-        <w:t>Figure 4.4: ROC Curves (Test Set)</w:t>
-      </w:r>
-    </w:p>
-    <w:p>
-      <w:r>
-        <w:t>ROC analysis shows strong discriminative ability across all gaps. Password Policy AUCs range from 0.87 to 1.00, while Risk Assessment AUCs range from 0.81 to 0.98. Even the weakest gap (GAP_RA_007, AUC=0.81) is well above random baseline, indicating the model has learned meaningful representations.</w:t>
-      </w:r>
-    </w:p>
-    <w:p>
-      <w:pPr>
-        <w:jc w:val="center"/>
-      </w:pPr>
-      <w:r>
-        <w:drawing>
-          <wp:inline xmlns:a="http://schemas.openxmlformats.org/drawingml/2006/main" xmlns:pic="http://schemas.openxmlformats.org/drawingml/2006/picture">
-            <wp:extent cx="5486400" cy="6858000"/>
-            <wp:docPr id="33" name="Picture 33"/>
-            <wp:cNvGraphicFramePr>
-              <a:graphicFrameLocks noChangeAspect="1"/>
-            </wp:cNvGraphicFramePr>
-            <a:graphic>
-              <a:graphicData uri="http://schemas.openxmlformats.org/drawingml/2006/picture">
-                <pic:pic>
-                  <pic:nvPicPr>
-                    <pic:cNvPr id="0" name="confusion_heatmap.png"/>
-                    <pic:cNvPicPr/>
-                  </pic:nvPicPr>
-                  <pic:blipFill>
-                    <a:blip r:embed="rId41"/>
-                    <a:stretch>
-                      <a:fillRect/>
-                    </a:stretch>
-                  </pic:blipFill>
-                  <pic:spPr>
-                    <a:xfrm>
-                      <a:off x="0" y="0"/>
-                      <a:ext cx="5486400" cy="6858000"/>
-                    </a:xfrm>
-                    <a:prstGeom prst="rect"/>
-                  </pic:spPr>
-                </pic:pic>
-              </a:graphicData>
-            </a:graphic>
-          </wp:inline>
-        </w:drawing>
-      </w:r>
-    </w:p>
-    <w:p>
-      <w:pPr>
-        <w:jc w:val="center"/>
-      </w:pPr>
-      <w:r>
-        <w:rPr>
-          <w:b/>
-          <w:sz w:val="18"/>
-        </w:rPr>
-        <w:t>Figure 4.6: Multi-Label Confusion Matrix</w:t>
-      </w:r>
-    </w:p>
-    <w:p>
-      <w:r>
-        <w:t>The confusion matrix reveals that False Positives (FP) are more common than False Negatives (FN) for most RA gaps, confirming the model’s tendency to over-predict low-support labels. The BCEWithLogitsLoss with pos_weight effectively handles high-support PP labels but the RA domain labels with fewer positive samples remain challenging.</w:t>
-      </w:r>
-    </w:p>
-    <w:p>
-      <w:pPr>
-        <w:pStyle w:val="Heading2"/>
-      </w:pPr>
-      <w:r>
-        <w:t>4.4  Model Inference Testing</w:t>
-      </w:r>
-    </w:p>
-    <w:p>
-      <w:r>
-        <w:t>The model was tested using representative policy samples covering different compliance levels and languages.</w:t>
-      </w:r>
-    </w:p>
-    <w:p>
-      <w:r>
-        <w:t>Table 4.4: Test Case Results — Model Inference</w:t>
-      </w:r>
-    </w:p>
-    <w:tbl>
-      <w:tblPr>
-        <w:tblStyle w:val="TableGrid"/>
-        <w:tblW w:type="auto" w:w="0"/>
-        <w:jc w:val="center"/>
-        <w:tblLook w:firstColumn="1" w:firstRow="1" w:lastColumn="0" w:lastRow="0" w:noHBand="0" w:noVBand="1" w:val="04A0"/>
-      </w:tblPr>
-      <w:tblGrid>
-        <w:gridCol w:w="2340"/>
-        <w:gridCol w:w="2340"/>
-        <w:gridCol w:w="2340"/>
-        <w:gridCol w:w="2340"/>
-      </w:tblGrid>
-      <w:tr>
-        <w:tc>
-          <w:tcPr>
-            <w:tcW w:type="dxa" w:w="2340"/>
-            <w:shd w:fill="000000" w:val="clear"/>
-          </w:tcPr>
-          <w:p>
-            <w:r>
-              <w:rPr>
-                <w:b/>
-                <w:color w:val="FFFFFF"/>
-                <w:sz w:val="18"/>
-              </w:rPr>
-              <w:t>Test Case</w:t>
-            </w:r>
-          </w:p>
-        </w:tc>
-        <w:tc>
-          <w:tcPr>
-            <w:tcW w:type="dxa" w:w="2340"/>
-            <w:shd w:fill="000000" w:val="clear"/>
-          </w:tcPr>
-          <w:p>
-            <w:r>
-              <w:rPr>
-                <w:b/>
-                <w:color w:val="FFFFFF"/>
-                <w:sz w:val="18"/>
-              </w:rPr>
-              <w:t>Input</w:t>
-            </w:r>
-          </w:p>
-        </w:tc>
-        <w:tc>
-          <w:tcPr>
-            <w:tcW w:type="dxa" w:w="2340"/>
-            <w:shd w:fill="000000" w:val="clear"/>
-          </w:tcPr>
-          <w:p>
-            <w:r>
-              <w:rPr>
-                <w:b/>
-                <w:color w:val="FFFFFF"/>
-                <w:sz w:val="18"/>
-              </w:rPr>
-              <w:t>Expected Result</w:t>
-            </w:r>
-          </w:p>
-        </w:tc>
-        <w:tc>
-          <w:tcPr>
-            <w:tcW w:type="dxa" w:w="2340"/>
-            <w:shd w:fill="000000" w:val="clear"/>
-          </w:tcPr>
-          <w:p>
-            <w:r>
-              <w:rPr>
-                <w:b/>
-                <w:color w:val="FFFFFF"/>
-                <w:sz w:val="18"/>
-              </w:rPr>
-              <w:t>Status</w:t>
-            </w:r>
-          </w:p>
-        </w:tc>
-      </w:tr>
-      <w:tr>
-        <w:tc>
-          <w:tcPr>
-            <w:tcW w:type="dxa" w:w="2340"/>
-          </w:tcPr>
-          <w:p>
-            <w:r>
-              <w:rPr>
-                <w:sz w:val="18"/>
-              </w:rPr>
-              <w:t>Compliant PP (EN)</w:t>
-            </w:r>
-          </w:p>
-        </w:tc>
-        <w:tc>
-          <w:tcPr>
-            <w:tcW w:type="dxa" w:w="2340"/>
-          </w:tcPr>
-          <w:p>
-            <w:r>
-              <w:rPr>
-                <w:sz w:val="18"/>
-              </w:rPr>
-              <w:t>Strong password policy with all controls</w:t>
-            </w:r>
-          </w:p>
-        </w:tc>
-        <w:tc>
-          <w:tcPr>
-            <w:tcW w:type="dxa" w:w="2340"/>
-          </w:tcPr>
-          <w:p>
-            <w:r>
-              <w:rPr>
-                <w:sz w:val="18"/>
-              </w:rPr>
-              <w:t>Low gap detection, high score</w:t>
-            </w:r>
-          </w:p>
-        </w:tc>
-        <w:tc>
-          <w:tcPr>
-            <w:tcW w:type="dxa" w:w="2340"/>
-          </w:tcPr>
-          <w:p>
-            <w:r>
-              <w:rPr>
-                <w:sz w:val="18"/>
-              </w:rPr>
-              <w:t>Pass</w:t>
-            </w:r>
-          </w:p>
-        </w:tc>
-      </w:tr>
-      <w:tr>
-        <w:tc>
-          <w:tcPr>
-            <w:tcW w:type="dxa" w:w="2340"/>
-          </w:tcPr>
-          <w:p>
-            <w:r>
-              <w:rPr>
-                <w:sz w:val="18"/>
-              </w:rPr>
-              <w:t>Weak PP (EN)</w:t>
-            </w:r>
-          </w:p>
-        </w:tc>
-        <w:tc>
-          <w:tcPr>
-            <w:tcW w:type="dxa" w:w="2340"/>
-          </w:tcPr>
-          <w:p>
-            <w:r>
-              <w:rPr>
-                <w:sz w:val="18"/>
-              </w:rPr>
-              <w:t>Minimal policy missing MFA/PAM</w:t>
-            </w:r>
-          </w:p>
-        </w:tc>
-        <w:tc>
-          <w:tcPr>
-            <w:tcW w:type="dxa" w:w="2340"/>
-          </w:tcPr>
-          <w:p>
-            <w:r>
-              <w:rPr>
-                <w:sz w:val="18"/>
-              </w:rPr>
-              <w:t>Multiple gaps (PP_004, PP_005)</w:t>
-            </w:r>
-          </w:p>
-        </w:tc>
-        <w:tc>
-          <w:tcPr>
-            <w:tcW w:type="dxa" w:w="2340"/>
-          </w:tcPr>
-          <w:p>
-            <w:r>
-              <w:rPr>
-                <w:sz w:val="18"/>
-              </w:rPr>
-              <w:t>Pass</w:t>
-            </w:r>
-          </w:p>
-        </w:tc>
-      </w:tr>
-      <w:tr>
-        <w:tc>
-          <w:tcPr>
-            <w:tcW w:type="dxa" w:w="2340"/>
-          </w:tcPr>
-          <w:p>
-            <w:r>
-              <w:rPr>
-                <w:sz w:val="18"/>
-              </w:rPr>
-              <w:t>Arabic Policy</w:t>
-            </w:r>
-          </w:p>
-        </w:tc>
-        <w:tc>
-          <w:tcPr>
-            <w:tcW w:type="dxa" w:w="2340"/>
-          </w:tcPr>
-          <w:p>
-            <w:r>
-              <w:rPr>
-                <w:sz w:val="18"/>
-              </w:rPr>
-              <w:t>Arabic password policy text</w:t>
-            </w:r>
-          </w:p>
-        </w:tc>
-        <w:tc>
-          <w:tcPr>
-            <w:tcW w:type="dxa" w:w="2340"/>
-          </w:tcPr>
-          <w:p>
-            <w:r>
-              <w:rPr>
-                <w:sz w:val="18"/>
-              </w:rPr>
-              <w:t>Correct domain detection + gaps</w:t>
-            </w:r>
-          </w:p>
-        </w:tc>
-        <w:tc>
-          <w:tcPr>
-            <w:tcW w:type="dxa" w:w="2340"/>
-          </w:tcPr>
-          <w:p>
-            <w:r>
-              <w:rPr>
-                <w:sz w:val="18"/>
-              </w:rPr>
-              <w:t>Pass</w:t>
-            </w:r>
-          </w:p>
-        </w:tc>
-      </w:tr>
-      <w:tr>
-        <w:tc>
-          <w:tcPr>
-            <w:tcW w:type="dxa" w:w="2340"/>
-          </w:tcPr>
-          <w:p>
-            <w:r>
-              <w:rPr>
-                <w:sz w:val="18"/>
-              </w:rPr>
-              <w:t>Risk Assessment</w:t>
-            </w:r>
-          </w:p>
-        </w:tc>
-        <w:tc>
-          <w:tcPr>
-            <w:tcW w:type="dxa" w:w="2340"/>
-          </w:tcPr>
-          <w:p>
-            <w:r>
-              <w:rPr>
-                <w:sz w:val="18"/>
-              </w:rPr>
-              <w:t>Risk management policy</w:t>
-            </w:r>
-          </w:p>
-        </w:tc>
-        <w:tc>
-          <w:tcPr>
-            <w:tcW w:type="dxa" w:w="2340"/>
-          </w:tcPr>
-          <w:p>
-            <w:r>
-              <w:rPr>
-                <w:sz w:val="18"/>
-              </w:rPr>
-              <w:t>RA domain detected, relevant gaps</w:t>
-            </w:r>
-          </w:p>
-        </w:tc>
-        <w:tc>
-          <w:tcPr>
-            <w:tcW w:type="dxa" w:w="2340"/>
-          </w:tcPr>
-          <w:p>
-            <w:r>
-              <w:rPr>
-                <w:sz w:val="18"/>
-              </w:rPr>
-              <w:t>Pass</w:t>
-            </w:r>
-          </w:p>
-        </w:tc>
-      </w:tr>
-      <w:tr>
-        <w:tc>
-          <w:tcPr>
-            <w:tcW w:type="dxa" w:w="2340"/>
-          </w:tcPr>
-          <w:p>
-            <w:r>
-              <w:rPr>
-                <w:sz w:val="18"/>
-              </w:rPr>
-              <w:t>Empty/Short Text</w:t>
-            </w:r>
-          </w:p>
-        </w:tc>
-        <w:tc>
-          <w:tcPr>
-            <w:tcW w:type="dxa" w:w="2340"/>
-          </w:tcPr>
-          <w:p>
-            <w:r>
-              <w:rPr>
-                <w:sz w:val="18"/>
-              </w:rPr>
-              <w:t>Minimal input</w:t>
-            </w:r>
-          </w:p>
-        </w:tc>
-        <w:tc>
-          <w:tcPr>
-            <w:tcW w:type="dxa" w:w="2340"/>
-          </w:tcPr>
-          <w:p>
-            <w:r>
-              <w:rPr>
-                <w:sz w:val="18"/>
-              </w:rPr>
-              <w:t>Graceful handling, no crash</w:t>
-            </w:r>
-          </w:p>
-        </w:tc>
-        <w:tc>
-          <w:tcPr>
-            <w:tcW w:type="dxa" w:w="2340"/>
-          </w:tcPr>
-          <w:p>
-            <w:r>
-              <w:rPr>
-                <w:sz w:val="18"/>
-              </w:rPr>
-              <w:t>Pass</w:t>
-            </w:r>
-          </w:p>
-        </w:tc>
-      </w:tr>
-      <w:tr>
-        <w:tc>
-          <w:tcPr>
-            <w:tcW w:type="dxa" w:w="2340"/>
-          </w:tcPr>
-          <w:p>
-            <w:r>
-              <w:rPr>
-                <w:sz w:val="18"/>
-              </w:rPr>
-              <w:t>Long Document</w:t>
-            </w:r>
-          </w:p>
-        </w:tc>
-        <w:tc>
-          <w:tcPr>
-            <w:tcW w:type="dxa" w:w="2340"/>
-          </w:tcPr>
-          <w:p>
-            <w:r>
-              <w:rPr>
-                <w:sz w:val="18"/>
-              </w:rPr>
-              <w:t>50,000 char document</w:t>
-            </w:r>
-          </w:p>
-        </w:tc>
-        <w:tc>
-          <w:tcPr>
-            <w:tcW w:type="dxa" w:w="2340"/>
-          </w:tcPr>
-          <w:p>
-            <w:r>
-              <w:rPr>
-                <w:sz w:val="18"/>
-              </w:rPr>
-              <w:t>Chunking + max-pool aggregation</w:t>
-            </w:r>
-          </w:p>
-        </w:tc>
-        <w:tc>
-          <w:tcPr>
-            <w:tcW w:type="dxa" w:w="2340"/>
-          </w:tcPr>
-          <w:p>
-            <w:r>
-              <w:rPr>
-                <w:sz w:val="18"/>
-              </w:rPr>
-              <w:t>Pass</w:t>
-            </w:r>
-          </w:p>
-        </w:tc>
-      </w:tr>
-    </w:tbl>
-    <w:p>
-      <w:pPr>
-        <w:pStyle w:val="Heading2"/>
-      </w:pPr>
-      <w:r>
-        <w:t>4.5  API Testing</w:t>
-      </w:r>
-    </w:p>
-    <w:p>
-      <w:r>
-        <w:t>The API was tested at three levels:</w:t>
-      </w:r>
-    </w:p>
-    <w:p>
-      <w:pPr>
-        <w:pStyle w:val="ListBullet"/>
-      </w:pPr>
-      <w:r>
-        <w:t>test_local.py — Offline model inference (4 test cases)</w:t>
-      </w:r>
-    </w:p>
-    <w:p>
-      <w:pPr>
-        <w:pStyle w:val="ListBullet"/>
-      </w:pPr>
-      <w:r>
-        <w:t>test_api.py — Local server endpoint tests</w:t>
-      </w:r>
-    </w:p>
-    <w:p>
-      <w:pPr>
-        <w:pStyle w:val="ListBullet"/>
-      </w:pPr>
-      <w:r>
-        <w:t>test_deployed_api.py — Cloud Run deployment verification</w:t>
-      </w:r>
-    </w:p>
-    <w:p>
-      <w:r>
-        <w:t>Table 4.5: Test Case Results — API Endpoints</w:t>
-      </w:r>
-    </w:p>
-    <w:tbl>
-      <w:tblPr>
-        <w:tblStyle w:val="TableGrid"/>
-        <w:tblW w:type="auto" w:w="0"/>
-        <w:jc w:val="center"/>
-        <w:tblLook w:firstColumn="1" w:firstRow="1" w:lastColumn="0" w:lastRow="0" w:noHBand="0" w:noVBand="1" w:val="04A0"/>
-      </w:tblPr>
-      <w:tblGrid>
-        <w:gridCol w:w="2340"/>
-        <w:gridCol w:w="2340"/>
-        <w:gridCol w:w="2340"/>
-        <w:gridCol w:w="2340"/>
-      </w:tblGrid>
-      <w:tr>
-        <w:tc>
-          <w:tcPr>
-            <w:tcW w:type="dxa" w:w="2340"/>
-            <w:shd w:fill="000000" w:val="clear"/>
-          </w:tcPr>
-          <w:p>
-            <w:r>
-              <w:rPr>
-                <w:b/>
-                <w:color w:val="FFFFFF"/>
-                <w:sz w:val="18"/>
-              </w:rPr>
-              <w:t>Test</w:t>
-            </w:r>
-          </w:p>
-        </w:tc>
-        <w:tc>
-          <w:tcPr>
-            <w:tcW w:type="dxa" w:w="2340"/>
-            <w:shd w:fill="000000" w:val="clear"/>
-          </w:tcPr>
-          <w:p>
-            <w:r>
-              <w:rPr>
-                <w:b/>
-                <w:color w:val="FFFFFF"/>
-                <w:sz w:val="18"/>
-              </w:rPr>
-              <w:t>Endpoint</w:t>
-            </w:r>
-          </w:p>
-        </w:tc>
-        <w:tc>
-          <w:tcPr>
-            <w:tcW w:type="dxa" w:w="2340"/>
-            <w:shd w:fill="000000" w:val="clear"/>
-          </w:tcPr>
-          <w:p>
-            <w:r>
-              <w:rPr>
-                <w:b/>
-                <w:color w:val="FFFFFF"/>
-                <w:sz w:val="18"/>
-              </w:rPr>
-              <w:t>Expected</w:t>
-            </w:r>
-          </w:p>
-        </w:tc>
-        <w:tc>
-          <w:tcPr>
-            <w:tcW w:type="dxa" w:w="2340"/>
-            <w:shd w:fill="000000" w:val="clear"/>
-          </w:tcPr>
-          <w:p>
-            <w:r>
-              <w:rPr>
-                <w:b/>
-                <w:color w:val="FFFFFF"/>
-                <w:sz w:val="18"/>
-              </w:rPr>
-              <w:t>Result</w:t>
-            </w:r>
-          </w:p>
-        </w:tc>
-      </w:tr>
-      <w:tr>
-        <w:tc>
-          <w:tcPr>
-            <w:tcW w:type="dxa" w:w="2340"/>
-          </w:tcPr>
-          <w:p>
-            <w:r>
-              <w:rPr>
-                <w:sz w:val="18"/>
-              </w:rPr>
-              <w:t>Health Check</w:t>
-            </w:r>
-          </w:p>
-        </w:tc>
-        <w:tc>
-          <w:tcPr>
-            <w:tcW w:type="dxa" w:w="2340"/>
-          </w:tcPr>
-          <w:p>
-            <w:r>
-              <w:rPr>
-                <w:sz w:val="18"/>
-              </w:rPr>
-              <w:t>GET /health</w:t>
-            </w:r>
-          </w:p>
-        </w:tc>
-        <w:tc>
-          <w:tcPr>
-            <w:tcW w:type="dxa" w:w="2340"/>
-          </w:tcPr>
-          <w:p>
-            <w:r>
-              <w:rPr>
-                <w:sz w:val="18"/>
-              </w:rPr>
-              <w:t>200 OK, model_loaded=true</w:t>
-            </w:r>
-          </w:p>
-        </w:tc>
-        <w:tc>
-          <w:tcPr>
-            <w:tcW w:type="dxa" w:w="2340"/>
-          </w:tcPr>
-          <w:p>
-            <w:r>
-              <w:rPr>
-                <w:sz w:val="18"/>
-              </w:rPr>
-              <w:t>Pass</w:t>
-            </w:r>
-          </w:p>
-        </w:tc>
-      </w:tr>
-      <w:tr>
-        <w:tc>
-          <w:tcPr>
-            <w:tcW w:type="dxa" w:w="2340"/>
-          </w:tcPr>
-          <w:p>
-            <w:r>
-              <w:rPr>
-                <w:sz w:val="18"/>
-              </w:rPr>
-              <w:t>Metadata</w:t>
-            </w:r>
-          </w:p>
-        </w:tc>
-        <w:tc>
-          <w:tcPr>
-            <w:tcW w:type="dxa" w:w="2340"/>
-          </w:tcPr>
-          <w:p>
-            <w:r>
-              <w:rPr>
-                <w:sz w:val="18"/>
-              </w:rPr>
-              <w:t>GET /</w:t>
-            </w:r>
-          </w:p>
-        </w:tc>
-        <w:tc>
-          <w:tcPr>
-            <w:tcW w:type="dxa" w:w="2340"/>
-          </w:tcPr>
-          <w:p>
-            <w:r>
-              <w:rPr>
-                <w:sz w:val="18"/>
-              </w:rPr>
-              <w:t>200 OK, version info</w:t>
-            </w:r>
-          </w:p>
-        </w:tc>
-        <w:tc>
-          <w:tcPr>
-            <w:tcW w:type="dxa" w:w="2340"/>
-          </w:tcPr>
-          <w:p>
-            <w:r>
-              <w:rPr>
-                <w:sz w:val="18"/>
-              </w:rPr>
-              <w:t>Pass</w:t>
-            </w:r>
-          </w:p>
-        </w:tc>
-      </w:tr>
-      <w:tr>
-        <w:tc>
-          <w:tcPr>
-            <w:tcW w:type="dxa" w:w="2340"/>
-          </w:tcPr>
-          <w:p>
-            <w:r>
-              <w:rPr>
-                <w:sz w:val="18"/>
-              </w:rPr>
-              <w:t>Analyze (valid)</w:t>
-            </w:r>
-          </w:p>
-        </w:tc>
-        <w:tc>
-          <w:tcPr>
-            <w:tcW w:type="dxa" w:w="2340"/>
-          </w:tcPr>
-          <w:p>
-            <w:r>
-              <w:rPr>
-                <w:sz w:val="18"/>
-              </w:rPr>
-              <w:t>POST /analyze</w:t>
-            </w:r>
-          </w:p>
-        </w:tc>
-        <w:tc>
-          <w:tcPr>
-            <w:tcW w:type="dxa" w:w="2340"/>
-          </w:tcPr>
-          <w:p>
-            <w:r>
-              <w:rPr>
-                <w:sz w:val="18"/>
-              </w:rPr>
-              <w:t>200, gap results</w:t>
-            </w:r>
-          </w:p>
-        </w:tc>
-        <w:tc>
-          <w:tcPr>
-            <w:tcW w:type="dxa" w:w="2340"/>
-          </w:tcPr>
-          <w:p>
-            <w:r>
-              <w:rPr>
-                <w:sz w:val="18"/>
-              </w:rPr>
-              <w:t>Pass</w:t>
-            </w:r>
-          </w:p>
-        </w:tc>
-      </w:tr>
-      <w:tr>
-        <w:tc>
-          <w:tcPr>
-            <w:tcW w:type="dxa" w:w="2340"/>
-          </w:tcPr>
-          <w:p>
-            <w:r>
-              <w:rPr>
-                <w:sz w:val="18"/>
-              </w:rPr>
-              <w:t>Analyze (empty)</w:t>
-            </w:r>
-          </w:p>
-        </w:tc>
-        <w:tc>
-          <w:tcPr>
-            <w:tcW w:type="dxa" w:w="2340"/>
-          </w:tcPr>
-          <w:p>
-            <w:r>
-              <w:rPr>
-                <w:sz w:val="18"/>
-              </w:rPr>
-              <w:t>POST /analyze</w:t>
-            </w:r>
-          </w:p>
-        </w:tc>
-        <w:tc>
-          <w:tcPr>
-            <w:tcW w:type="dxa" w:w="2340"/>
-          </w:tcPr>
-          <w:p>
-            <w:r>
-              <w:rPr>
-                <w:sz w:val="18"/>
-              </w:rPr>
-              <w:t>422 Validation Error</w:t>
-            </w:r>
-          </w:p>
-        </w:tc>
-        <w:tc>
-          <w:tcPr>
-            <w:tcW w:type="dxa" w:w="2340"/>
-          </w:tcPr>
-          <w:p>
-            <w:r>
-              <w:rPr>
-                <w:sz w:val="18"/>
-              </w:rPr>
-              <w:t>Pass</w:t>
-            </w:r>
-          </w:p>
-        </w:tc>
-      </w:tr>
-      <w:tr>
-        <w:tc>
-          <w:tcPr>
-            <w:tcW w:type="dxa" w:w="2340"/>
-          </w:tcPr>
-          <w:p>
-            <w:r>
-              <w:rPr>
-                <w:sz w:val="18"/>
-              </w:rPr>
-              <w:t>Analyze (too long)</w:t>
-            </w:r>
-          </w:p>
-        </w:tc>
-        <w:tc>
-          <w:tcPr>
-            <w:tcW w:type="dxa" w:w="2340"/>
-          </w:tcPr>
-          <w:p>
-            <w:r>
-              <w:rPr>
-                <w:sz w:val="18"/>
-              </w:rPr>
-              <w:t>POST /analyze</w:t>
-            </w:r>
-          </w:p>
-        </w:tc>
-        <w:tc>
-          <w:tcPr>
-            <w:tcW w:type="dxa" w:w="2340"/>
-          </w:tcPr>
-          <w:p>
-            <w:r>
-              <w:rPr>
-                <w:sz w:val="18"/>
-              </w:rPr>
-              <w:t>422, text &gt; 50K</w:t>
-            </w:r>
-          </w:p>
-        </w:tc>
-        <w:tc>
-          <w:tcPr>
-            <w:tcW w:type="dxa" w:w="2340"/>
-          </w:tcPr>
-          <w:p>
-            <w:r>
-              <w:rPr>
-                <w:sz w:val="18"/>
-              </w:rPr>
-              <w:t>Pass</w:t>
-            </w:r>
-          </w:p>
-        </w:tc>
-      </w:tr>
-      <w:tr>
-        <w:tc>
-          <w:tcPr>
-            <w:tcW w:type="dxa" w:w="2340"/>
-          </w:tcPr>
-          <w:p>
-            <w:r>
-              <w:rPr>
-                <w:sz w:val="18"/>
-              </w:rPr>
-              <w:t>Invalid endpoint</w:t>
-            </w:r>
-          </w:p>
-        </w:tc>
-        <w:tc>
-          <w:tcPr>
-            <w:tcW w:type="dxa" w:w="2340"/>
-          </w:tcPr>
-          <w:p>
-            <w:r>
-              <w:rPr>
-                <w:sz w:val="18"/>
-              </w:rPr>
-              <w:t>GET /invalid</w:t>
-            </w:r>
-          </w:p>
-        </w:tc>
-        <w:tc>
-          <w:tcPr>
-            <w:tcW w:type="dxa" w:w="2340"/>
-          </w:tcPr>
-          <w:p>
-            <w:r>
-              <w:rPr>
-                <w:sz w:val="18"/>
-              </w:rPr>
-              <w:t>404 Not Found</w:t>
-            </w:r>
-          </w:p>
-        </w:tc>
-        <w:tc>
-          <w:tcPr>
-            <w:tcW w:type="dxa" w:w="2340"/>
-          </w:tcPr>
-          <w:p>
-            <w:r>
-              <w:rPr>
-                <w:sz w:val="18"/>
-              </w:rPr>
-              <w:t>Pass</w:t>
-            </w:r>
-          </w:p>
-        </w:tc>
-      </w:tr>
-    </w:tbl>
-    <w:p>
-      <w:pPr>
-        <w:pStyle w:val="Heading2"/>
-      </w:pPr>
-      <w:r>
-        <w:t>4.6  Performance Metrics</w:t>
-      </w:r>
-    </w:p>
-    <w:p>
-      <w:pPr>
-        <w:pStyle w:val="ListBullet"/>
-      </w:pPr>
-      <w:r>
-        <w:t>Model inference time: &lt;500 ms per document (CPU)</w:t>
-      </w:r>
-    </w:p>
-    <w:p>
-      <w:pPr>
-        <w:pStyle w:val="ListBullet"/>
-      </w:pPr>
-      <w:r>
-        <w:t>API response time: &lt;1 second end-to-end</w:t>
-      </w:r>
-    </w:p>
-    <w:p>
-      <w:pPr>
-        <w:pStyle w:val="ListBullet"/>
-      </w:pPr>
-      <w:r>
-        <w:t>Cold start: ~30–60 seconds (model download from GCS)</w:t>
-      </w:r>
-    </w:p>
-    <w:p>
-      <w:pPr>
-        <w:pStyle w:val="ListBullet"/>
-      </w:pPr>
-      <w:r>
-        <w:t>Warm inference: consistent sub-second on subsequent requests</w:t>
-      </w:r>
-    </w:p>
-    <w:p>
-      <w:pPr>
-        <w:pStyle w:val="ListBullet"/>
-      </w:pPr>
-      <w:r>
-        <w:t>Document support: up to 50,000 characters per request</w:t>
-      </w:r>
-    </w:p>
-    <w:p>
-      <w:pPr>
-        <w:pStyle w:val="Heading2"/>
-      </w:pPr>
-      <w:r>
-        <w:t>4.7  Compliance Score Validation</w:t>
-      </w:r>
-    </w:p>
-    <w:p>
-      <w:r>
-        <w:t>The AI model’s compliance scoring was validated by analyzing documents with known compliance levels. Below are results showing the percentage scores generated by the system for compliant and non-compliant documents.</w:t>
+        <w:t>Figure 4.8: Analysis Result — Compliant Document (High Score)</w:t>
+      </w:r>
+    </w:p>
+    <w:p>
+      <w:r>
+        <w:t>The above shows the system’s analysis of a well-structured policy that meets most NCA ECC requirements, resulting in a high compliance percentage.</w:t>
       </w:r>
     </w:p>
     <w:p>
@@ -10675,7 +10705,7 @@
               <a:graphicData uri="http://schemas.openxmlformats.org/drawingml/2006/picture">
                 <pic:pic>
                   <pic:nvPicPr>
-                    <pic:cNvPr id="0" name="fig_3_17_analysis_compliant.png"/>
+                    <pic:cNvPr id="0" name="fig_3_18_analysis_non_compliant.png"/>
                     <pic:cNvPicPr/>
                   </pic:nvPicPr>
                   <pic:blipFill>
@@ -10707,62 +10737,6 @@
           <w:b/>
           <w:sz w:val="18"/>
         </w:rPr>
-        <w:t>Figure 4.8: Analysis Result — Compliant Document (High Score)</w:t>
-      </w:r>
-    </w:p>
-    <w:p>
-      <w:r>
-        <w:t>The above shows the system’s analysis of a well-structured policy that meets most NCA ECC requirements, resulting in a high compliance percentage.</w:t>
-      </w:r>
-    </w:p>
-    <w:p>
-      <w:pPr>
-        <w:jc w:val="center"/>
-      </w:pPr>
-      <w:r>
-        <w:drawing>
-          <wp:inline xmlns:a="http://schemas.openxmlformats.org/drawingml/2006/main" xmlns:pic="http://schemas.openxmlformats.org/drawingml/2006/picture">
-            <wp:extent cx="5486400" cy="3124200"/>
-            <wp:docPr id="35" name="Picture 35"/>
-            <wp:cNvGraphicFramePr>
-              <a:graphicFrameLocks noChangeAspect="1"/>
-            </wp:cNvGraphicFramePr>
-            <a:graphic>
-              <a:graphicData uri="http://schemas.openxmlformats.org/drawingml/2006/picture">
-                <pic:pic>
-                  <pic:nvPicPr>
-                    <pic:cNvPr id="0" name="fig_3_18_analysis_non_compliant.png"/>
-                    <pic:cNvPicPr/>
-                  </pic:nvPicPr>
-                  <pic:blipFill>
-                    <a:blip r:embed="rId29"/>
-                    <a:stretch>
-                      <a:fillRect/>
-                    </a:stretch>
-                  </pic:blipFill>
-                  <pic:spPr>
-                    <a:xfrm>
-                      <a:off x="0" y="0"/>
-                      <a:ext cx="5486400" cy="3124200"/>
-                    </a:xfrm>
-                    <a:prstGeom prst="rect"/>
-                  </pic:spPr>
-                </pic:pic>
-              </a:graphicData>
-            </a:graphic>
-          </wp:inline>
-        </w:drawing>
-      </w:r>
-    </w:p>
-    <w:p>
-      <w:pPr>
-        <w:jc w:val="center"/>
-      </w:pPr>
-      <w:r>
-        <w:rPr>
-          <w:b/>
-          <w:sz w:val="18"/>
-        </w:rPr>
         <w:t>Figure 4.9: Analysis Result — Non-Compliant Document (Low Score)</w:t>
       </w:r>
     </w:p>
@@ -11091,7 +11065,7 @@
         <w:pStyle w:val="ListBullet"/>
       </w:pPr>
       <w:r>
-        <w:t>Fine-tuned XLM-RoBERTa-base model (evolved from mBERT baseline) achieving test Macro F1 of 0.6037</w:t>
+        <w:t>Fine-tuned mDeBERTa-v3-base model (evolved from mBERT baseline) achieving test Macro F1 of 0.6037</w:t>
       </w:r>
     </w:p>
     <w:p>
@@ -11147,7 +11121,7 @@
         <w:pStyle w:val="ListBullet"/>
       </w:pPr>
       <w:r>
-        <w:t>XLM-RoBERTa's SentencePiece tokenizer (250k vocab, 2.5 TB pre-training) significantly outperforms mBERT for bilingual Arabic/English compliance text.</w:t>
+        <w:t>mDeBERTa-v3's SentencePiece tokenizer (128k vocab, CC100 pre-training) with disentangled attention significantly outperforms mBERT for bilingual Arabic/English compliance text.</w:t>
       </w:r>
     </w:p>
     <w:p>
@@ -11163,7 +11137,7 @@
         <w:pStyle w:val="ListBullet"/>
       </w:pPr>
       <w:r>
-        <w:t>Model evolution from mBERT to XLM-RoBERTa was necessary: mBERT's shared 110k WordPiece vocabulary failed to capture Arabic regulatory nuances.</w:t>
+        <w:t>Model evolution from mBERT to mDeBERTa-v3 was necessary: mBERT's shared 110k WordPiece vocabulary failed to capture Arabic regulatory nuances.</w:t>
       </w:r>
     </w:p>
     <w:p>
@@ -11243,7 +11217,7 @@
         <w:pStyle w:val="ListBullet"/>
       </w:pPr>
       <w:r>
-        <w:t>Model Size: XLM-RoBERTa (~1.1 GB) requires Docker optimization for Cloud Run.</w:t>
+        <w:t>Model Size: mDeBERTa-v3 (~350 MB) requires Docker optimization for Cloud Run.</w:t>
       </w:r>
     </w:p>
     <w:p>

--- a/docs/reports/GP2_Report_AICG_v4.docx
+++ b/docs/reports/GP2_Report_AICG_v4.docx
@@ -577,8 +577,521 @@
       </w:r>
     </w:p>
     <w:p>
-      <w:r>
-        <w:t>[Generate automatically in Word: References → Table of Contents]</w:t>
+      <w:pPr>
+        <w:spacing w:before="40" w:after="40"/>
+        <w:ind w:left="0"/>
+      </w:pPr>
+      <w:r>
+        <w:rPr>
+          <w:rFonts w:ascii="Times New Roman" w:hAnsi="Times New Roman"/>
+          <w:b/>
+          <w:sz w:val="24"/>
+        </w:rPr>
+        <w:t>1  Introduction</w:t>
+      </w:r>
+    </w:p>
+    <w:p>
+      <w:pPr>
+        <w:spacing w:before="40" w:after="40"/>
+        <w:ind w:left="576"/>
+      </w:pPr>
+      <w:r>
+        <w:rPr>
+          <w:rFonts w:ascii="Times New Roman" w:hAnsi="Times New Roman"/>
+          <w:b w:val="0"/>
+          <w:sz w:val="22"/>
+        </w:rPr>
+        <w:t>1.1  Background</w:t>
+      </w:r>
+    </w:p>
+    <w:p>
+      <w:pPr>
+        <w:spacing w:before="40" w:after="40"/>
+        <w:ind w:left="576"/>
+      </w:pPr>
+      <w:r>
+        <w:rPr>
+          <w:rFonts w:ascii="Times New Roman" w:hAnsi="Times New Roman"/>
+          <w:b w:val="0"/>
+          <w:sz w:val="22"/>
+        </w:rPr>
+        <w:t>1.2  Problem Definition &amp; Objectives</w:t>
+      </w:r>
+    </w:p>
+    <w:p>
+      <w:pPr>
+        <w:spacing w:before="40" w:after="40"/>
+        <w:ind w:left="576"/>
+      </w:pPr>
+      <w:r>
+        <w:rPr>
+          <w:rFonts w:ascii="Times New Roman" w:hAnsi="Times New Roman"/>
+          <w:b w:val="0"/>
+          <w:sz w:val="22"/>
+        </w:rPr>
+        <w:t>1.3  Project Contribution</w:t>
+      </w:r>
+    </w:p>
+    <w:p>
+      <w:pPr>
+        <w:spacing w:before="40" w:after="40"/>
+        <w:ind w:left="576"/>
+      </w:pPr>
+      <w:r>
+        <w:rPr>
+          <w:rFonts w:ascii="Times New Roman" w:hAnsi="Times New Roman"/>
+          <w:b w:val="0"/>
+          <w:sz w:val="22"/>
+        </w:rPr>
+        <w:t>1.4  Structure of the Project</w:t>
+      </w:r>
+    </w:p>
+    <w:p>
+      <w:pPr>
+        <w:spacing w:before="40" w:after="40"/>
+        <w:ind w:left="0"/>
+      </w:pPr>
+      <w:r>
+        <w:rPr>
+          <w:rFonts w:ascii="Times New Roman" w:hAnsi="Times New Roman"/>
+          <w:b/>
+          <w:sz w:val="24"/>
+        </w:rPr>
+        <w:t>2  Literature Review or Related Work</w:t>
+      </w:r>
+    </w:p>
+    <w:p>
+      <w:pPr>
+        <w:spacing w:before="40" w:after="40"/>
+        <w:ind w:left="576"/>
+      </w:pPr>
+      <w:r>
+        <w:rPr>
+          <w:rFonts w:ascii="Times New Roman" w:hAnsi="Times New Roman"/>
+          <w:b w:val="0"/>
+          <w:sz w:val="22"/>
+        </w:rPr>
+        <w:t>2.1  Summary and Comparison of Studies</w:t>
+      </w:r>
+    </w:p>
+    <w:p>
+      <w:pPr>
+        <w:spacing w:before="40" w:after="40"/>
+        <w:ind w:left="0"/>
+      </w:pPr>
+      <w:r>
+        <w:rPr>
+          <w:rFonts w:ascii="Times New Roman" w:hAnsi="Times New Roman"/>
+          <w:b/>
+          <w:sz w:val="24"/>
+        </w:rPr>
+        <w:t>3  Solution Approach / Methodology</w:t>
+      </w:r>
+    </w:p>
+    <w:p>
+      <w:pPr>
+        <w:spacing w:before="40" w:after="40"/>
+        <w:ind w:left="576"/>
+      </w:pPr>
+      <w:r>
+        <w:rPr>
+          <w:rFonts w:ascii="Times New Roman" w:hAnsi="Times New Roman"/>
+          <w:b w:val="0"/>
+          <w:sz w:val="22"/>
+        </w:rPr>
+        <w:t>3.1  Overall Approach</w:t>
+      </w:r>
+    </w:p>
+    <w:p>
+      <w:pPr>
+        <w:spacing w:before="40" w:after="40"/>
+        <w:ind w:left="576"/>
+      </w:pPr>
+      <w:r>
+        <w:rPr>
+          <w:rFonts w:ascii="Times New Roman" w:hAnsi="Times New Roman"/>
+          <w:b w:val="0"/>
+          <w:sz w:val="22"/>
+        </w:rPr>
+        <w:t>3.2  Methodology Details</w:t>
+      </w:r>
+    </w:p>
+    <w:p>
+      <w:pPr>
+        <w:spacing w:before="40" w:after="40"/>
+        <w:ind w:left="1152"/>
+      </w:pPr>
+      <w:r>
+        <w:rPr>
+          <w:rFonts w:ascii="Times New Roman" w:hAnsi="Times New Roman"/>
+          <w:b w:val="0"/>
+          <w:sz w:val="20"/>
+        </w:rPr>
+        <w:t>3.2.1  Technology Stack</w:t>
+      </w:r>
+    </w:p>
+    <w:p>
+      <w:pPr>
+        <w:spacing w:before="40" w:after="40"/>
+        <w:ind w:left="1152"/>
+      </w:pPr>
+      <w:r>
+        <w:rPr>
+          <w:rFonts w:ascii="Times New Roman" w:hAnsi="Times New Roman"/>
+          <w:b w:val="0"/>
+          <w:sz w:val="20"/>
+        </w:rPr>
+        <w:t>3.2.2  Data Collection</w:t>
+      </w:r>
+    </w:p>
+    <w:p>
+      <w:pPr>
+        <w:spacing w:before="40" w:after="40"/>
+        <w:ind w:left="1152"/>
+      </w:pPr>
+      <w:r>
+        <w:rPr>
+          <w:rFonts w:ascii="Times New Roman" w:hAnsi="Times New Roman"/>
+          <w:b w:val="0"/>
+          <w:sz w:val="20"/>
+        </w:rPr>
+        <w:t>3.2.3  AI Model Development</w:t>
+      </w:r>
+    </w:p>
+    <w:p>
+      <w:pPr>
+        <w:spacing w:before="40" w:after="40"/>
+        <w:ind w:left="1152"/>
+      </w:pPr>
+      <w:r>
+        <w:rPr>
+          <w:rFonts w:ascii="Times New Roman" w:hAnsi="Times New Roman"/>
+          <w:b w:val="0"/>
+          <w:sz w:val="20"/>
+        </w:rPr>
+        <w:t>3.2.4  Backend API Development</w:t>
+      </w:r>
+    </w:p>
+    <w:p>
+      <w:pPr>
+        <w:spacing w:before="40" w:after="40"/>
+        <w:ind w:left="1152"/>
+      </w:pPr>
+      <w:r>
+        <w:rPr>
+          <w:rFonts w:ascii="Times New Roman" w:hAnsi="Times New Roman"/>
+          <w:b w:val="0"/>
+          <w:sz w:val="20"/>
+        </w:rPr>
+        <w:t>3.2.5  Frontend Web Application</w:t>
+      </w:r>
+    </w:p>
+    <w:p>
+      <w:pPr>
+        <w:spacing w:before="40" w:after="40"/>
+        <w:ind w:left="1152"/>
+      </w:pPr>
+      <w:r>
+        <w:rPr>
+          <w:rFonts w:ascii="Times New Roman" w:hAnsi="Times New Roman"/>
+          <w:b w:val="0"/>
+          <w:sz w:val="20"/>
+        </w:rPr>
+        <w:t>3.2.6  Database Design</w:t>
+      </w:r>
+    </w:p>
+    <w:p>
+      <w:pPr>
+        <w:spacing w:before="40" w:after="40"/>
+        <w:ind w:left="576"/>
+      </w:pPr>
+      <w:r>
+        <w:rPr>
+          <w:rFonts w:ascii="Times New Roman" w:hAnsi="Times New Roman"/>
+          <w:b w:val="0"/>
+          <w:sz w:val="22"/>
+        </w:rPr>
+        <w:t>3.3  System Modeling Diagrams</w:t>
+      </w:r>
+    </w:p>
+    <w:p>
+      <w:pPr>
+        <w:spacing w:before="40" w:after="40"/>
+        <w:ind w:left="576"/>
+      </w:pPr>
+      <w:r>
+        <w:rPr>
+          <w:rFonts w:ascii="Times New Roman" w:hAnsi="Times New Roman"/>
+          <w:b w:val="0"/>
+          <w:sz w:val="22"/>
+        </w:rPr>
+        <w:t>3.4  Operational Logic &amp; Scenarios</w:t>
+      </w:r>
+    </w:p>
+    <w:p>
+      <w:pPr>
+        <w:spacing w:before="40" w:after="40"/>
+        <w:ind w:left="576"/>
+      </w:pPr>
+      <w:r>
+        <w:rPr>
+          <w:rFonts w:ascii="Times New Roman" w:hAnsi="Times New Roman"/>
+          <w:b w:val="0"/>
+          <w:sz w:val="22"/>
+        </w:rPr>
+        <w:t>3.5  Prototype Design</w:t>
+      </w:r>
+    </w:p>
+    <w:p>
+      <w:pPr>
+        <w:spacing w:before="40" w:after="40"/>
+        <w:ind w:left="576"/>
+      </w:pPr>
+      <w:r>
+        <w:rPr>
+          <w:rFonts w:ascii="Times New Roman" w:hAnsi="Times New Roman"/>
+          <w:b w:val="0"/>
+          <w:sz w:val="22"/>
+        </w:rPr>
+        <w:t>3.6  Security &amp; Privacy Threat Modeling</w:t>
+      </w:r>
+    </w:p>
+    <w:p>
+      <w:pPr>
+        <w:spacing w:before="40" w:after="40"/>
+        <w:ind w:left="0"/>
+      </w:pPr>
+      <w:r>
+        <w:rPr>
+          <w:rFonts w:ascii="Times New Roman" w:hAnsi="Times New Roman"/>
+          <w:b/>
+          <w:sz w:val="24"/>
+        </w:rPr>
+        <w:t>4  Testing and Evaluation</w:t>
+      </w:r>
+    </w:p>
+    <w:p>
+      <w:pPr>
+        <w:spacing w:before="40" w:after="40"/>
+        <w:ind w:left="576"/>
+      </w:pPr>
+      <w:r>
+        <w:rPr>
+          <w:rFonts w:ascii="Times New Roman" w:hAnsi="Times New Roman"/>
+          <w:b w:val="0"/>
+          <w:sz w:val="22"/>
+        </w:rPr>
+        <w:t>4.1  Dataset Analysis</w:t>
+      </w:r>
+    </w:p>
+    <w:p>
+      <w:pPr>
+        <w:spacing w:before="40" w:after="40"/>
+        <w:ind w:left="576"/>
+      </w:pPr>
+      <w:r>
+        <w:rPr>
+          <w:rFonts w:ascii="Times New Roman" w:hAnsi="Times New Roman"/>
+          <w:b w:val="0"/>
+          <w:sz w:val="22"/>
+        </w:rPr>
+        <w:t>4.2  Model Training Results</w:t>
+      </w:r>
+    </w:p>
+    <w:p>
+      <w:pPr>
+        <w:spacing w:before="40" w:after="40"/>
+        <w:ind w:left="576"/>
+      </w:pPr>
+      <w:r>
+        <w:rPr>
+          <w:rFonts w:ascii="Times New Roman" w:hAnsi="Times New Roman"/>
+          <w:b w:val="0"/>
+          <w:sz w:val="22"/>
+        </w:rPr>
+        <w:t>4.3  Test Set Evaluation</w:t>
+      </w:r>
+    </w:p>
+    <w:p>
+      <w:pPr>
+        <w:spacing w:before="40" w:after="40"/>
+        <w:ind w:left="576"/>
+      </w:pPr>
+      <w:r>
+        <w:rPr>
+          <w:rFonts w:ascii="Times New Roman" w:hAnsi="Times New Roman"/>
+          <w:b w:val="0"/>
+          <w:sz w:val="22"/>
+        </w:rPr>
+        <w:t>4.4  Model Inference Testing</w:t>
+      </w:r>
+    </w:p>
+    <w:p>
+      <w:pPr>
+        <w:spacing w:before="40" w:after="40"/>
+        <w:ind w:left="576"/>
+      </w:pPr>
+      <w:r>
+        <w:rPr>
+          <w:rFonts w:ascii="Times New Roman" w:hAnsi="Times New Roman"/>
+          <w:b w:val="0"/>
+          <w:sz w:val="22"/>
+        </w:rPr>
+        <w:t>4.5  API Testing</w:t>
+      </w:r>
+    </w:p>
+    <w:p>
+      <w:pPr>
+        <w:spacing w:before="40" w:after="40"/>
+        <w:ind w:left="576"/>
+      </w:pPr>
+      <w:r>
+        <w:rPr>
+          <w:rFonts w:ascii="Times New Roman" w:hAnsi="Times New Roman"/>
+          <w:b w:val="0"/>
+          <w:sz w:val="22"/>
+        </w:rPr>
+        <w:t>4.6  Performance Metrics</w:t>
+      </w:r>
+    </w:p>
+    <w:p>
+      <w:pPr>
+        <w:spacing w:before="40" w:after="40"/>
+        <w:ind w:left="576"/>
+      </w:pPr>
+      <w:r>
+        <w:rPr>
+          <w:rFonts w:ascii="Times New Roman" w:hAnsi="Times New Roman"/>
+          <w:b w:val="0"/>
+          <w:sz w:val="22"/>
+        </w:rPr>
+        <w:t>4.7  Compliance Score Validation</w:t>
+      </w:r>
+    </w:p>
+    <w:p>
+      <w:pPr>
+        <w:spacing w:before="40" w:after="40"/>
+        <w:ind w:left="576"/>
+      </w:pPr>
+      <w:r>
+        <w:rPr>
+          <w:rFonts w:ascii="Times New Roman" w:hAnsi="Times New Roman"/>
+          <w:b w:val="0"/>
+          <w:sz w:val="22"/>
+        </w:rPr>
+        <w:t>4.8  Usability Evaluation</w:t>
+      </w:r>
+    </w:p>
+    <w:p>
+      <w:pPr>
+        <w:spacing w:before="40" w:after="40"/>
+        <w:ind w:left="0"/>
+      </w:pPr>
+      <w:r>
+        <w:rPr>
+          <w:rFonts w:ascii="Times New Roman" w:hAnsi="Times New Roman"/>
+          <w:b/>
+          <w:sz w:val="24"/>
+        </w:rPr>
+        <w:t>5  Conclusion</w:t>
+      </w:r>
+    </w:p>
+    <w:p>
+      <w:pPr>
+        <w:spacing w:before="40" w:after="40"/>
+        <w:ind w:left="576"/>
+      </w:pPr>
+      <w:r>
+        <w:rPr>
+          <w:rFonts w:ascii="Times New Roman" w:hAnsi="Times New Roman"/>
+          <w:b w:val="0"/>
+          <w:sz w:val="22"/>
+        </w:rPr>
+        <w:t>5.1  Summary of Achievements in Graduation Project 2</w:t>
+      </w:r>
+    </w:p>
+    <w:p>
+      <w:pPr>
+        <w:spacing w:before="40" w:after="40"/>
+        <w:ind w:left="576"/>
+      </w:pPr>
+      <w:r>
+        <w:rPr>
+          <w:rFonts w:ascii="Times New Roman" w:hAnsi="Times New Roman"/>
+          <w:b w:val="0"/>
+          <w:sz w:val="22"/>
+        </w:rPr>
+        <w:t>5.2  Key Findings</w:t>
+      </w:r>
+    </w:p>
+    <w:p>
+      <w:pPr>
+        <w:spacing w:before="40" w:after="40"/>
+        <w:ind w:left="576"/>
+      </w:pPr>
+      <w:r>
+        <w:rPr>
+          <w:rFonts w:ascii="Times New Roman" w:hAnsi="Times New Roman"/>
+          <w:b w:val="0"/>
+          <w:sz w:val="22"/>
+        </w:rPr>
+        <w:t>5.3  Challenges Encountered</w:t>
+      </w:r>
+    </w:p>
+    <w:p>
+      <w:pPr>
+        <w:spacing w:before="40" w:after="40"/>
+        <w:ind w:left="576"/>
+      </w:pPr>
+      <w:r>
+        <w:rPr>
+          <w:rFonts w:ascii="Times New Roman" w:hAnsi="Times New Roman"/>
+          <w:b w:val="0"/>
+          <w:sz w:val="22"/>
+        </w:rPr>
+        <w:t>5.4  Lessons Learned</w:t>
+      </w:r>
+    </w:p>
+    <w:p>
+      <w:pPr>
+        <w:spacing w:before="40" w:after="40"/>
+        <w:ind w:left="576"/>
+      </w:pPr>
+      <w:r>
+        <w:rPr>
+          <w:rFonts w:ascii="Times New Roman" w:hAnsi="Times New Roman"/>
+          <w:b w:val="0"/>
+          <w:sz w:val="22"/>
+        </w:rPr>
+        <w:t>5.5  Future Work</w:t>
+      </w:r>
+    </w:p>
+    <w:p>
+      <w:pPr>
+        <w:spacing w:before="40" w:after="40"/>
+        <w:ind w:left="576"/>
+      </w:pPr>
+      <w:r>
+        <w:rPr>
+          <w:rFonts w:ascii="Times New Roman" w:hAnsi="Times New Roman"/>
+          <w:b w:val="0"/>
+          <w:sz w:val="22"/>
+        </w:rPr>
+        <w:t>5.6  Final Summary</w:t>
+      </w:r>
+    </w:p>
+    <w:p>
+      <w:pPr>
+        <w:spacing w:before="40" w:after="40"/>
+        <w:ind w:left="0"/>
+      </w:pPr>
+      <w:r>
+        <w:rPr>
+          <w:rFonts w:ascii="Times New Roman" w:hAnsi="Times New Roman"/>
+          <w:b/>
+          <w:sz w:val="24"/>
+        </w:rPr>
+        <w:t>References</w:t>
       </w:r>
     </w:p>
     <w:p>

--- a/docs/reports/GP2_Report_AICG_v4.docx
+++ b/docs/reports/GP2_Report_AICG_v4.docx
@@ -6249,7 +6249,7 @@
       <w:r>
         <w:drawing>
           <wp:inline xmlns:a="http://schemas.openxmlformats.org/drawingml/2006/main" xmlns:pic="http://schemas.openxmlformats.org/drawingml/2006/picture">
-            <wp:extent cx="5486400" cy="3420932"/>
+            <wp:extent cx="5486400" cy="3614569"/>
             <wp:docPr id="11" name="Picture 11"/>
             <wp:cNvGraphicFramePr>
               <a:graphicFrameLocks noChangeAspect="1"/>
@@ -6270,7 +6270,7 @@
                   <pic:spPr>
                     <a:xfrm>
                       <a:off x="0" y="0"/>
-                      <a:ext cx="5486400" cy="3420932"/>
+                      <a:ext cx="5486400" cy="3614569"/>
                     </a:xfrm>
                     <a:prstGeom prst="rect"/>
                   </pic:spPr>
